--- a/programs/leadership-updates/2026-08-am-squad-leadership-update/deliverables/AM-Squad-Leadership-Briefing-Aug2026.docx
+++ b/programs/leadership-updates/2026-08-am-squad-leadership-update/deliverables/AM-Squad-Leadership-Briefing-Aug2026.docx
@@ -2,177 +2,1947 @@
 <file path=word/document.xml><?xml version="1.0" encoding="utf-8"?>
 <w:document xmlns:wpc="http://schemas.microsoft.com/office/word/2010/wordprocessingCanvas" xmlns:cx="http://schemas.microsoft.com/office/drawing/2014/chartex" xmlns:cx1="http://schemas.microsoft.com/office/drawing/2015/9/8/chartex" xmlns:cx2="http://schemas.microsoft.com/office/drawing/2015/10/21/chartex" xmlns:cx3="http://schemas.microsoft.com/office/drawing/2016/5/9/chartex" xmlns:cx4="http://schemas.microsoft.com/office/drawing/2016/5/10/chartex" xmlns:cx5="http://schemas.microsoft.com/office/drawing/2016/5/11/chartex" xmlns:cx6="http://schemas.microsoft.com/office/drawing/2016/5/12/chartex" xmlns:cx7="http://schemas.microsoft.com/office/drawing/2016/5/13/chartex" xmlns:cx8="http://schemas.microsoft.com/office/drawing/2016/5/14/chartex" xmlns:mc="http://schemas.openxmlformats.org/markup-compatibility/2006" xmlns:aink="http://schemas.microsoft.com/office/drawing/2016/ink" xmlns:am3d="http://schemas.microsoft.com/office/drawing/2017/model3d" xmlns:o="urn:schemas-microsoft-com:office:office" xmlns:oel="http://schemas.microsoft.com/office/2019/extlst" xmlns:r="http://schemas.openxmlformats.org/officeDocument/2006/relationships" xmlns:m="http://schemas.openxmlformats.org/officeDocument/2006/math" xmlns:v="urn:schemas-microsoft-com:vml" xmlns:wp14="http://schemas.microsoft.com/office/word/2010/wordprocessingDrawing" xmlns:wp="http://schemas.openxmlformats.org/drawingml/2006/wordprocessingDrawing" xmlns:w10="urn:schemas-microsoft-com:office:word" xmlns:w="http://schemas.openxmlformats.org/wordprocessingml/2006/main" xmlns:w14="http://schemas.microsoft.com/office/word/2010/wordml" xmlns:w15="http://schemas.microsoft.com/office/word/2012/wordml" xmlns:w16cex="http://schemas.microsoft.com/office/word/2018/wordml/cex" xmlns:w16cid="http://schemas.microsoft.com/office/word/2016/wordml/cid" xmlns:w16="http://schemas.microsoft.com/office/word/2018/wordml" xmlns:w16du="http://schemas.microsoft.com/office/word/2023/wordml/word16du" xmlns:w16sdtdh="http://schemas.microsoft.com/office/word/2020/wordml/sdtdatahash" xmlns:w16sdtfl="http://schemas.microsoft.com/office/word/2024/wordml/sdtformatlock" xmlns:w16se="http://schemas.microsoft.com/office/word/2015/wordml/symex" xmlns:wpg="http://schemas.microsoft.com/office/word/2010/wordprocessingGroup" xmlns:wpi="http://schemas.microsoft.com/office/word/2010/wordprocessingInk" xmlns:wne="http://schemas.microsoft.com/office/word/2006/wordml" xmlns:wps="http://schemas.microsoft.com/office/word/2010/wordprocessingShape" mc:Ignorable="w14 w15 w16se w16cid w16 w16cex w16sdtdh w16sdtfl w16du wp14">
   <w:body>
+    <w:p/>
     <w:p>
-      <w:pPr>
-        <w:rPr>
-          <w:rFonts w:hint="eastAsia"/>
-        </w:rPr>
-      </w:pPr>
-    </w:p>
-    <w:p>
-      <w:pPr>
-        <w:rPr>
-          <w:rFonts w:hint="eastAsia"/>
-        </w:rPr>
-      </w:pPr>
-    </w:p>
-    <w:p>
-      <w:pPr>
-        <w:rPr>
-          <w:rFonts w:hint="eastAsia"/>
-        </w:rPr>
-      </w:pPr>
-    </w:p>
-    <w:p>
-      <w:pPr>
-        <w:rPr>
-          <w:rFonts w:hint="eastAsia"/>
-        </w:rPr>
-      </w:pPr>
-    </w:p>
-    <w:p>
-      <w:pPr>
-        <w:rPr>
-          <w:rFonts w:hint="eastAsia"/>
-        </w:rPr>
-      </w:pPr>
-    </w:p>
-    <w:p>
-      <w:pPr>
-        <w:rPr>
-          <w:rFonts w:hint="eastAsia"/>
-        </w:rPr>
-      </w:pPr>
-    </w:p>
-    <w:p>
-      <w:pPr>
-        <w:jc w:val="center"/>
-        <w:rPr>
-          <w:rFonts w:hint="eastAsia"/>
-        </w:rPr>
-      </w:pPr>
       <w:r>
         <w:rPr>
           <w:b/>
           <w:color w:val="003241"/>
-          <w:sz w:val="56"/>
+          <w:sz w:val="48"/>
         </w:rPr>
         <w:t>QA Automation — AM Squad Leadership Update</w:t>
       </w:r>
     </w:p>
     <w:p>
-      <w:pPr>
-        <w:jc w:val="center"/>
-        <w:rPr>
-          <w:rFonts w:hint="eastAsia"/>
-        </w:rPr>
-      </w:pPr>
       <w:r>
         <w:rPr>
-          <w:color w:val="026B84"/>
-          <w:sz w:val="32"/>
+          <w:color w:val="00B388"/>
+          <w:sz w:val="28"/>
         </w:rPr>
         <w:t>April – August 2026</w:t>
       </w:r>
     </w:p>
+    <w:p/>
+    <w:tbl>
+      <w:tblPr>
+        <w:tblStyle w:val="TableGrid"/>
+        <w:tblW w:w="0" w:type="auto"/>
+        <w:tblLook w:val="04A0" w:firstRow="1" w:lastRow="0" w:firstColumn="1" w:lastColumn="0" w:noHBand="0" w:noVBand="1"/>
+      </w:tblPr>
+      <w:tblGrid>
+        <w:gridCol w:w="4320"/>
+        <w:gridCol w:w="4320"/>
+      </w:tblGrid>
+      <w:tr>
+        <w:tc>
+          <w:tcPr>
+            <w:tcW w:w="4320" w:type="dxa"/>
+            <w:shd w:val="clear" w:color="auto" w:fill="F0F4F8"/>
+          </w:tcPr>
+          <w:p>
+            <w:r>
+              <w:rPr>
+                <w:b/>
+                <w:sz w:val="20"/>
+              </w:rPr>
+              <w:t>Prepared by</w:t>
+            </w:r>
+          </w:p>
+        </w:tc>
+        <w:tc>
+          <w:tcPr>
+            <w:tcW w:w="4320" w:type="dxa"/>
+          </w:tcPr>
+          <w:p>
+            <w:r>
+              <w:rPr>
+                <w:sz w:val="20"/>
+              </w:rPr>
+              <w:t>QA Automation — AM Squad</w:t>
+            </w:r>
+          </w:p>
+        </w:tc>
+      </w:tr>
+      <w:tr>
+        <w:tc>
+          <w:tcPr>
+            <w:tcW w:w="4320" w:type="dxa"/>
+            <w:shd w:val="clear" w:color="auto" w:fill="F0F4F8"/>
+          </w:tcPr>
+          <w:p>
+            <w:r>
+              <w:rPr>
+                <w:b/>
+                <w:sz w:val="20"/>
+              </w:rPr>
+              <w:t>Reporting period</w:t>
+            </w:r>
+          </w:p>
+        </w:tc>
+        <w:tc>
+          <w:tcPr>
+            <w:tcW w:w="4320" w:type="dxa"/>
+          </w:tcPr>
+          <w:p>
+            <w:r>
+              <w:rPr>
+                <w:sz w:val="20"/>
+              </w:rPr>
+              <w:t>April – August 2026</w:t>
+            </w:r>
+          </w:p>
+        </w:tc>
+      </w:tr>
+      <w:tr>
+        <w:tc>
+          <w:tcPr>
+            <w:tcW w:w="4320" w:type="dxa"/>
+            <w:shd w:val="clear" w:color="auto" w:fill="F0F4F8"/>
+          </w:tcPr>
+          <w:p>
+            <w:r>
+              <w:rPr>
+                <w:b/>
+                <w:sz w:val="20"/>
+              </w:rPr>
+              <w:t>Version</w:t>
+            </w:r>
+          </w:p>
+        </w:tc>
+        <w:tc>
+          <w:tcPr>
+            <w:tcW w:w="4320" w:type="dxa"/>
+          </w:tcPr>
+          <w:p>
+            <w:r>
+              <w:rPr>
+                <w:sz w:val="20"/>
+              </w:rPr>
+              <w:t>August 2026</w:t>
+            </w:r>
+          </w:p>
+        </w:tc>
+      </w:tr>
+      <w:tr>
+        <w:tc>
+          <w:tcPr>
+            <w:tcW w:w="4320" w:type="dxa"/>
+            <w:shd w:val="clear" w:color="auto" w:fill="F0F4F8"/>
+          </w:tcPr>
+          <w:p>
+            <w:r>
+              <w:rPr>
+                <w:b/>
+                <w:sz w:val="20"/>
+              </w:rPr>
+              <w:t>Classification</w:t>
+            </w:r>
+          </w:p>
+        </w:tc>
+        <w:tc>
+          <w:tcPr>
+            <w:tcW w:w="4320" w:type="dxa"/>
+          </w:tcPr>
+          <w:p>
+            <w:r>
+              <w:rPr>
+                <w:sz w:val="20"/>
+              </w:rPr>
+              <w:t>Internal — Leadership distribution</w:t>
+            </w:r>
+          </w:p>
+        </w:tc>
+      </w:tr>
+    </w:tbl>
     <w:p>
-      <w:pPr>
-        <w:jc w:val="center"/>
-        <w:rPr>
-          <w:rFonts w:hint="eastAsia"/>
-        </w:rPr>
-      </w:pPr>
-      <w:r>
-        <w:rPr>
-          <w:color w:val="475569"/>
-          <w:sz w:val="24"/>
-        </w:rPr>
-        <w:t>QA Automation — AM Squad</w:t>
-      </w:r>
-    </w:p>
-    <w:p>
-      <w:pPr>
-        <w:rPr>
-          <w:rFonts w:hint="eastAsia"/>
-        </w:rPr>
-      </w:pPr>
       <w:r>
         <w:br w:type="page"/>
       </w:r>
     </w:p>
+    <w:sdt>
+      <w:sdtPr>
+        <w:id w:val="2096274680"/>
+        <w:docPartObj>
+          <w:docPartGallery w:val="Table of Contents"/>
+          <w:docPartUnique/>
+        </w:docPartObj>
+      </w:sdtPr>
+      <w:sdtEndPr>
+        <w:rPr>
+          <w:rFonts w:ascii="Segoe UI" w:eastAsiaTheme="minorEastAsia" w:hAnsi="Segoe UI" w:cstheme="minorBidi"/>
+          <w:noProof/>
+          <w:color w:val="auto"/>
+          <w:sz w:val="22"/>
+          <w:szCs w:val="22"/>
+        </w:rPr>
+      </w:sdtEndPr>
+      <w:sdtContent>
+        <w:p>
+          <w:pPr>
+            <w:pStyle w:val="TOCHeading"/>
+          </w:pPr>
+          <w:r>
+            <w:t>Contents</w:t>
+          </w:r>
+        </w:p>
+        <w:p>
+          <w:pPr>
+            <w:pStyle w:val="TOC1"/>
+            <w:tabs>
+              <w:tab w:val="right" w:leader="dot" w:pos="9736"/>
+            </w:tabs>
+            <w:rPr>
+              <w:rFonts w:asciiTheme="minorHAnsi" w:hAnsiTheme="minorHAnsi"/>
+              <w:noProof/>
+              <w:kern w:val="2"/>
+              <w:sz w:val="24"/>
+              <w:szCs w:val="24"/>
+              <w14:ligatures w14:val="standardContextual"/>
+            </w:rPr>
+          </w:pPr>
+          <w:r>
+            <w:fldChar w:fldCharType="begin"/>
+          </w:r>
+          <w:r>
+            <w:instrText xml:space="preserve"> TOC \o "1-3" \h \z \u </w:instrText>
+          </w:r>
+          <w:r>
+            <w:fldChar w:fldCharType="separate"/>
+          </w:r>
+          <w:hyperlink w:anchor="_Toc237247141" w:history="1">
+            <w:r>
+              <w:rPr>
+                <w:rStyle w:val="Hyperlink"/>
+                <w:noProof/>
+              </w:rPr>
+              <w:t>Executive Summary</w:t>
+            </w:r>
+            <w:r>
+              <w:rPr>
+                <w:noProof/>
+                <w:webHidden/>
+              </w:rPr>
+              <w:tab/>
+            </w:r>
+            <w:r>
+              <w:rPr>
+                <w:noProof/>
+                <w:webHidden/>
+              </w:rPr>
+              <w:fldChar w:fldCharType="begin"/>
+            </w:r>
+            <w:r>
+              <w:rPr>
+                <w:noProof/>
+                <w:webHidden/>
+              </w:rPr>
+              <w:instrText xml:space="preserve"> PAGEREF _Toc237247141 \h </w:instrText>
+            </w:r>
+            <w:r>
+              <w:rPr>
+                <w:noProof/>
+                <w:webHidden/>
+              </w:rPr>
+            </w:r>
+            <w:r>
+              <w:rPr>
+                <w:noProof/>
+                <w:webHidden/>
+              </w:rPr>
+              <w:fldChar w:fldCharType="separate"/>
+            </w:r>
+            <w:r>
+              <w:rPr>
+                <w:noProof/>
+                <w:webHidden/>
+              </w:rPr>
+              <w:t>3</w:t>
+            </w:r>
+            <w:r>
+              <w:rPr>
+                <w:noProof/>
+                <w:webHidden/>
+              </w:rPr>
+              <w:fldChar w:fldCharType="end"/>
+            </w:r>
+          </w:hyperlink>
+        </w:p>
+        <w:p>
+          <w:pPr>
+            <w:pStyle w:val="TOC1"/>
+            <w:tabs>
+              <w:tab w:val="right" w:leader="dot" w:pos="9736"/>
+            </w:tabs>
+            <w:rPr>
+              <w:rFonts w:asciiTheme="minorHAnsi" w:hAnsiTheme="minorHAnsi"/>
+              <w:noProof/>
+              <w:kern w:val="2"/>
+              <w:sz w:val="24"/>
+              <w:szCs w:val="24"/>
+              <w14:ligatures w14:val="standardContextual"/>
+            </w:rPr>
+          </w:pPr>
+          <w:hyperlink w:anchor="_Toc237247142" w:history="1">
+            <w:r>
+              <w:rPr>
+                <w:rStyle w:val="Hyperlink"/>
+                <w:noProof/>
+              </w:rPr>
+              <w:t>1. Delivery Velocity</w:t>
+            </w:r>
+            <w:r>
+              <w:rPr>
+                <w:noProof/>
+                <w:webHidden/>
+              </w:rPr>
+              <w:tab/>
+            </w:r>
+            <w:r>
+              <w:rPr>
+                <w:noProof/>
+                <w:webHidden/>
+              </w:rPr>
+              <w:fldChar w:fldCharType="begin"/>
+            </w:r>
+            <w:r>
+              <w:rPr>
+                <w:noProof/>
+                <w:webHidden/>
+              </w:rPr>
+              <w:instrText xml:space="preserve"> PAGEREF _Toc237247142 \h </w:instrText>
+            </w:r>
+            <w:r>
+              <w:rPr>
+                <w:noProof/>
+                <w:webHidden/>
+              </w:rPr>
+            </w:r>
+            <w:r>
+              <w:rPr>
+                <w:noProof/>
+                <w:webHidden/>
+              </w:rPr>
+              <w:fldChar w:fldCharType="separate"/>
+            </w:r>
+            <w:r>
+              <w:rPr>
+                <w:noProof/>
+                <w:webHidden/>
+              </w:rPr>
+              <w:t>4</w:t>
+            </w:r>
+            <w:r>
+              <w:rPr>
+                <w:noProof/>
+                <w:webHidden/>
+              </w:rPr>
+              <w:fldChar w:fldCharType="end"/>
+            </w:r>
+          </w:hyperlink>
+        </w:p>
+        <w:p>
+          <w:pPr>
+            <w:pStyle w:val="TOC2"/>
+            <w:tabs>
+              <w:tab w:val="right" w:leader="dot" w:pos="9736"/>
+            </w:tabs>
+            <w:rPr>
+              <w:rFonts w:asciiTheme="minorHAnsi" w:hAnsiTheme="minorHAnsi"/>
+              <w:noProof/>
+              <w:kern w:val="2"/>
+              <w:sz w:val="24"/>
+              <w:szCs w:val="24"/>
+              <w14:ligatures w14:val="standardContextual"/>
+            </w:rPr>
+          </w:pPr>
+          <w:hyperlink w:anchor="_Toc237247143" w:history="1">
+            <w:r>
+              <w:rPr>
+                <w:rStyle w:val="Hyperlink"/>
+                <w:noProof/>
+              </w:rPr>
+              <w:t>GitLab Merges by Repository</w:t>
+            </w:r>
+            <w:r>
+              <w:rPr>
+                <w:noProof/>
+                <w:webHidden/>
+              </w:rPr>
+              <w:tab/>
+            </w:r>
+            <w:r>
+              <w:rPr>
+                <w:noProof/>
+                <w:webHidden/>
+              </w:rPr>
+              <w:fldChar w:fldCharType="begin"/>
+            </w:r>
+            <w:r>
+              <w:rPr>
+                <w:noProof/>
+                <w:webHidden/>
+              </w:rPr>
+              <w:instrText xml:space="preserve"> PAGEREF _Toc237247143 \h </w:instrText>
+            </w:r>
+            <w:r>
+              <w:rPr>
+                <w:noProof/>
+                <w:webHidden/>
+              </w:rPr>
+            </w:r>
+            <w:r>
+              <w:rPr>
+                <w:noProof/>
+                <w:webHidden/>
+              </w:rPr>
+              <w:fldChar w:fldCharType="separate"/>
+            </w:r>
+            <w:r>
+              <w:rPr>
+                <w:noProof/>
+                <w:webHidden/>
+              </w:rPr>
+              <w:t>4</w:t>
+            </w:r>
+            <w:r>
+              <w:rPr>
+                <w:noProof/>
+                <w:webHidden/>
+              </w:rPr>
+              <w:fldChar w:fldCharType="end"/>
+            </w:r>
+          </w:hyperlink>
+        </w:p>
+        <w:p>
+          <w:pPr>
+            <w:pStyle w:val="TOC2"/>
+            <w:tabs>
+              <w:tab w:val="right" w:leader="dot" w:pos="9736"/>
+            </w:tabs>
+            <w:rPr>
+              <w:rFonts w:asciiTheme="minorHAnsi" w:hAnsiTheme="minorHAnsi"/>
+              <w:noProof/>
+              <w:kern w:val="2"/>
+              <w:sz w:val="24"/>
+              <w:szCs w:val="24"/>
+              <w14:ligatures w14:val="standardContextual"/>
+            </w:rPr>
+          </w:pPr>
+          <w:hyperlink w:anchor="_Toc237247144" w:history="1">
+            <w:r>
+              <w:rPr>
+                <w:rStyle w:val="Hyperlink"/>
+                <w:noProof/>
+              </w:rPr>
+              <w:t>Monthly Automation Delivery</w:t>
+            </w:r>
+            <w:r>
+              <w:rPr>
+                <w:noProof/>
+                <w:webHidden/>
+              </w:rPr>
+              <w:tab/>
+            </w:r>
+            <w:r>
+              <w:rPr>
+                <w:noProof/>
+                <w:webHidden/>
+              </w:rPr>
+              <w:fldChar w:fldCharType="begin"/>
+            </w:r>
+            <w:r>
+              <w:rPr>
+                <w:noProof/>
+                <w:webHidden/>
+              </w:rPr>
+              <w:instrText xml:space="preserve"> PAGEREF _Toc237247144 \h </w:instrText>
+            </w:r>
+            <w:r>
+              <w:rPr>
+                <w:noProof/>
+                <w:webHidden/>
+              </w:rPr>
+            </w:r>
+            <w:r>
+              <w:rPr>
+                <w:noProof/>
+                <w:webHidden/>
+              </w:rPr>
+              <w:fldChar w:fldCharType="separate"/>
+            </w:r>
+            <w:r>
+              <w:rPr>
+                <w:noProof/>
+                <w:webHidden/>
+              </w:rPr>
+              <w:t>5</w:t>
+            </w:r>
+            <w:r>
+              <w:rPr>
+                <w:noProof/>
+                <w:webHidden/>
+              </w:rPr>
+              <w:fldChar w:fldCharType="end"/>
+            </w:r>
+          </w:hyperlink>
+        </w:p>
+        <w:p>
+          <w:pPr>
+            <w:pStyle w:val="TOC1"/>
+            <w:tabs>
+              <w:tab w:val="right" w:leader="dot" w:pos="9736"/>
+            </w:tabs>
+            <w:rPr>
+              <w:rFonts w:asciiTheme="minorHAnsi" w:hAnsiTheme="minorHAnsi"/>
+              <w:noProof/>
+              <w:kern w:val="2"/>
+              <w:sz w:val="24"/>
+              <w:szCs w:val="24"/>
+              <w14:ligatures w14:val="standardContextual"/>
+            </w:rPr>
+          </w:pPr>
+          <w:hyperlink w:anchor="_Toc237247145" w:history="1">
+            <w:r>
+              <w:rPr>
+                <w:rStyle w:val="Hyperlink"/>
+                <w:noProof/>
+              </w:rPr>
+              <w:t>2. Jira Sprint Delivery</w:t>
+            </w:r>
+            <w:r>
+              <w:rPr>
+                <w:noProof/>
+                <w:webHidden/>
+              </w:rPr>
+              <w:tab/>
+            </w:r>
+            <w:r>
+              <w:rPr>
+                <w:noProof/>
+                <w:webHidden/>
+              </w:rPr>
+              <w:fldChar w:fldCharType="begin"/>
+            </w:r>
+            <w:r>
+              <w:rPr>
+                <w:noProof/>
+                <w:webHidden/>
+              </w:rPr>
+              <w:instrText xml:space="preserve"> PAGEREF _Toc237247145 \h </w:instrText>
+            </w:r>
+            <w:r>
+              <w:rPr>
+                <w:noProof/>
+                <w:webHidden/>
+              </w:rPr>
+            </w:r>
+            <w:r>
+              <w:rPr>
+                <w:noProof/>
+                <w:webHidden/>
+              </w:rPr>
+              <w:fldChar w:fldCharType="separate"/>
+            </w:r>
+            <w:r>
+              <w:rPr>
+                <w:noProof/>
+                <w:webHidden/>
+              </w:rPr>
+              <w:t>5</w:t>
+            </w:r>
+            <w:r>
+              <w:rPr>
+                <w:noProof/>
+                <w:webHidden/>
+              </w:rPr>
+              <w:fldChar w:fldCharType="end"/>
+            </w:r>
+          </w:hyperlink>
+        </w:p>
+        <w:p>
+          <w:pPr>
+            <w:pStyle w:val="TOC2"/>
+            <w:tabs>
+              <w:tab w:val="right" w:leader="dot" w:pos="9736"/>
+            </w:tabs>
+            <w:rPr>
+              <w:rFonts w:asciiTheme="minorHAnsi" w:hAnsiTheme="minorHAnsi"/>
+              <w:noProof/>
+              <w:kern w:val="2"/>
+              <w:sz w:val="24"/>
+              <w:szCs w:val="24"/>
+              <w14:ligatures w14:val="standardContextual"/>
+            </w:rPr>
+          </w:pPr>
+          <w:hyperlink w:anchor="_Toc237247146" w:history="1">
+            <w:r>
+              <w:rPr>
+                <w:rStyle w:val="Hyperlink"/>
+                <w:noProof/>
+              </w:rPr>
+              <w:t>Story Points by Sprint</w:t>
+            </w:r>
+            <w:r>
+              <w:rPr>
+                <w:noProof/>
+                <w:webHidden/>
+              </w:rPr>
+              <w:tab/>
+            </w:r>
+            <w:r>
+              <w:rPr>
+                <w:noProof/>
+                <w:webHidden/>
+              </w:rPr>
+              <w:fldChar w:fldCharType="begin"/>
+            </w:r>
+            <w:r>
+              <w:rPr>
+                <w:noProof/>
+                <w:webHidden/>
+              </w:rPr>
+              <w:instrText xml:space="preserve"> PAGEREF _Toc237247146 \h </w:instrText>
+            </w:r>
+            <w:r>
+              <w:rPr>
+                <w:noProof/>
+                <w:webHidden/>
+              </w:rPr>
+            </w:r>
+            <w:r>
+              <w:rPr>
+                <w:noProof/>
+                <w:webHidden/>
+              </w:rPr>
+              <w:fldChar w:fldCharType="separate"/>
+            </w:r>
+            <w:r>
+              <w:rPr>
+                <w:noProof/>
+                <w:webHidden/>
+              </w:rPr>
+              <w:t>6</w:t>
+            </w:r>
+            <w:r>
+              <w:rPr>
+                <w:noProof/>
+                <w:webHidden/>
+              </w:rPr>
+              <w:fldChar w:fldCharType="end"/>
+            </w:r>
+          </w:hyperlink>
+        </w:p>
+        <w:p>
+          <w:pPr>
+            <w:pStyle w:val="TOC2"/>
+            <w:tabs>
+              <w:tab w:val="right" w:leader="dot" w:pos="9736"/>
+            </w:tabs>
+            <w:rPr>
+              <w:rFonts w:asciiTheme="minorHAnsi" w:hAnsiTheme="minorHAnsi"/>
+              <w:noProof/>
+              <w:kern w:val="2"/>
+              <w:sz w:val="24"/>
+              <w:szCs w:val="24"/>
+              <w14:ligatures w14:val="standardContextual"/>
+            </w:rPr>
+          </w:pPr>
+          <w:hyperlink w:anchor="_Toc237247147" w:history="1">
+            <w:r>
+              <w:rPr>
+                <w:rStyle w:val="Hyperlink"/>
+                <w:noProof/>
+              </w:rPr>
+              <w:t>Automation Bugs by Sprint</w:t>
+            </w:r>
+            <w:r>
+              <w:rPr>
+                <w:noProof/>
+                <w:webHidden/>
+              </w:rPr>
+              <w:tab/>
+            </w:r>
+            <w:r>
+              <w:rPr>
+                <w:noProof/>
+                <w:webHidden/>
+              </w:rPr>
+              <w:fldChar w:fldCharType="begin"/>
+            </w:r>
+            <w:r>
+              <w:rPr>
+                <w:noProof/>
+                <w:webHidden/>
+              </w:rPr>
+              <w:instrText xml:space="preserve"> PAGEREF _Toc237247147 \h </w:instrText>
+            </w:r>
+            <w:r>
+              <w:rPr>
+                <w:noProof/>
+                <w:webHidden/>
+              </w:rPr>
+            </w:r>
+            <w:r>
+              <w:rPr>
+                <w:noProof/>
+                <w:webHidden/>
+              </w:rPr>
+              <w:fldChar w:fldCharType="separate"/>
+            </w:r>
+            <w:r>
+              <w:rPr>
+                <w:noProof/>
+                <w:webHidden/>
+              </w:rPr>
+              <w:t>6</w:t>
+            </w:r>
+            <w:r>
+              <w:rPr>
+                <w:noProof/>
+                <w:webHidden/>
+              </w:rPr>
+              <w:fldChar w:fldCharType="end"/>
+            </w:r>
+          </w:hyperlink>
+        </w:p>
+        <w:p>
+          <w:pPr>
+            <w:pStyle w:val="TOC2"/>
+            <w:tabs>
+              <w:tab w:val="right" w:leader="dot" w:pos="9736"/>
+            </w:tabs>
+            <w:rPr>
+              <w:rFonts w:asciiTheme="minorHAnsi" w:hAnsiTheme="minorHAnsi"/>
+              <w:noProof/>
+              <w:kern w:val="2"/>
+              <w:sz w:val="24"/>
+              <w:szCs w:val="24"/>
+              <w14:ligatures w14:val="standardContextual"/>
+            </w:rPr>
+          </w:pPr>
+          <w:hyperlink w:anchor="_Toc237247148" w:history="1">
+            <w:r>
+              <w:rPr>
+                <w:rStyle w:val="Hyperlink"/>
+                <w:noProof/>
+              </w:rPr>
+              <w:t>Sprint detail</w:t>
+            </w:r>
+            <w:r>
+              <w:rPr>
+                <w:noProof/>
+                <w:webHidden/>
+              </w:rPr>
+              <w:tab/>
+            </w:r>
+            <w:r>
+              <w:rPr>
+                <w:noProof/>
+                <w:webHidden/>
+              </w:rPr>
+              <w:fldChar w:fldCharType="begin"/>
+            </w:r>
+            <w:r>
+              <w:rPr>
+                <w:noProof/>
+                <w:webHidden/>
+              </w:rPr>
+              <w:instrText xml:space="preserve"> PAGEREF _Toc237247148 \h </w:instrText>
+            </w:r>
+            <w:r>
+              <w:rPr>
+                <w:noProof/>
+                <w:webHidden/>
+              </w:rPr>
+            </w:r>
+            <w:r>
+              <w:rPr>
+                <w:noProof/>
+                <w:webHidden/>
+              </w:rPr>
+              <w:fldChar w:fldCharType="separate"/>
+            </w:r>
+            <w:r>
+              <w:rPr>
+                <w:noProof/>
+                <w:webHidden/>
+              </w:rPr>
+              <w:t>7</w:t>
+            </w:r>
+            <w:r>
+              <w:rPr>
+                <w:noProof/>
+                <w:webHidden/>
+              </w:rPr>
+              <w:fldChar w:fldCharType="end"/>
+            </w:r>
+          </w:hyperlink>
+        </w:p>
+        <w:p>
+          <w:pPr>
+            <w:pStyle w:val="TOC1"/>
+            <w:tabs>
+              <w:tab w:val="right" w:leader="dot" w:pos="9736"/>
+            </w:tabs>
+            <w:rPr>
+              <w:rFonts w:asciiTheme="minorHAnsi" w:hAnsiTheme="minorHAnsi"/>
+              <w:noProof/>
+              <w:kern w:val="2"/>
+              <w:sz w:val="24"/>
+              <w:szCs w:val="24"/>
+              <w14:ligatures w14:val="standardContextual"/>
+            </w:rPr>
+          </w:pPr>
+          <w:hyperlink w:anchor="_Toc237247149" w:history="1">
+            <w:r>
+              <w:rPr>
+                <w:rStyle w:val="Hyperlink"/>
+                <w:noProof/>
+              </w:rPr>
+              <w:t>3. V2 Legacy UI Automation</w:t>
+            </w:r>
+            <w:r>
+              <w:rPr>
+                <w:noProof/>
+                <w:webHidden/>
+              </w:rPr>
+              <w:tab/>
+            </w:r>
+            <w:r>
+              <w:rPr>
+                <w:noProof/>
+                <w:webHidden/>
+              </w:rPr>
+              <w:fldChar w:fldCharType="begin"/>
+            </w:r>
+            <w:r>
+              <w:rPr>
+                <w:noProof/>
+                <w:webHidden/>
+              </w:rPr>
+              <w:instrText xml:space="preserve"> PAGEREF _Toc237247149 \h </w:instrText>
+            </w:r>
+            <w:r>
+              <w:rPr>
+                <w:noProof/>
+                <w:webHidden/>
+              </w:rPr>
+            </w:r>
+            <w:r>
+              <w:rPr>
+                <w:noProof/>
+                <w:webHidden/>
+              </w:rPr>
+              <w:fldChar w:fldCharType="separate"/>
+            </w:r>
+            <w:r>
+              <w:rPr>
+                <w:noProof/>
+                <w:webHidden/>
+              </w:rPr>
+              <w:t>7</w:t>
+            </w:r>
+            <w:r>
+              <w:rPr>
+                <w:noProof/>
+                <w:webHidden/>
+              </w:rPr>
+              <w:fldChar w:fldCharType="end"/>
+            </w:r>
+          </w:hyperlink>
+        </w:p>
+        <w:p>
+          <w:pPr>
+            <w:pStyle w:val="TOC2"/>
+            <w:tabs>
+              <w:tab w:val="right" w:leader="dot" w:pos="9736"/>
+            </w:tabs>
+            <w:rPr>
+              <w:rFonts w:asciiTheme="minorHAnsi" w:hAnsiTheme="minorHAnsi"/>
+              <w:noProof/>
+              <w:kern w:val="2"/>
+              <w:sz w:val="24"/>
+              <w:szCs w:val="24"/>
+              <w14:ligatures w14:val="standardContextual"/>
+            </w:rPr>
+          </w:pPr>
+          <w:hyperlink w:anchor="_Toc237247150" w:history="1">
+            <w:r>
+              <w:rPr>
+                <w:rStyle w:val="Hyperlink"/>
+                <w:noProof/>
+              </w:rPr>
+              <w:t>V2 Test Methods by Module</w:t>
+            </w:r>
+            <w:r>
+              <w:rPr>
+                <w:noProof/>
+                <w:webHidden/>
+              </w:rPr>
+              <w:tab/>
+            </w:r>
+            <w:r>
+              <w:rPr>
+                <w:noProof/>
+                <w:webHidden/>
+              </w:rPr>
+              <w:fldChar w:fldCharType="begin"/>
+            </w:r>
+            <w:r>
+              <w:rPr>
+                <w:noProof/>
+                <w:webHidden/>
+              </w:rPr>
+              <w:instrText xml:space="preserve"> PAGEREF _Toc237247150 \h </w:instrText>
+            </w:r>
+            <w:r>
+              <w:rPr>
+                <w:noProof/>
+                <w:webHidden/>
+              </w:rPr>
+            </w:r>
+            <w:r>
+              <w:rPr>
+                <w:noProof/>
+                <w:webHidden/>
+              </w:rPr>
+              <w:fldChar w:fldCharType="separate"/>
+            </w:r>
+            <w:r>
+              <w:rPr>
+                <w:noProof/>
+                <w:webHidden/>
+              </w:rPr>
+              <w:t>7</w:t>
+            </w:r>
+            <w:r>
+              <w:rPr>
+                <w:noProof/>
+                <w:webHidden/>
+              </w:rPr>
+              <w:fldChar w:fldCharType="end"/>
+            </w:r>
+          </w:hyperlink>
+        </w:p>
+        <w:p>
+          <w:pPr>
+            <w:pStyle w:val="TOC1"/>
+            <w:tabs>
+              <w:tab w:val="right" w:leader="dot" w:pos="9736"/>
+            </w:tabs>
+            <w:rPr>
+              <w:rFonts w:asciiTheme="minorHAnsi" w:hAnsiTheme="minorHAnsi"/>
+              <w:noProof/>
+              <w:kern w:val="2"/>
+              <w:sz w:val="24"/>
+              <w:szCs w:val="24"/>
+              <w14:ligatures w14:val="standardContextual"/>
+            </w:rPr>
+          </w:pPr>
+          <w:hyperlink w:anchor="_Toc237247151" w:history="1">
+            <w:r>
+              <w:rPr>
+                <w:rStyle w:val="Hyperlink"/>
+                <w:noProof/>
+              </w:rPr>
+              <w:t>4. V3 Universal Platform</w:t>
+            </w:r>
+            <w:r>
+              <w:rPr>
+                <w:noProof/>
+                <w:webHidden/>
+              </w:rPr>
+              <w:tab/>
+            </w:r>
+            <w:r>
+              <w:rPr>
+                <w:noProof/>
+                <w:webHidden/>
+              </w:rPr>
+              <w:fldChar w:fldCharType="begin"/>
+            </w:r>
+            <w:r>
+              <w:rPr>
+                <w:noProof/>
+                <w:webHidden/>
+              </w:rPr>
+              <w:instrText xml:space="preserve"> PAGEREF _Toc237247151 \h </w:instrText>
+            </w:r>
+            <w:r>
+              <w:rPr>
+                <w:noProof/>
+                <w:webHidden/>
+              </w:rPr>
+            </w:r>
+            <w:r>
+              <w:rPr>
+                <w:noProof/>
+                <w:webHidden/>
+              </w:rPr>
+              <w:fldChar w:fldCharType="separate"/>
+            </w:r>
+            <w:r>
+              <w:rPr>
+                <w:noProof/>
+                <w:webHidden/>
+              </w:rPr>
+              <w:t>8</w:t>
+            </w:r>
+            <w:r>
+              <w:rPr>
+                <w:noProof/>
+                <w:webHidden/>
+              </w:rPr>
+              <w:fldChar w:fldCharType="end"/>
+            </w:r>
+          </w:hyperlink>
+        </w:p>
+        <w:p>
+          <w:pPr>
+            <w:pStyle w:val="TOC2"/>
+            <w:tabs>
+              <w:tab w:val="right" w:leader="dot" w:pos="9736"/>
+            </w:tabs>
+            <w:rPr>
+              <w:rFonts w:asciiTheme="minorHAnsi" w:hAnsiTheme="minorHAnsi"/>
+              <w:noProof/>
+              <w:kern w:val="2"/>
+              <w:sz w:val="24"/>
+              <w:szCs w:val="24"/>
+              <w14:ligatures w14:val="standardContextual"/>
+            </w:rPr>
+          </w:pPr>
+          <w:hyperlink w:anchor="_Toc237247152" w:history="1">
+            <w:r>
+              <w:rPr>
+                <w:rStyle w:val="Hyperlink"/>
+                <w:noProof/>
+              </w:rPr>
+              <w:t>V3 Test Methods by Module</w:t>
+            </w:r>
+            <w:r>
+              <w:rPr>
+                <w:noProof/>
+                <w:webHidden/>
+              </w:rPr>
+              <w:tab/>
+            </w:r>
+            <w:r>
+              <w:rPr>
+                <w:noProof/>
+                <w:webHidden/>
+              </w:rPr>
+              <w:fldChar w:fldCharType="begin"/>
+            </w:r>
+            <w:r>
+              <w:rPr>
+                <w:noProof/>
+                <w:webHidden/>
+              </w:rPr>
+              <w:instrText xml:space="preserve"> PAGEREF _Toc237247152 \h </w:instrText>
+            </w:r>
+            <w:r>
+              <w:rPr>
+                <w:noProof/>
+                <w:webHidden/>
+              </w:rPr>
+            </w:r>
+            <w:r>
+              <w:rPr>
+                <w:noProof/>
+                <w:webHidden/>
+              </w:rPr>
+              <w:fldChar w:fldCharType="separate"/>
+            </w:r>
+            <w:r>
+              <w:rPr>
+                <w:noProof/>
+                <w:webHidden/>
+              </w:rPr>
+              <w:t>8</w:t>
+            </w:r>
+            <w:r>
+              <w:rPr>
+                <w:noProof/>
+                <w:webHidden/>
+              </w:rPr>
+              <w:fldChar w:fldCharType="end"/>
+            </w:r>
+          </w:hyperlink>
+        </w:p>
+        <w:p>
+          <w:pPr>
+            <w:pStyle w:val="TOC1"/>
+            <w:tabs>
+              <w:tab w:val="right" w:leader="dot" w:pos="9736"/>
+            </w:tabs>
+            <w:rPr>
+              <w:rFonts w:asciiTheme="minorHAnsi" w:hAnsiTheme="minorHAnsi"/>
+              <w:noProof/>
+              <w:kern w:val="2"/>
+              <w:sz w:val="24"/>
+              <w:szCs w:val="24"/>
+              <w14:ligatures w14:val="standardContextual"/>
+            </w:rPr>
+          </w:pPr>
+          <w:hyperlink w:anchor="_Toc237247153" w:history="1">
+            <w:r>
+              <w:rPr>
+                <w:rStyle w:val="Hyperlink"/>
+                <w:noProof/>
+              </w:rPr>
+              <w:t>5. API / Unite MSC</w:t>
+            </w:r>
+            <w:r>
+              <w:rPr>
+                <w:noProof/>
+                <w:webHidden/>
+              </w:rPr>
+              <w:tab/>
+            </w:r>
+            <w:r>
+              <w:rPr>
+                <w:noProof/>
+                <w:webHidden/>
+              </w:rPr>
+              <w:fldChar w:fldCharType="begin"/>
+            </w:r>
+            <w:r>
+              <w:rPr>
+                <w:noProof/>
+                <w:webHidden/>
+              </w:rPr>
+              <w:instrText xml:space="preserve"> PAGEREF _Toc237247153 \h </w:instrText>
+            </w:r>
+            <w:r>
+              <w:rPr>
+                <w:noProof/>
+                <w:webHidden/>
+              </w:rPr>
+            </w:r>
+            <w:r>
+              <w:rPr>
+                <w:noProof/>
+                <w:webHidden/>
+              </w:rPr>
+              <w:fldChar w:fldCharType="separate"/>
+            </w:r>
+            <w:r>
+              <w:rPr>
+                <w:noProof/>
+                <w:webHidden/>
+              </w:rPr>
+              <w:t>9</w:t>
+            </w:r>
+            <w:r>
+              <w:rPr>
+                <w:noProof/>
+                <w:webHidden/>
+              </w:rPr>
+              <w:fldChar w:fldCharType="end"/>
+            </w:r>
+          </w:hyperlink>
+        </w:p>
+        <w:p>
+          <w:pPr>
+            <w:pStyle w:val="TOC2"/>
+            <w:tabs>
+              <w:tab w:val="right" w:leader="dot" w:pos="9736"/>
+            </w:tabs>
+            <w:rPr>
+              <w:rFonts w:asciiTheme="minorHAnsi" w:hAnsiTheme="minorHAnsi"/>
+              <w:noProof/>
+              <w:kern w:val="2"/>
+              <w:sz w:val="24"/>
+              <w:szCs w:val="24"/>
+              <w14:ligatures w14:val="standardContextual"/>
+            </w:rPr>
+          </w:pPr>
+          <w:hyperlink w:anchor="_Toc237247154" w:history="1">
+            <w:r>
+              <w:rPr>
+                <w:rStyle w:val="Hyperlink"/>
+                <w:noProof/>
+              </w:rPr>
+              <w:t>MSC Endpoint Coverage</w:t>
+            </w:r>
+            <w:r>
+              <w:rPr>
+                <w:noProof/>
+                <w:webHidden/>
+              </w:rPr>
+              <w:tab/>
+            </w:r>
+            <w:r>
+              <w:rPr>
+                <w:noProof/>
+                <w:webHidden/>
+              </w:rPr>
+              <w:fldChar w:fldCharType="begin"/>
+            </w:r>
+            <w:r>
+              <w:rPr>
+                <w:noProof/>
+                <w:webHidden/>
+              </w:rPr>
+              <w:instrText xml:space="preserve"> PAGEREF _Toc237247154 \h </w:instrText>
+            </w:r>
+            <w:r>
+              <w:rPr>
+                <w:noProof/>
+                <w:webHidden/>
+              </w:rPr>
+            </w:r>
+            <w:r>
+              <w:rPr>
+                <w:noProof/>
+                <w:webHidden/>
+              </w:rPr>
+              <w:fldChar w:fldCharType="separate"/>
+            </w:r>
+            <w:r>
+              <w:rPr>
+                <w:noProof/>
+                <w:webHidden/>
+              </w:rPr>
+              <w:t>9</w:t>
+            </w:r>
+            <w:r>
+              <w:rPr>
+                <w:noProof/>
+                <w:webHidden/>
+              </w:rPr>
+              <w:fldChar w:fldCharType="end"/>
+            </w:r>
+          </w:hyperlink>
+        </w:p>
+        <w:p>
+          <w:pPr>
+            <w:pStyle w:val="TOC2"/>
+            <w:tabs>
+              <w:tab w:val="right" w:leader="dot" w:pos="9736"/>
+            </w:tabs>
+            <w:rPr>
+              <w:rFonts w:asciiTheme="minorHAnsi" w:hAnsiTheme="minorHAnsi"/>
+              <w:noProof/>
+              <w:kern w:val="2"/>
+              <w:sz w:val="24"/>
+              <w:szCs w:val="24"/>
+              <w14:ligatures w14:val="standardContextual"/>
+            </w:rPr>
+          </w:pPr>
+          <w:hyperlink w:anchor="_Toc237247155" w:history="1">
+            <w:r>
+              <w:rPr>
+                <w:rStyle w:val="Hyperlink"/>
+                <w:noProof/>
+              </w:rPr>
+              <w:t>API Module Breakdown</w:t>
+            </w:r>
+            <w:r>
+              <w:rPr>
+                <w:noProof/>
+                <w:webHidden/>
+              </w:rPr>
+              <w:tab/>
+            </w:r>
+            <w:r>
+              <w:rPr>
+                <w:noProof/>
+                <w:webHidden/>
+              </w:rPr>
+              <w:fldChar w:fldCharType="begin"/>
+            </w:r>
+            <w:r>
+              <w:rPr>
+                <w:noProof/>
+                <w:webHidden/>
+              </w:rPr>
+              <w:instrText xml:space="preserve"> PAGEREF _Toc237247155 \h </w:instrText>
+            </w:r>
+            <w:r>
+              <w:rPr>
+                <w:noProof/>
+                <w:webHidden/>
+              </w:rPr>
+            </w:r>
+            <w:r>
+              <w:rPr>
+                <w:noProof/>
+                <w:webHidden/>
+              </w:rPr>
+              <w:fldChar w:fldCharType="separate"/>
+            </w:r>
+            <w:r>
+              <w:rPr>
+                <w:noProof/>
+                <w:webHidden/>
+              </w:rPr>
+              <w:t>10</w:t>
+            </w:r>
+            <w:r>
+              <w:rPr>
+                <w:noProof/>
+                <w:webHidden/>
+              </w:rPr>
+              <w:fldChar w:fldCharType="end"/>
+            </w:r>
+          </w:hyperlink>
+        </w:p>
+        <w:p>
+          <w:pPr>
+            <w:pStyle w:val="TOC1"/>
+            <w:tabs>
+              <w:tab w:val="right" w:leader="dot" w:pos="9736"/>
+            </w:tabs>
+            <w:rPr>
+              <w:rFonts w:asciiTheme="minorHAnsi" w:hAnsiTheme="minorHAnsi"/>
+              <w:noProof/>
+              <w:kern w:val="2"/>
+              <w:sz w:val="24"/>
+              <w:szCs w:val="24"/>
+              <w14:ligatures w14:val="standardContextual"/>
+            </w:rPr>
+          </w:pPr>
+          <w:hyperlink w:anchor="_Toc237247156" w:history="1">
+            <w:r>
+              <w:rPr>
+                <w:rStyle w:val="Hyperlink"/>
+                <w:noProof/>
+              </w:rPr>
+              <w:t>6. Performance Testing</w:t>
+            </w:r>
+            <w:r>
+              <w:rPr>
+                <w:noProof/>
+                <w:webHidden/>
+              </w:rPr>
+              <w:tab/>
+            </w:r>
+            <w:r>
+              <w:rPr>
+                <w:noProof/>
+                <w:webHidden/>
+              </w:rPr>
+              <w:fldChar w:fldCharType="begin"/>
+            </w:r>
+            <w:r>
+              <w:rPr>
+                <w:noProof/>
+                <w:webHidden/>
+              </w:rPr>
+              <w:instrText xml:space="preserve"> PAGEREF _Toc237247156 \h </w:instrText>
+            </w:r>
+            <w:r>
+              <w:rPr>
+                <w:noProof/>
+                <w:webHidden/>
+              </w:rPr>
+            </w:r>
+            <w:r>
+              <w:rPr>
+                <w:noProof/>
+                <w:webHidden/>
+              </w:rPr>
+              <w:fldChar w:fldCharType="separate"/>
+            </w:r>
+            <w:r>
+              <w:rPr>
+                <w:noProof/>
+                <w:webHidden/>
+              </w:rPr>
+              <w:t>10</w:t>
+            </w:r>
+            <w:r>
+              <w:rPr>
+                <w:noProof/>
+                <w:webHidden/>
+              </w:rPr>
+              <w:fldChar w:fldCharType="end"/>
+            </w:r>
+          </w:hyperlink>
+        </w:p>
+        <w:p>
+          <w:pPr>
+            <w:pStyle w:val="TOC2"/>
+            <w:tabs>
+              <w:tab w:val="right" w:leader="dot" w:pos="9736"/>
+            </w:tabs>
+            <w:rPr>
+              <w:rFonts w:asciiTheme="minorHAnsi" w:hAnsiTheme="minorHAnsi"/>
+              <w:noProof/>
+              <w:kern w:val="2"/>
+              <w:sz w:val="24"/>
+              <w:szCs w:val="24"/>
+              <w14:ligatures w14:val="standardContextual"/>
+            </w:rPr>
+          </w:pPr>
+          <w:hyperlink w:anchor="_Toc237247157" w:history="1">
+            <w:r>
+              <w:rPr>
+                <w:rStyle w:val="Hyperlink"/>
+                <w:noProof/>
+              </w:rPr>
+              <w:t>Performance Flows vs Expanded Cases</w:t>
+            </w:r>
+            <w:r>
+              <w:rPr>
+                <w:noProof/>
+                <w:webHidden/>
+              </w:rPr>
+              <w:tab/>
+            </w:r>
+            <w:r>
+              <w:rPr>
+                <w:noProof/>
+                <w:webHidden/>
+              </w:rPr>
+              <w:fldChar w:fldCharType="begin"/>
+            </w:r>
+            <w:r>
+              <w:rPr>
+                <w:noProof/>
+                <w:webHidden/>
+              </w:rPr>
+              <w:instrText xml:space="preserve"> PAGEREF _Toc237247157 \h </w:instrText>
+            </w:r>
+            <w:r>
+              <w:rPr>
+                <w:noProof/>
+                <w:webHidden/>
+              </w:rPr>
+            </w:r>
+            <w:r>
+              <w:rPr>
+                <w:noProof/>
+                <w:webHidden/>
+              </w:rPr>
+              <w:fldChar w:fldCharType="separate"/>
+            </w:r>
+            <w:r>
+              <w:rPr>
+                <w:noProof/>
+                <w:webHidden/>
+              </w:rPr>
+              <w:t>11</w:t>
+            </w:r>
+            <w:r>
+              <w:rPr>
+                <w:noProof/>
+                <w:webHidden/>
+              </w:rPr>
+              <w:fldChar w:fldCharType="end"/>
+            </w:r>
+          </w:hyperlink>
+        </w:p>
+        <w:p>
+          <w:pPr>
+            <w:pStyle w:val="TOC1"/>
+            <w:tabs>
+              <w:tab w:val="right" w:leader="dot" w:pos="9736"/>
+            </w:tabs>
+            <w:rPr>
+              <w:rFonts w:asciiTheme="minorHAnsi" w:hAnsiTheme="minorHAnsi"/>
+              <w:noProof/>
+              <w:kern w:val="2"/>
+              <w:sz w:val="24"/>
+              <w:szCs w:val="24"/>
+              <w14:ligatures w14:val="standardContextual"/>
+            </w:rPr>
+          </w:pPr>
+          <w:hyperlink w:anchor="_Toc237247158" w:history="1">
+            <w:r>
+              <w:rPr>
+                <w:rStyle w:val="Hyperlink"/>
+                <w:noProof/>
+              </w:rPr>
+              <w:t>7. Portfolio Value &amp; Investment</w:t>
+            </w:r>
+            <w:r>
+              <w:rPr>
+                <w:noProof/>
+                <w:webHidden/>
+              </w:rPr>
+              <w:tab/>
+            </w:r>
+            <w:r>
+              <w:rPr>
+                <w:noProof/>
+                <w:webHidden/>
+              </w:rPr>
+              <w:fldChar w:fldCharType="begin"/>
+            </w:r>
+            <w:r>
+              <w:rPr>
+                <w:noProof/>
+                <w:webHidden/>
+              </w:rPr>
+              <w:instrText xml:space="preserve"> PAGEREF _Toc237247158 \h </w:instrText>
+            </w:r>
+            <w:r>
+              <w:rPr>
+                <w:noProof/>
+                <w:webHidden/>
+              </w:rPr>
+            </w:r>
+            <w:r>
+              <w:rPr>
+                <w:noProof/>
+                <w:webHidden/>
+              </w:rPr>
+              <w:fldChar w:fldCharType="separate"/>
+            </w:r>
+            <w:r>
+              <w:rPr>
+                <w:noProof/>
+                <w:webHidden/>
+              </w:rPr>
+              <w:t>11</w:t>
+            </w:r>
+            <w:r>
+              <w:rPr>
+                <w:noProof/>
+                <w:webHidden/>
+              </w:rPr>
+              <w:fldChar w:fldCharType="end"/>
+            </w:r>
+          </w:hyperlink>
+        </w:p>
+        <w:p>
+          <w:pPr>
+            <w:pStyle w:val="TOC2"/>
+            <w:tabs>
+              <w:tab w:val="right" w:leader="dot" w:pos="9736"/>
+            </w:tabs>
+            <w:rPr>
+              <w:rFonts w:asciiTheme="minorHAnsi" w:hAnsiTheme="minorHAnsi"/>
+              <w:noProof/>
+              <w:kern w:val="2"/>
+              <w:sz w:val="24"/>
+              <w:szCs w:val="24"/>
+              <w14:ligatures w14:val="standardContextual"/>
+            </w:rPr>
+          </w:pPr>
+          <w:hyperlink w:anchor="_Toc237247159" w:history="1">
+            <w:r>
+              <w:rPr>
+                <w:rStyle w:val="Hyperlink"/>
+                <w:noProof/>
+              </w:rPr>
+              <w:t>Investment Allocation</w:t>
+            </w:r>
+            <w:r>
+              <w:rPr>
+                <w:noProof/>
+                <w:webHidden/>
+              </w:rPr>
+              <w:tab/>
+            </w:r>
+            <w:r>
+              <w:rPr>
+                <w:noProof/>
+                <w:webHidden/>
+              </w:rPr>
+              <w:fldChar w:fldCharType="begin"/>
+            </w:r>
+            <w:r>
+              <w:rPr>
+                <w:noProof/>
+                <w:webHidden/>
+              </w:rPr>
+              <w:instrText xml:space="preserve"> PAGEREF _Toc237247159 \h </w:instrText>
+            </w:r>
+            <w:r>
+              <w:rPr>
+                <w:noProof/>
+                <w:webHidden/>
+              </w:rPr>
+            </w:r>
+            <w:r>
+              <w:rPr>
+                <w:noProof/>
+                <w:webHidden/>
+              </w:rPr>
+              <w:fldChar w:fldCharType="separate"/>
+            </w:r>
+            <w:r>
+              <w:rPr>
+                <w:noProof/>
+                <w:webHidden/>
+              </w:rPr>
+              <w:t>12</w:t>
+            </w:r>
+            <w:r>
+              <w:rPr>
+                <w:noProof/>
+                <w:webHidden/>
+              </w:rPr>
+              <w:fldChar w:fldCharType="end"/>
+            </w:r>
+          </w:hyperlink>
+        </w:p>
+        <w:p>
+          <w:pPr>
+            <w:pStyle w:val="TOC2"/>
+            <w:tabs>
+              <w:tab w:val="right" w:leader="dot" w:pos="9736"/>
+            </w:tabs>
+            <w:rPr>
+              <w:rFonts w:asciiTheme="minorHAnsi" w:hAnsiTheme="minorHAnsi"/>
+              <w:noProof/>
+              <w:kern w:val="2"/>
+              <w:sz w:val="24"/>
+              <w:szCs w:val="24"/>
+              <w14:ligatures w14:val="standardContextual"/>
+            </w:rPr>
+          </w:pPr>
+          <w:hyperlink w:anchor="_Toc237247160" w:history="1">
+            <w:r>
+              <w:rPr>
+                <w:rStyle w:val="Hyperlink"/>
+                <w:noProof/>
+              </w:rPr>
+              <w:t>Release Automation Impact</w:t>
+            </w:r>
+            <w:r>
+              <w:rPr>
+                <w:noProof/>
+                <w:webHidden/>
+              </w:rPr>
+              <w:tab/>
+            </w:r>
+            <w:r>
+              <w:rPr>
+                <w:noProof/>
+                <w:webHidden/>
+              </w:rPr>
+              <w:fldChar w:fldCharType="begin"/>
+            </w:r>
+            <w:r>
+              <w:rPr>
+                <w:noProof/>
+                <w:webHidden/>
+              </w:rPr>
+              <w:instrText xml:space="preserve"> PAGEREF _Toc237247160 \h </w:instrText>
+            </w:r>
+            <w:r>
+              <w:rPr>
+                <w:noProof/>
+                <w:webHidden/>
+              </w:rPr>
+            </w:r>
+            <w:r>
+              <w:rPr>
+                <w:noProof/>
+                <w:webHidden/>
+              </w:rPr>
+              <w:fldChar w:fldCharType="separate"/>
+            </w:r>
+            <w:r>
+              <w:rPr>
+                <w:noProof/>
+                <w:webHidden/>
+              </w:rPr>
+              <w:t>13</w:t>
+            </w:r>
+            <w:r>
+              <w:rPr>
+                <w:noProof/>
+                <w:webHidden/>
+              </w:rPr>
+              <w:fldChar w:fldCharType="end"/>
+            </w:r>
+          </w:hyperlink>
+        </w:p>
+        <w:p>
+          <w:pPr>
+            <w:pStyle w:val="TOC1"/>
+            <w:tabs>
+              <w:tab w:val="right" w:leader="dot" w:pos="9736"/>
+            </w:tabs>
+            <w:rPr>
+              <w:rFonts w:asciiTheme="minorHAnsi" w:hAnsiTheme="minorHAnsi"/>
+              <w:noProof/>
+              <w:kern w:val="2"/>
+              <w:sz w:val="24"/>
+              <w:szCs w:val="24"/>
+              <w14:ligatures w14:val="standardContextual"/>
+            </w:rPr>
+          </w:pPr>
+          <w:hyperlink w:anchor="_Toc237247161" w:history="1">
+            <w:r>
+              <w:rPr>
+                <w:rStyle w:val="Hyperlink"/>
+                <w:noProof/>
+              </w:rPr>
+              <w:t>Appendix A — Data Confidence</w:t>
+            </w:r>
+            <w:r>
+              <w:rPr>
+                <w:noProof/>
+                <w:webHidden/>
+              </w:rPr>
+              <w:tab/>
+            </w:r>
+            <w:r>
+              <w:rPr>
+                <w:noProof/>
+                <w:webHidden/>
+              </w:rPr>
+              <w:fldChar w:fldCharType="begin"/>
+            </w:r>
+            <w:r>
+              <w:rPr>
+                <w:noProof/>
+                <w:webHidden/>
+              </w:rPr>
+              <w:instrText xml:space="preserve"> PAGEREF _Toc237247161 \h </w:instrText>
+            </w:r>
+            <w:r>
+              <w:rPr>
+                <w:noProof/>
+                <w:webHidden/>
+              </w:rPr>
+            </w:r>
+            <w:r>
+              <w:rPr>
+                <w:noProof/>
+                <w:webHidden/>
+              </w:rPr>
+              <w:fldChar w:fldCharType="separate"/>
+            </w:r>
+            <w:r>
+              <w:rPr>
+                <w:noProof/>
+                <w:webHidden/>
+              </w:rPr>
+              <w:t>14</w:t>
+            </w:r>
+            <w:r>
+              <w:rPr>
+                <w:noProof/>
+                <w:webHidden/>
+              </w:rPr>
+              <w:fldChar w:fldCharType="end"/>
+            </w:r>
+          </w:hyperlink>
+        </w:p>
+        <w:p>
+          <w:pPr>
+            <w:pStyle w:val="TOC1"/>
+            <w:tabs>
+              <w:tab w:val="right" w:leader="dot" w:pos="9736"/>
+            </w:tabs>
+            <w:rPr>
+              <w:rFonts w:asciiTheme="minorHAnsi" w:hAnsiTheme="minorHAnsi"/>
+              <w:noProof/>
+              <w:kern w:val="2"/>
+              <w:sz w:val="24"/>
+              <w:szCs w:val="24"/>
+              <w14:ligatures w14:val="standardContextual"/>
+            </w:rPr>
+          </w:pPr>
+          <w:hyperlink w:anchor="_Toc237247162" w:history="1">
+            <w:r>
+              <w:rPr>
+                <w:rStyle w:val="Hyperlink"/>
+                <w:noProof/>
+              </w:rPr>
+              <w:t>Appendix B — Roadmap &amp; Leadership Asks</w:t>
+            </w:r>
+            <w:r>
+              <w:rPr>
+                <w:noProof/>
+                <w:webHidden/>
+              </w:rPr>
+              <w:tab/>
+            </w:r>
+            <w:r>
+              <w:rPr>
+                <w:noProof/>
+                <w:webHidden/>
+              </w:rPr>
+              <w:fldChar w:fldCharType="begin"/>
+            </w:r>
+            <w:r>
+              <w:rPr>
+                <w:noProof/>
+                <w:webHidden/>
+              </w:rPr>
+              <w:instrText xml:space="preserve"> PAGEREF _Toc237247162 \h </w:instrText>
+            </w:r>
+            <w:r>
+              <w:rPr>
+                <w:noProof/>
+                <w:webHidden/>
+              </w:rPr>
+            </w:r>
+            <w:r>
+              <w:rPr>
+                <w:noProof/>
+                <w:webHidden/>
+              </w:rPr>
+              <w:fldChar w:fldCharType="separate"/>
+            </w:r>
+            <w:r>
+              <w:rPr>
+                <w:noProof/>
+                <w:webHidden/>
+              </w:rPr>
+              <w:t>14</w:t>
+            </w:r>
+            <w:r>
+              <w:rPr>
+                <w:noProof/>
+                <w:webHidden/>
+              </w:rPr>
+              <w:fldChar w:fldCharType="end"/>
+            </w:r>
+          </w:hyperlink>
+        </w:p>
+        <w:p>
+          <w:pPr>
+            <w:pStyle w:val="TOC1"/>
+            <w:tabs>
+              <w:tab w:val="right" w:leader="dot" w:pos="9736"/>
+            </w:tabs>
+            <w:rPr>
+              <w:rFonts w:asciiTheme="minorHAnsi" w:hAnsiTheme="minorHAnsi"/>
+              <w:noProof/>
+              <w:kern w:val="2"/>
+              <w:sz w:val="24"/>
+              <w:szCs w:val="24"/>
+              <w14:ligatures w14:val="standardContextual"/>
+            </w:rPr>
+          </w:pPr>
+          <w:hyperlink w:anchor="_Toc237247163" w:history="1">
+            <w:r>
+              <w:rPr>
+                <w:rStyle w:val="Hyperlink"/>
+                <w:noProof/>
+              </w:rPr>
+              <w:t>Appendix C — References</w:t>
+            </w:r>
+            <w:r>
+              <w:rPr>
+                <w:noProof/>
+                <w:webHidden/>
+              </w:rPr>
+              <w:tab/>
+            </w:r>
+            <w:r>
+              <w:rPr>
+                <w:noProof/>
+                <w:webHidden/>
+              </w:rPr>
+              <w:fldChar w:fldCharType="begin"/>
+            </w:r>
+            <w:r>
+              <w:rPr>
+                <w:noProof/>
+                <w:webHidden/>
+              </w:rPr>
+              <w:instrText xml:space="preserve"> PAGEREF _Toc237247163 \h </w:instrText>
+            </w:r>
+            <w:r>
+              <w:rPr>
+                <w:noProof/>
+                <w:webHidden/>
+              </w:rPr>
+            </w:r>
+            <w:r>
+              <w:rPr>
+                <w:noProof/>
+                <w:webHidden/>
+              </w:rPr>
+              <w:fldChar w:fldCharType="separate"/>
+            </w:r>
+            <w:r>
+              <w:rPr>
+                <w:noProof/>
+                <w:webHidden/>
+              </w:rPr>
+              <w:t>14</w:t>
+            </w:r>
+            <w:r>
+              <w:rPr>
+                <w:noProof/>
+                <w:webHidden/>
+              </w:rPr>
+              <w:fldChar w:fldCharType="end"/>
+            </w:r>
+          </w:hyperlink>
+        </w:p>
+        <w:p>
+          <w:r>
+            <w:rPr>
+              <w:b/>
+              <w:bCs/>
+              <w:noProof/>
+            </w:rPr>
+            <w:fldChar w:fldCharType="end"/>
+          </w:r>
+        </w:p>
+      </w:sdtContent>
+    </w:sdt>
+    <w:p/>
+    <w:p/>
+    <w:p/>
+    <w:p/>
     <w:p>
       <w:pPr>
         <w:pStyle w:val="Heading1"/>
       </w:pPr>
+      <w:bookmarkStart w:id="0" w:name="_Toc237247141"/>
       <w:r>
         <w:lastRenderedPageBreak/>
-        <w:t>Table of Contents</w:t>
+        <w:t>Executive Summary</w:t>
+      </w:r>
+      <w:bookmarkEnd w:id="0"/>
+    </w:p>
+    <w:p>
+      <w:r>
+        <w:t>The QA Automation AM Squad delivers across six parallel channels — V2 Legacy UI, V3 Universal Platform, API/Unite MSC, performance testing, pipeline/CI, and department standards. This briefing covers Apr–Aug 2026 delivery within a ~12-month team build (squad formed Q2 2025).</w:t>
       </w:r>
     </w:p>
     <w:p>
       <w:pPr>
-        <w:rPr>
-          <w:rFonts w:hint="eastAsia"/>
-        </w:rPr>
+        <w:pStyle w:val="ListBullet"/>
       </w:pPr>
       <w:r>
-        <w:fldChar w:fldCharType="begin"/>
-      </w:r>
-      <w:r>
-        <w:instrText>TOC \o "1-3" \h \z \u</w:instrText>
-      </w:r>
-      <w:r>
-        <w:rPr>
-          <w:rFonts w:hint="eastAsia"/>
-        </w:rPr>
-        <w:fldChar w:fldCharType="separate"/>
-      </w:r>
-      <w:r>
-        <w:fldChar w:fldCharType="end"/>
+        <w:t>121 GitLab merges to main across three automation repositories (peak Jun–Jul MSC sprint)</w:t>
       </w:r>
     </w:p>
     <w:p>
       <w:pPr>
-        <w:rPr>
-          <w:rFonts w:hint="eastAsia"/>
-        </w:rPr>
+        <w:pStyle w:val="ListBullet"/>
       </w:pPr>
       <w:r>
-        <w:rPr>
-          <w:i/>
-          <w:color w:val="475569"/>
-          <w:sz w:val="18"/>
-        </w:rPr>
-        <w:t>Right-click Table of Contents → Update Field in Word to refresh page numbers.</w:t>
+        <w:t>545 Jira story points · 245 work items · 20 automation bugs logged</w:t>
       </w:r>
     </w:p>
     <w:p>
       <w:pPr>
-        <w:rPr>
-          <w:rFonts w:hint="eastAsia"/>
-        </w:rPr>
+        <w:pStyle w:val="ListBullet"/>
       </w:pPr>
       <w:r>
-        <w:br w:type="page"/>
+        <w:t>Stage1 nightly inventory: V2 592 + V3 442 methods (built since Q2 2025; excludes smoke/Stage 2/5/integrations); perf 323 plan-expanded cases</w:t>
       </w:r>
     </w:p>
     <w:p>
       <w:pPr>
-        <w:pStyle w:val="Heading1"/>
+        <w:pStyle w:val="ListBullet"/>
       </w:pPr>
       <w:r>
-        <w:lastRenderedPageBreak/>
-        <w:t>1. Executive Summary</w:t>
+        <w:t>Unite MSC rescued — M2 25/25 endpoints, M1 ~25/29 core (~50% ETA savings)</w:t>
       </w:r>
     </w:p>
     <w:p>
       <w:pPr>
-        <w:rPr>
-          <w:rFonts w:hint="eastAsia"/>
-        </w:rPr>
+        <w:pStyle w:val="ListBullet"/>
       </w:pPr>
       <w:r>
-        <w:t>The QA Automation AM Squad operates across six parallel channels — V2 Legacy UI, V3 Universal Platform, API/Unite MSC, performance testing, pipeline/CI integration, and department-wide standards. Delivery metrics alone understate impact: framework architecture, AI-accelerated migration, cross-team emergency support, and release-cycle transformation represent the majority of business value.</w:t>
+        <w:t>~80% release validation automated (17 FTE → 2 FTE equivalent)</w:t>
       </w:r>
     </w:p>
     <w:tbl>
@@ -182,26 +1952,22 @@
         <w:tblLook w:val="04A0" w:firstRow="1" w:lastRow="0" w:firstColumn="1" w:lastColumn="0" w:noHBand="0" w:noVBand="1"/>
       </w:tblPr>
       <w:tblGrid>
-        <w:gridCol w:w="3135"/>
-        <w:gridCol w:w="3135"/>
-        <w:gridCol w:w="3135"/>
+        <w:gridCol w:w="3249"/>
+        <w:gridCol w:w="3249"/>
+        <w:gridCol w:w="3249"/>
       </w:tblGrid>
       <w:tr>
         <w:tc>
           <w:tcPr>
-            <w:tcW w:w="3135" w:type="dxa"/>
+            <w:tcW w:w="3249" w:type="dxa"/>
             <w:shd w:val="clear" w:color="auto" w:fill="003241"/>
           </w:tcPr>
           <w:p>
-            <w:pPr>
-              <w:rPr>
-                <w:rFonts w:hint="eastAsia"/>
-              </w:rPr>
-            </w:pPr>
             <w:r>
               <w:rPr>
                 <w:b/>
                 <w:color w:val="FFFFFF"/>
+                <w:sz w:val="18"/>
               </w:rPr>
               <w:t>Metric</w:t>
             </w:r>
@@ -209,19 +1975,15 @@
         </w:tc>
         <w:tc>
           <w:tcPr>
-            <w:tcW w:w="3135" w:type="dxa"/>
+            <w:tcW w:w="3249" w:type="dxa"/>
             <w:shd w:val="clear" w:color="auto" w:fill="003241"/>
           </w:tcPr>
           <w:p>
-            <w:pPr>
-              <w:rPr>
-                <w:rFonts w:hint="eastAsia"/>
-              </w:rPr>
-            </w:pPr>
             <w:r>
               <w:rPr>
                 <w:b/>
                 <w:color w:val="FFFFFF"/>
+                <w:sz w:val="18"/>
               </w:rPr>
               <w:t>Value</w:t>
             </w:r>
@@ -229,21 +1991,17 @@
         </w:tc>
         <w:tc>
           <w:tcPr>
-            <w:tcW w:w="3135" w:type="dxa"/>
+            <w:tcW w:w="3249" w:type="dxa"/>
             <w:shd w:val="clear" w:color="auto" w:fill="003241"/>
           </w:tcPr>
           <w:p>
-            <w:pPr>
-              <w:rPr>
-                <w:rFonts w:hint="eastAsia"/>
-              </w:rPr>
-            </w:pPr>
             <w:r>
               <w:rPr>
                 <w:b/>
                 <w:color w:val="FFFFFF"/>
-              </w:rPr>
-              <w:t>Notes</w:t>
+                <w:sz w:val="18"/>
+              </w:rPr>
+              <w:t>Context</w:t>
             </w:r>
           </w:p>
         </w:tc>
@@ -251,46 +2009,40 @@
       <w:tr>
         <w:tc>
           <w:tcPr>
-            <w:tcW w:w="3135" w:type="dxa"/>
+            <w:tcW w:w="3249" w:type="dxa"/>
           </w:tcPr>
           <w:p>
-            <w:pPr>
-              <w:rPr>
-                <w:rFonts w:hint="eastAsia"/>
-              </w:rPr>
-            </w:pPr>
-            <w:r>
+            <w:r>
+              <w:rPr>
+                <w:sz w:val="18"/>
+              </w:rPr>
               <w:t>GitLab merges to main</w:t>
             </w:r>
           </w:p>
         </w:tc>
         <w:tc>
           <w:tcPr>
-            <w:tcW w:w="3135" w:type="dxa"/>
+            <w:tcW w:w="3249" w:type="dxa"/>
           </w:tcPr>
           <w:p>
-            <w:pPr>
-              <w:rPr>
-                <w:rFonts w:hint="eastAsia"/>
-              </w:rPr>
-            </w:pPr>
-            <w:r>
-              <w:t>116</w:t>
+            <w:r>
+              <w:rPr>
+                <w:sz w:val="18"/>
+              </w:rPr>
+              <w:t>121</w:t>
             </w:r>
           </w:p>
         </w:tc>
         <w:tc>
           <w:tcPr>
-            <w:tcW w:w="3135" w:type="dxa"/>
+            <w:tcW w:w="3249" w:type="dxa"/>
           </w:tcPr>
           <w:p>
-            <w:pPr>
-              <w:rPr>
-                <w:rFonts w:hint="eastAsia"/>
-              </w:rPr>
-            </w:pPr>
-            <w:r>
-              <w:t>GitLab MR export Apr–Aug 2026</w:t>
+            <w:r>
+              <w:rPr>
+                <w:sz w:val="18"/>
+              </w:rPr>
+              <w:t>Apr–Aug 2026 · 3 repositories</w:t>
             </w:r>
           </w:p>
         </w:tc>
@@ -298,46 +2050,40 @@
       <w:tr>
         <w:tc>
           <w:tcPr>
-            <w:tcW w:w="3135" w:type="dxa"/>
+            <w:tcW w:w="3249" w:type="dxa"/>
           </w:tcPr>
           <w:p>
-            <w:pPr>
-              <w:rPr>
-                <w:rFonts w:hint="eastAsia"/>
-              </w:rPr>
-            </w:pPr>
-            <w:r>
+            <w:r>
+              <w:rPr>
+                <w:sz w:val="18"/>
+              </w:rPr>
               <w:t>Jira story points delivered</w:t>
             </w:r>
           </w:p>
         </w:tc>
         <w:tc>
           <w:tcPr>
-            <w:tcW w:w="3135" w:type="dxa"/>
+            <w:tcW w:w="3249" w:type="dxa"/>
           </w:tcPr>
           <w:p>
-            <w:pPr>
-              <w:rPr>
-                <w:rFonts w:hint="eastAsia"/>
-              </w:rPr>
-            </w:pPr>
-            <w:r>
-              <w:t>545.0</w:t>
+            <w:r>
+              <w:rPr>
+                <w:sz w:val="18"/>
+              </w:rPr>
+              <w:t>545</w:t>
             </w:r>
           </w:p>
         </w:tc>
         <w:tc>
           <w:tcPr>
-            <w:tcW w:w="3135" w:type="dxa"/>
+            <w:tcW w:w="3249" w:type="dxa"/>
           </w:tcPr>
           <w:p>
-            <w:pPr>
-              <w:rPr>
-                <w:rFonts w:hint="eastAsia"/>
-              </w:rPr>
-            </w:pPr>
-            <w:r>
-              <w:t>Sprints 26.04–26.12</w:t>
+            <w:r>
+              <w:rPr>
+                <w:sz w:val="18"/>
+              </w:rPr>
+              <w:t>AMSQUAD Sprints 26.04–26.12</w:t>
             </w:r>
           </w:p>
         </w:tc>
@@ -345,46 +2091,40 @@
       <w:tr>
         <w:tc>
           <w:tcPr>
-            <w:tcW w:w="3135" w:type="dxa"/>
+            <w:tcW w:w="3249" w:type="dxa"/>
           </w:tcPr>
           <w:p>
-            <w:pPr>
-              <w:rPr>
-                <w:rFonts w:hint="eastAsia"/>
-              </w:rPr>
-            </w:pPr>
-            <w:r>
-              <w:t>Jira work items closed</w:t>
+            <w:r>
+              <w:rPr>
+                <w:sz w:val="18"/>
+              </w:rPr>
+              <w:t>Automation bugs discovered</w:t>
             </w:r>
           </w:p>
         </w:tc>
         <w:tc>
           <w:tcPr>
-            <w:tcW w:w="3135" w:type="dxa"/>
+            <w:tcW w:w="3249" w:type="dxa"/>
           </w:tcPr>
           <w:p>
-            <w:pPr>
-              <w:rPr>
-                <w:rFonts w:hint="eastAsia"/>
-              </w:rPr>
-            </w:pPr>
-            <w:r>
-              <w:t>245</w:t>
+            <w:r>
+              <w:rPr>
+                <w:sz w:val="18"/>
+              </w:rPr>
+              <w:t>20</w:t>
             </w:r>
           </w:p>
         </w:tc>
         <w:tc>
           <w:tcPr>
-            <w:tcW w:w="3135" w:type="dxa"/>
+            <w:tcW w:w="3249" w:type="dxa"/>
           </w:tcPr>
           <w:p>
-            <w:pPr>
-              <w:rPr>
-                <w:rFonts w:hint="eastAsia"/>
-              </w:rPr>
-            </w:pPr>
-            <w:r>
-              <w:t>Stories, tasks, spikes</w:t>
+            <w:r>
+              <w:rPr>
+                <w:sz w:val="18"/>
+              </w:rPr>
+              <w:t>Logged via regression triage</w:t>
             </w:r>
           </w:p>
         </w:tc>
@@ -392,46 +2132,40 @@
       <w:tr>
         <w:tc>
           <w:tcPr>
-            <w:tcW w:w="3135" w:type="dxa"/>
+            <w:tcW w:w="3249" w:type="dxa"/>
           </w:tcPr>
           <w:p>
-            <w:pPr>
-              <w:rPr>
-                <w:rFonts w:hint="eastAsia"/>
-              </w:rPr>
-            </w:pPr>
-            <w:r>
-              <w:t>Automation bugs found</w:t>
+            <w:r>
+              <w:rPr>
+                <w:sz w:val="18"/>
+              </w:rPr>
+              <w:t>V2 Stage1 nightly methods</w:t>
             </w:r>
           </w:p>
         </w:tc>
         <w:tc>
           <w:tcPr>
-            <w:tcW w:w="3135" w:type="dxa"/>
+            <w:tcW w:w="3249" w:type="dxa"/>
           </w:tcPr>
           <w:p>
-            <w:pPr>
-              <w:rPr>
-                <w:rFonts w:hint="eastAsia"/>
-              </w:rPr>
-            </w:pPr>
-            <w:r>
-              <w:t>20</w:t>
+            <w:r>
+              <w:rPr>
+                <w:sz w:val="18"/>
+              </w:rPr>
+              <w:t>592</w:t>
             </w:r>
           </w:p>
         </w:tc>
         <w:tc>
           <w:tcPr>
-            <w:tcW w:w="3135" w:type="dxa"/>
+            <w:tcW w:w="3249" w:type="dxa"/>
           </w:tcPr>
           <w:p>
-            <w:pPr>
-              <w:rPr>
-                <w:rFonts w:hint="eastAsia"/>
-              </w:rPr>
-            </w:pPr>
-            <w:r>
-              <w:t>Logged via automation triage</w:t>
+            <w:r>
+              <w:rPr>
+                <w:sz w:val="18"/>
+              </w:rPr>
+              <w:t>Jenkins nightly · Aug 4 · ~12 mo build</w:t>
             </w:r>
           </w:p>
         </w:tc>
@@ -439,46 +2173,40 @@
       <w:tr>
         <w:tc>
           <w:tcPr>
-            <w:tcW w:w="3135" w:type="dxa"/>
+            <w:tcW w:w="3249" w:type="dxa"/>
           </w:tcPr>
           <w:p>
-            <w:pPr>
-              <w:rPr>
-                <w:rFonts w:hint="eastAsia"/>
-              </w:rPr>
-            </w:pPr>
-            <w:r>
-              <w:t>V2 nightly test methods</w:t>
+            <w:r>
+              <w:rPr>
+                <w:sz w:val="18"/>
+              </w:rPr>
+              <w:t>V3 Stage1 nightly methods</w:t>
             </w:r>
           </w:p>
         </w:tc>
         <w:tc>
           <w:tcPr>
-            <w:tcW w:w="3135" w:type="dxa"/>
+            <w:tcW w:w="3249" w:type="dxa"/>
           </w:tcPr>
           <w:p>
-            <w:pPr>
-              <w:rPr>
-                <w:rFonts w:hint="eastAsia"/>
-              </w:rPr>
-            </w:pPr>
-            <w:r>
-              <w:t>592</w:t>
+            <w:r>
+              <w:rPr>
+                <w:sz w:val="18"/>
+              </w:rPr>
+              <w:t>442</w:t>
             </w:r>
           </w:p>
         </w:tc>
         <w:tc>
           <w:tcPr>
-            <w:tcW w:w="3135" w:type="dxa"/>
+            <w:tcW w:w="3249" w:type="dxa"/>
           </w:tcPr>
           <w:p>
-            <w:pPr>
-              <w:rPr>
-                <w:rFonts w:hint="eastAsia"/>
-              </w:rPr>
-            </w:pPr>
-            <w:r>
-              <w:t>Stage1 Jenkins nightly</w:t>
+            <w:r>
+              <w:rPr>
+                <w:sz w:val="18"/>
+              </w:rPr>
+              <w:t>GitLab CI nightly · Aug 4 snapshot</w:t>
             </w:r>
           </w:p>
         </w:tc>
@@ -486,46 +2214,40 @@
       <w:tr>
         <w:tc>
           <w:tcPr>
-            <w:tcW w:w="3135" w:type="dxa"/>
+            <w:tcW w:w="3249" w:type="dxa"/>
           </w:tcPr>
           <w:p>
-            <w:pPr>
-              <w:rPr>
-                <w:rFonts w:hint="eastAsia"/>
-              </w:rPr>
-            </w:pPr>
-            <w:r>
-              <w:t>V3 nightly test methods</w:t>
+            <w:r>
+              <w:rPr>
+                <w:sz w:val="18"/>
+              </w:rPr>
+              <w:t>Performance test cases</w:t>
             </w:r>
           </w:p>
         </w:tc>
         <w:tc>
           <w:tcPr>
-            <w:tcW w:w="3135" w:type="dxa"/>
+            <w:tcW w:w="3249" w:type="dxa"/>
           </w:tcPr>
           <w:p>
-            <w:pPr>
-              <w:rPr>
-                <w:rFonts w:hint="eastAsia"/>
-              </w:rPr>
-            </w:pPr>
-            <w:r>
-              <w:t>442</w:t>
+            <w:r>
+              <w:rPr>
+                <w:sz w:val="18"/>
+              </w:rPr>
+              <w:t>323</w:t>
             </w:r>
           </w:p>
         </w:tc>
         <w:tc>
           <w:tcPr>
-            <w:tcW w:w="3135" w:type="dxa"/>
+            <w:tcW w:w="3249" w:type="dxa"/>
           </w:tcPr>
           <w:p>
-            <w:pPr>
-              <w:rPr>
-                <w:rFonts w:hint="eastAsia"/>
-              </w:rPr>
-            </w:pPr>
-            <w:r>
-              <w:t>GitLab nightly Aug 4 snapshot</w:t>
+            <w:r>
+              <w:rPr>
+                <w:sz w:val="18"/>
+              </w:rPr>
+              <w:t>83 base flows × plan matrix</w:t>
             </w:r>
           </w:p>
         </w:tc>
@@ -533,46 +2255,40 @@
       <w:tr>
         <w:tc>
           <w:tcPr>
-            <w:tcW w:w="3135" w:type="dxa"/>
+            <w:tcW w:w="3249" w:type="dxa"/>
           </w:tcPr>
           <w:p>
-            <w:pPr>
-              <w:rPr>
-                <w:rFonts w:hint="eastAsia"/>
-              </w:rPr>
-            </w:pPr>
-            <w:r>
-              <w:t>Performance test cases</w:t>
+            <w:r>
+              <w:rPr>
+                <w:sz w:val="18"/>
+              </w:rPr>
+              <w:t>MSC Mobile 2 / M1 core</w:t>
             </w:r>
           </w:p>
         </w:tc>
         <w:tc>
           <w:tcPr>
-            <w:tcW w:w="3135" w:type="dxa"/>
+            <w:tcW w:w="3249" w:type="dxa"/>
           </w:tcPr>
           <w:p>
-            <w:pPr>
-              <w:rPr>
-                <w:rFonts w:hint="eastAsia"/>
-              </w:rPr>
-            </w:pPr>
-            <w:r>
-              <w:t>323</w:t>
+            <w:r>
+              <w:rPr>
+                <w:sz w:val="18"/>
+              </w:rPr>
+              <w:t>25/25 · ~25/29</w:t>
             </w:r>
           </w:p>
         </w:tc>
         <w:tc>
           <w:tcPr>
-            <w:tcW w:w="3135" w:type="dxa"/>
+            <w:tcW w:w="3249" w:type="dxa"/>
           </w:tcPr>
           <w:p>
-            <w:pPr>
-              <w:rPr>
-                <w:rFonts w:hint="eastAsia"/>
-              </w:rPr>
-            </w:pPr>
-            <w:r>
-              <w:t>Transaction labels × plan permutations</w:t>
+            <w:r>
+              <w:rPr>
+                <w:sz w:val="18"/>
+              </w:rPr>
+              <w:t>api-test-automation</w:t>
             </w:r>
           </w:p>
         </w:tc>
@@ -580,46 +2296,40 @@
       <w:tr>
         <w:tc>
           <w:tcPr>
-            <w:tcW w:w="3135" w:type="dxa"/>
+            <w:tcW w:w="3249" w:type="dxa"/>
           </w:tcPr>
           <w:p>
-            <w:pPr>
-              <w:rPr>
-                <w:rFonts w:hint="eastAsia"/>
-              </w:rPr>
-            </w:pPr>
-            <w:r>
-              <w:t>MSC Mobile 2 endpoints</w:t>
+            <w:r>
+              <w:rPr>
+                <w:sz w:val="18"/>
+              </w:rPr>
+              <w:t>Period delivery (Apr–Aug)</w:t>
             </w:r>
           </w:p>
         </w:tc>
         <w:tc>
           <w:tcPr>
-            <w:tcW w:w="3135" w:type="dxa"/>
+            <w:tcW w:w="3249" w:type="dxa"/>
           </w:tcPr>
           <w:p>
-            <w:pPr>
-              <w:rPr>
-                <w:rFonts w:hint="eastAsia"/>
-              </w:rPr>
-            </w:pPr>
-            <w:r>
-              <w:t>25/25</w:t>
+            <w:r>
+              <w:rPr>
+                <w:sz w:val="18"/>
+              </w:rPr>
+              <w:t>1212</w:t>
             </w:r>
           </w:p>
         </w:tc>
         <w:tc>
           <w:tcPr>
-            <w:tcW w:w="3135" w:type="dxa"/>
+            <w:tcW w:w="3249" w:type="dxa"/>
           </w:tcPr>
           <w:p>
-            <w:pPr>
-              <w:rPr>
-                <w:rFonts w:hint="eastAsia"/>
-              </w:rPr>
-            </w:pPr>
-            <w:r>
-              <w:t>100% business scope</w:t>
+            <w:r>
+              <w:rPr>
+                <w:sz w:val="18"/>
+              </w:rPr>
+              <w:t>Estimated new coverage</w:t>
             </w:r>
           </w:p>
         </w:tc>
@@ -627,185 +2337,107 @@
       <w:tr>
         <w:tc>
           <w:tcPr>
-            <w:tcW w:w="3135" w:type="dxa"/>
+            <w:tcW w:w="3249" w:type="dxa"/>
           </w:tcPr>
           <w:p>
-            <w:pPr>
-              <w:rPr>
-                <w:rFonts w:hint="eastAsia"/>
-              </w:rPr>
-            </w:pPr>
-            <w:r>
-              <w:t>MSC Mobile 1 core endpoints</w:t>
+            <w:r>
+              <w:rPr>
+                <w:sz w:val="18"/>
+              </w:rPr>
+              <w:t>Release automation</w:t>
             </w:r>
           </w:p>
         </w:tc>
         <w:tc>
           <w:tcPr>
-            <w:tcW w:w="3135" w:type="dxa"/>
+            <w:tcW w:w="3249" w:type="dxa"/>
           </w:tcPr>
           <w:p>
-            <w:pPr>
-              <w:rPr>
-                <w:rFonts w:hint="eastAsia"/>
-              </w:rPr>
-            </w:pPr>
-            <w:r>
-              <w:t>~25/29</w:t>
+            <w:r>
+              <w:rPr>
+                <w:sz w:val="18"/>
+              </w:rPr>
+              <w:t>~80%</w:t>
             </w:r>
           </w:p>
         </w:tc>
         <w:tc>
           <w:tcPr>
-            <w:tcW w:w="3135" w:type="dxa"/>
+            <w:tcW w:w="3249" w:type="dxa"/>
           </w:tcPr>
           <w:p>
-            <w:pPr>
-              <w:rPr>
-                <w:rFonts w:hint="eastAsia"/>
-              </w:rPr>
-            </w:pPr>
-            <w:r>
-              <w:t>Excludes optional health/docs</w:t>
-            </w:r>
-          </w:p>
-        </w:tc>
-      </w:tr>
-      <w:tr>
-        <w:tc>
-          <w:tcPr>
-            <w:tcW w:w="3135" w:type="dxa"/>
-          </w:tcPr>
-          <w:p>
-            <w:pPr>
-              <w:rPr>
-                <w:rFonts w:hint="eastAsia"/>
-              </w:rPr>
-            </w:pPr>
-            <w:r>
-              <w:t>Release automation</w:t>
-            </w:r>
-          </w:p>
-        </w:tc>
-        <w:tc>
-          <w:tcPr>
-            <w:tcW w:w="3135" w:type="dxa"/>
-          </w:tcPr>
-          <w:p>
-            <w:pPr>
-              <w:rPr>
-                <w:rFonts w:hint="eastAsia"/>
-              </w:rPr>
-            </w:pPr>
-            <w:r>
-              <w:t>~80%</w:t>
-            </w:r>
-          </w:p>
-        </w:tc>
-        <w:tc>
-          <w:tcPr>
-            <w:tcW w:w="3135" w:type="dxa"/>
-          </w:tcPr>
-          <w:p>
-            <w:pPr>
-              <w:rPr>
-                <w:rFonts w:hint="eastAsia"/>
-              </w:rPr>
-            </w:pPr>
-            <w:r>
-              <w:t>Was 17 FTE → 2 FTE equivalent</w:t>
-            </w:r>
-          </w:p>
-        </w:tc>
-      </w:tr>
-      <w:tr>
-        <w:tc>
-          <w:tcPr>
-            <w:tcW w:w="3135" w:type="dxa"/>
-          </w:tcPr>
-          <w:p>
-            <w:pPr>
-              <w:rPr>
-                <w:rFonts w:hint="eastAsia"/>
-              </w:rPr>
-            </w:pPr>
-            <w:r>
-              <w:t>Perf regression scenarios</w:t>
-            </w:r>
-          </w:p>
-        </w:tc>
-        <w:tc>
-          <w:tcPr>
-            <w:tcW w:w="3135" w:type="dxa"/>
-          </w:tcPr>
-          <w:p>
-            <w:pPr>
-              <w:rPr>
-                <w:rFonts w:hint="eastAsia"/>
-              </w:rPr>
-            </w:pPr>
-            <w:r>
-              <w:t>323</w:t>
-            </w:r>
-          </w:p>
-        </w:tc>
-        <w:tc>
-          <w:tcPr>
-            <w:tcW w:w="3135" w:type="dxa"/>
-          </w:tcPr>
-          <w:p>
-            <w:pPr>
-              <w:rPr>
-                <w:rFonts w:hint="eastAsia"/>
-              </w:rPr>
-            </w:pPr>
-            <w:r>
-              <w:t>Transaction labels × plans</w:t>
+            <w:r>
+              <w:rPr>
+                <w:sz w:val="18"/>
+              </w:rPr>
+              <w:t>17 FTE → 2 FTE equivalent</w:t>
             </w:r>
           </w:p>
         </w:tc>
       </w:tr>
     </w:tbl>
+    <w:p/>
     <w:p>
-      <w:pPr>
-        <w:pStyle w:val="Heading1"/>
-      </w:pPr>
       <w:r>
-        <w:t>2. Delivery Velocity</w:t>
+        <w:rPr>
+          <w:i/>
+          <w:color w:val="64748B"/>
+          <w:sz w:val="18"/>
+        </w:rPr>
+        <w:t>592 V2 and 442 V3 are Stage1 nightly snapshots only — accumulated since Q2 2025, not built in Apr–Aug alone. Smoke (Stage 2/5), integrations, and +33 CSR Actions are additional coverage and are not added to these totals.</w:t>
       </w:r>
     </w:p>
     <w:p>
-      <w:pPr>
-        <w:rPr>
-          <w:rFonts w:hint="eastAsia"/>
-        </w:rPr>
-      </w:pPr>
       <w:r>
-        <w:t>GitLab merge activity peaked in June–July 2026 during the Unite MSC API sprint.</w:t>
+        <w:br w:type="page"/>
       </w:r>
     </w:p>
     <w:p>
       <w:pPr>
-        <w:pStyle w:val="Heading2"/>
-      </w:pPr>
+        <w:pStyle w:val="Heading1"/>
+      </w:pPr>
+      <w:bookmarkStart w:id="1" w:name="_Toc237247142"/>
       <w:r>
         <w:lastRenderedPageBreak/>
-        <w:t>GitLab merges by repository</w:t>
+        <w:t>1. Delivery Velocity</w:t>
+      </w:r>
+      <w:bookmarkEnd w:id="1"/>
+    </w:p>
+    <w:p>
+      <w:r>
+        <w:t xml:space="preserve">GitLab merge activity measures code delivery throughput. Monthly automation delivery measures estimated new test coverage </w:t>
+      </w:r>
+      <w:proofErr w:type="gramStart"/>
+      <w:r>
+        <w:t>closed</w:t>
+      </w:r>
+      <w:proofErr w:type="gramEnd"/>
+      <w:r>
+        <w:t xml:space="preserve"> in each month — these are separate metrics and should not be combined.</w:t>
       </w:r>
     </w:p>
+    <w:p/>
     <w:p>
       <w:pPr>
-        <w:rPr>
-          <w:rFonts w:hint="eastAsia"/>
-        </w:rPr>
+        <w:pStyle w:val="Heading2"/>
+      </w:pPr>
+      <w:bookmarkStart w:id="2" w:name="_Toc237247143"/>
+      <w:r>
+        <w:t>GitLab Merges by Repository</w:t>
+      </w:r>
+      <w:bookmarkEnd w:id="2"/>
+    </w:p>
+    <w:p>
+      <w:pPr>
+        <w:jc w:val="center"/>
       </w:pPr>
       <w:r>
         <w:rPr>
           <w:noProof/>
         </w:rPr>
         <w:drawing>
-          <wp:inline distT="0" distB="0" distL="0" distR="0" wp14:anchorId="6C76A56F" wp14:editId="1EB57316">
-            <wp:extent cx="5669280" cy="3150017"/>
+          <wp:inline distT="0" distB="0" distL="0" distR="0" wp14:anchorId="64DE742A" wp14:editId="451B5ADB">
+            <wp:extent cx="5852160" cy="3251631"/>
             <wp:effectExtent l="0" t="0" r="0" b="0"/>
             <wp:docPr id="1" name="Picture 1"/>
             <wp:cNvGraphicFramePr>
@@ -827,7 +2459,7 @@
                   <pic:spPr>
                     <a:xfrm>
                       <a:off x="0" y="0"/>
-                      <a:ext cx="5669280" cy="3150017"/>
+                      <a:ext cx="5852160" cy="3251631"/>
                     </a:xfrm>
                     <a:prstGeom prst="rect">
                       <a:avLst/>
@@ -842,25 +2474,75 @@
     </w:p>
     <w:p>
       <w:pPr>
-        <w:pStyle w:val="Heading2"/>
+        <w:jc w:val="center"/>
       </w:pPr>
       <w:r>
-        <w:t>Monthly automation test cases added</w:t>
+        <w:rPr>
+          <w:i/>
+          <w:color w:val="64748B"/>
+          <w:sz w:val="18"/>
+        </w:rPr>
+        <w:t>Source: GitLab MR export · Apr 1 – Aug 4, 2026 · Total 121 merges</w:t>
+      </w:r>
+    </w:p>
+    <w:p/>
+    <w:p>
+      <w:r>
+        <w:rPr>
+          <w:b/>
+          <w:color w:val="003241"/>
+          <w:sz w:val="20"/>
+        </w:rPr>
+        <w:t>Key takeaways</w:t>
       </w:r>
     </w:p>
     <w:p>
       <w:pPr>
-        <w:rPr>
-          <w:rFonts w:hint="eastAsia"/>
-        </w:rPr>
+        <w:pStyle w:val="ListBullet"/>
+      </w:pPr>
+      <w:r>
+        <w:t>121 merges to main; July peak at 38 merges during MSC API sprint</w:t>
+      </w:r>
+    </w:p>
+    <w:p>
+      <w:pPr>
+        <w:pStyle w:val="ListBullet"/>
+      </w:pPr>
+      <w:r>
+        <w:t>Repositories: automation (V2), prime-test-automation (V3), api-test-automation (MSC)</w:t>
+      </w:r>
+    </w:p>
+    <w:p>
+      <w:pPr>
+        <w:pStyle w:val="ListBullet"/>
+      </w:pPr>
+      <w:r>
+        <w:t>Merge count is a delivery-velocity metric — not the same as test case inventory</w:t>
+      </w:r>
+    </w:p>
+    <w:p/>
+    <w:p>
+      <w:pPr>
+        <w:pStyle w:val="Heading2"/>
+      </w:pPr>
+      <w:bookmarkStart w:id="3" w:name="_Toc237247144"/>
+      <w:r>
+        <w:lastRenderedPageBreak/>
+        <w:t>Monthly Automation Delivery</w:t>
+      </w:r>
+      <w:bookmarkEnd w:id="3"/>
+    </w:p>
+    <w:p>
+      <w:pPr>
+        <w:jc w:val="center"/>
       </w:pPr>
       <w:r>
         <w:rPr>
           <w:noProof/>
         </w:rPr>
         <w:drawing>
-          <wp:inline distT="0" distB="0" distL="0" distR="0" wp14:anchorId="320CCBDD" wp14:editId="2FF5B1F5">
-            <wp:extent cx="5669280" cy="3351720"/>
+          <wp:inline distT="0" distB="0" distL="0" distR="0" wp14:anchorId="4579571B" wp14:editId="5B0F6E97">
+            <wp:extent cx="5852160" cy="3140438"/>
             <wp:effectExtent l="0" t="0" r="0" b="0"/>
             <wp:docPr id="2" name="Picture 2"/>
             <wp:cNvGraphicFramePr>
@@ -882,7 +2564,7 @@
                   <pic:spPr>
                     <a:xfrm>
                       <a:off x="0" y="0"/>
-                      <a:ext cx="5669280" cy="3351720"/>
+                      <a:ext cx="5852160" cy="3140438"/>
                     </a:xfrm>
                     <a:prstGeom prst="rect">
                       <a:avLst/>
@@ -897,44 +2579,98 @@
     </w:p>
     <w:p>
       <w:pPr>
-        <w:pStyle w:val="Heading1"/>
+        <w:jc w:val="center"/>
       </w:pPr>
       <w:r>
-        <w:t>3. Jira Sprint Delivery</w:t>
+        <w:rPr>
+          <w:i/>
+          <w:color w:val="64748B"/>
+          <w:sz w:val="18"/>
+        </w:rPr>
+        <w:t>Source: Jira AMSQUAD Sprints 26.04–26.12 · ~1212 est. cases Apr–Aug</w:t>
+      </w:r>
+    </w:p>
+    <w:p/>
+    <w:p>
+      <w:r>
+        <w:rPr>
+          <w:b/>
+          <w:color w:val="003241"/>
+          <w:sz w:val="20"/>
+        </w:rPr>
+        <w:t>Key takeaways</w:t>
       </w:r>
     </w:p>
     <w:p>
       <w:pPr>
-        <w:rPr>
-          <w:rFonts w:hint="eastAsia"/>
-        </w:rPr>
+        <w:pStyle w:val="ListBullet"/>
       </w:pPr>
       <w:r>
-        <w:t>Across AMSQUAD Sprints 26.04 through 26.12, the squad closed 245 work items totaling 545 story points. 20 automation-discovered defects were logged for triage.</w:t>
+        <w:t>Period delivery estimate — not cumulative nightly inventory</w:t>
       </w:r>
     </w:p>
     <w:p>
       <w:pPr>
-        <w:pStyle w:val="Heading2"/>
+        <w:pStyle w:val="ListBullet"/>
       </w:pPr>
       <w:r>
-        <w:lastRenderedPageBreak/>
-        <w:t>Story points by sprint</w:t>
+        <w:t>Counts include multi-plan, multi-environment, and positive/negative permutations</w:t>
       </w:r>
     </w:p>
     <w:p>
       <w:pPr>
-        <w:rPr>
-          <w:rFonts w:hint="eastAsia"/>
-        </w:rPr>
+        <w:pStyle w:val="ListBullet"/>
+      </w:pPr>
+      <w:r>
+        <w:t>Pre-April foundation is in nightly totals; this chart shows when work landed</w:t>
+      </w:r>
+    </w:p>
+    <w:p/>
+    <w:p/>
+    <w:p/>
+    <w:p/>
+    <w:p/>
+    <w:p/>
+    <w:p/>
+    <w:p/>
+    <w:p>
+      <w:pPr>
+        <w:pStyle w:val="Heading1"/>
+      </w:pPr>
+      <w:bookmarkStart w:id="4" w:name="_Toc237247145"/>
+      <w:r>
+        <w:lastRenderedPageBreak/>
+        <w:t>2. Jira Sprint Delivery</w:t>
+      </w:r>
+      <w:bookmarkEnd w:id="4"/>
+    </w:p>
+    <w:p>
+      <w:r>
+        <w:t>Across AMSQUAD Sprints 26.04–26.12 the squad closed 245 work items (545 story points) and logged 20 automation-discovered defects.</w:t>
+      </w:r>
+    </w:p>
+    <w:p/>
+    <w:p>
+      <w:pPr>
+        <w:pStyle w:val="Heading2"/>
+      </w:pPr>
+      <w:bookmarkStart w:id="5" w:name="_Toc237247146"/>
+      <w:r>
+        <w:t>Story Points by Sprint</w:t>
+      </w:r>
+      <w:bookmarkEnd w:id="5"/>
+    </w:p>
+    <w:p>
+      <w:pPr>
+        <w:jc w:val="center"/>
       </w:pPr>
       <w:r>
         <w:rPr>
           <w:noProof/>
         </w:rPr>
         <w:drawing>
-          <wp:inline distT="0" distB="0" distL="0" distR="0" wp14:anchorId="7FB8C137" wp14:editId="6DD96A8A">
-            <wp:extent cx="5669280" cy="2793609"/>
+          <wp:inline distT="0" distB="0" distL="0" distR="0" wp14:anchorId="7A127124" wp14:editId="308B6D90">
+            <wp:extent cx="5852160" cy="2883726"/>
             <wp:effectExtent l="0" t="0" r="0" b="0"/>
             <wp:docPr id="3" name="Picture 3"/>
             <wp:cNvGraphicFramePr>
@@ -956,7 +2692,7 @@
                   <pic:spPr>
                     <a:xfrm>
                       <a:off x="0" y="0"/>
-                      <a:ext cx="5669280" cy="2793609"/>
+                      <a:ext cx="5852160" cy="2883726"/>
                     </a:xfrm>
                     <a:prstGeom prst="rect">
                       <a:avLst/>
@@ -971,25 +2707,67 @@
     </w:p>
     <w:p>
       <w:pPr>
-        <w:pStyle w:val="Heading2"/>
+        <w:jc w:val="center"/>
       </w:pPr>
       <w:r>
-        <w:t>Automation bugs by sprint</w:t>
+        <w:rPr>
+          <w:i/>
+          <w:color w:val="64748B"/>
+          <w:sz w:val="18"/>
+        </w:rPr>
+        <w:t>Source: Jira AMSQUAD export</w:t>
+      </w:r>
+    </w:p>
+    <w:p/>
+    <w:p>
+      <w:r>
+        <w:rPr>
+          <w:b/>
+          <w:color w:val="003241"/>
+          <w:sz w:val="20"/>
+        </w:rPr>
+        <w:t>Key takeaways</w:t>
       </w:r>
     </w:p>
     <w:p>
       <w:pPr>
-        <w:rPr>
-          <w:rFonts w:hint="eastAsia"/>
-        </w:rPr>
+        <w:pStyle w:val="ListBullet"/>
+      </w:pPr>
+      <w:r>
+        <w:t>Sustained sprint delivery across reporting window</w:t>
+      </w:r>
+    </w:p>
+    <w:p>
+      <w:pPr>
+        <w:pStyle w:val="ListBullet"/>
+      </w:pPr>
+      <w:r>
+        <w:t>Story points track committed work closed</w:t>
+      </w:r>
+    </w:p>
+    <w:p/>
+    <w:p>
+      <w:pPr>
+        <w:pStyle w:val="Heading2"/>
+      </w:pPr>
+      <w:bookmarkStart w:id="6" w:name="_Toc237247147"/>
+      <w:r>
+        <w:lastRenderedPageBreak/>
+        <w:t>Automation Bugs by Sprint</w:t>
+      </w:r>
+      <w:bookmarkEnd w:id="6"/>
+    </w:p>
+    <w:p>
+      <w:pPr>
+        <w:jc w:val="center"/>
       </w:pPr>
       <w:r>
         <w:rPr>
           <w:noProof/>
         </w:rPr>
         <w:drawing>
-          <wp:inline distT="0" distB="0" distL="0" distR="0" wp14:anchorId="48D9313C" wp14:editId="4F42A370">
-            <wp:extent cx="5669280" cy="2650966"/>
+          <wp:inline distT="0" distB="0" distL="0" distR="0" wp14:anchorId="6FF6EDF9" wp14:editId="6F14604A">
+            <wp:extent cx="5852160" cy="2736481"/>
             <wp:effectExtent l="0" t="0" r="0" b="0"/>
             <wp:docPr id="4" name="Picture 4"/>
             <wp:cNvGraphicFramePr>
@@ -1011,7 +2789,7 @@
                   <pic:spPr>
                     <a:xfrm>
                       <a:off x="0" y="0"/>
-                      <a:ext cx="5669280" cy="2650966"/>
+                      <a:ext cx="5852160" cy="2736481"/>
                     </a:xfrm>
                     <a:prstGeom prst="rect">
                       <a:avLst/>
@@ -1024,6 +2802,56 @@
         </w:drawing>
       </w:r>
     </w:p>
+    <w:p>
+      <w:pPr>
+        <w:jc w:val="center"/>
+      </w:pPr>
+      <w:r>
+        <w:rPr>
+          <w:i/>
+          <w:color w:val="64748B"/>
+          <w:sz w:val="18"/>
+        </w:rPr>
+        <w:t>Source: Jira AMSQUAD export</w:t>
+      </w:r>
+    </w:p>
+    <w:p>
+      <w:r>
+        <w:rPr>
+          <w:b/>
+          <w:color w:val="003241"/>
+          <w:sz w:val="20"/>
+        </w:rPr>
+        <w:t>Key takeaways</w:t>
+      </w:r>
+    </w:p>
+    <w:p>
+      <w:pPr>
+        <w:pStyle w:val="ListBullet"/>
+      </w:pPr>
+      <w:r>
+        <w:t>Defects found via nightly regression triage</w:t>
+      </w:r>
+    </w:p>
+    <w:p>
+      <w:pPr>
+        <w:pStyle w:val="ListBullet"/>
+      </w:pPr>
+      <w:r>
+        <w:t>Fed into automation bug lifecycle standard</w:t>
+      </w:r>
+    </w:p>
+    <w:p/>
+    <w:p>
+      <w:pPr>
+        <w:pStyle w:val="Heading2"/>
+      </w:pPr>
+      <w:bookmarkStart w:id="7" w:name="_Toc237247148"/>
+      <w:r>
+        <w:t>Sprint detail</w:t>
+      </w:r>
+      <w:bookmarkEnd w:id="7"/>
+    </w:p>
     <w:tbl>
       <w:tblPr>
         <w:tblStyle w:val="TableGrid"/>
@@ -1031,28 +2859,25 @@
         <w:tblLook w:val="04A0" w:firstRow="1" w:lastRow="0" w:firstColumn="1" w:lastColumn="0" w:noHBand="0" w:noVBand="1"/>
       </w:tblPr>
       <w:tblGrid>
-        <w:gridCol w:w="1568"/>
-        <w:gridCol w:w="1568"/>
-        <w:gridCol w:w="1568"/>
-        <w:gridCol w:w="1568"/>
-        <w:gridCol w:w="1568"/>
-        <w:gridCol w:w="1568"/>
+        <w:gridCol w:w="1624"/>
+        <w:gridCol w:w="1624"/>
+        <w:gridCol w:w="1624"/>
+        <w:gridCol w:w="1624"/>
+        <w:gridCol w:w="1624"/>
+        <w:gridCol w:w="1624"/>
       </w:tblGrid>
       <w:tr>
         <w:tc>
           <w:tcPr>
-            <w:tcW w:w="1568" w:type="dxa"/>
-            <w:shd w:val="clear" w:color="auto" w:fill="026B84"/>
+            <w:tcW w:w="1624" w:type="dxa"/>
+            <w:shd w:val="clear" w:color="auto" w:fill="003241"/>
           </w:tcPr>
           <w:p>
-            <w:pPr>
-              <w:rPr>
-                <w:rFonts w:hint="eastAsia"/>
-              </w:rPr>
-            </w:pPr>
-            <w:r>
-              <w:rPr>
+            <w:r>
+              <w:rPr>
+                <w:b/>
                 <w:color w:val="FFFFFF"/>
+                <w:sz w:val="18"/>
               </w:rPr>
               <w:t>Sprint</w:t>
             </w:r>
@@ -1060,18 +2885,15 @@
         </w:tc>
         <w:tc>
           <w:tcPr>
-            <w:tcW w:w="1568" w:type="dxa"/>
-            <w:shd w:val="clear" w:color="auto" w:fill="026B84"/>
+            <w:tcW w:w="1624" w:type="dxa"/>
+            <w:shd w:val="clear" w:color="auto" w:fill="003241"/>
           </w:tcPr>
           <w:p>
-            <w:pPr>
-              <w:rPr>
-                <w:rFonts w:hint="eastAsia"/>
-              </w:rPr>
-            </w:pPr>
-            <w:r>
-              <w:rPr>
+            <w:r>
+              <w:rPr>
+                <w:b/>
                 <w:color w:val="FFFFFF"/>
+                <w:sz w:val="18"/>
               </w:rPr>
               <w:t>Work Items</w:t>
             </w:r>
@@ -1079,18 +2901,15 @@
         </w:tc>
         <w:tc>
           <w:tcPr>
-            <w:tcW w:w="1568" w:type="dxa"/>
-            <w:shd w:val="clear" w:color="auto" w:fill="026B84"/>
+            <w:tcW w:w="1624" w:type="dxa"/>
+            <w:shd w:val="clear" w:color="auto" w:fill="003241"/>
           </w:tcPr>
           <w:p>
-            <w:pPr>
-              <w:rPr>
-                <w:rFonts w:hint="eastAsia"/>
-              </w:rPr>
-            </w:pPr>
-            <w:r>
-              <w:rPr>
+            <w:r>
+              <w:rPr>
+                <w:b/>
                 <w:color w:val="FFFFFF"/>
+                <w:sz w:val="18"/>
               </w:rPr>
               <w:t>Stories</w:t>
             </w:r>
@@ -1098,18 +2917,15 @@
         </w:tc>
         <w:tc>
           <w:tcPr>
-            <w:tcW w:w="1568" w:type="dxa"/>
-            <w:shd w:val="clear" w:color="auto" w:fill="026B84"/>
+            <w:tcW w:w="1624" w:type="dxa"/>
+            <w:shd w:val="clear" w:color="auto" w:fill="003241"/>
           </w:tcPr>
           <w:p>
-            <w:pPr>
-              <w:rPr>
-                <w:rFonts w:hint="eastAsia"/>
-              </w:rPr>
-            </w:pPr>
-            <w:r>
-              <w:rPr>
+            <w:r>
+              <w:rPr>
+                <w:b/>
                 <w:color w:val="FFFFFF"/>
+                <w:sz w:val="18"/>
               </w:rPr>
               <w:t>Spikes</w:t>
             </w:r>
@@ -1117,18 +2933,15 @@
         </w:tc>
         <w:tc>
           <w:tcPr>
-            <w:tcW w:w="1568" w:type="dxa"/>
-            <w:shd w:val="clear" w:color="auto" w:fill="026B84"/>
+            <w:tcW w:w="1624" w:type="dxa"/>
+            <w:shd w:val="clear" w:color="auto" w:fill="003241"/>
           </w:tcPr>
           <w:p>
-            <w:pPr>
-              <w:rPr>
-                <w:rFonts w:hint="eastAsia"/>
-              </w:rPr>
-            </w:pPr>
-            <w:r>
-              <w:rPr>
+            <w:r>
+              <w:rPr>
+                <w:b/>
                 <w:color w:val="FFFFFF"/>
+                <w:sz w:val="18"/>
               </w:rPr>
               <w:t>Bugs</w:t>
             </w:r>
@@ -1136,20 +2949,17 @@
         </w:tc>
         <w:tc>
           <w:tcPr>
-            <w:tcW w:w="1568" w:type="dxa"/>
-            <w:shd w:val="clear" w:color="auto" w:fill="026B84"/>
+            <w:tcW w:w="1624" w:type="dxa"/>
+            <w:shd w:val="clear" w:color="auto" w:fill="003241"/>
           </w:tcPr>
           <w:p>
-            <w:pPr>
-              <w:rPr>
-                <w:rFonts w:hint="eastAsia"/>
-              </w:rPr>
-            </w:pPr>
-            <w:r>
-              <w:rPr>
+            <w:r>
+              <w:rPr>
+                <w:b/>
                 <w:color w:val="FFFFFF"/>
-              </w:rPr>
-              <w:t>Story Points</w:t>
+                <w:sz w:val="18"/>
+              </w:rPr>
+              <w:t>SP</w:t>
             </w:r>
           </w:p>
         </w:tc>
@@ -1157,90 +2967,78 @@
       <w:tr>
         <w:tc>
           <w:tcPr>
-            <w:tcW w:w="1568" w:type="dxa"/>
+            <w:tcW w:w="1624" w:type="dxa"/>
           </w:tcPr>
           <w:p>
-            <w:pPr>
-              <w:rPr>
-                <w:rFonts w:hint="eastAsia"/>
-              </w:rPr>
-            </w:pPr>
-            <w:r>
+            <w:r>
+              <w:rPr>
+                <w:sz w:val="18"/>
+              </w:rPr>
               <w:t>26.04</w:t>
             </w:r>
           </w:p>
         </w:tc>
         <w:tc>
           <w:tcPr>
-            <w:tcW w:w="1568" w:type="dxa"/>
+            <w:tcW w:w="1624" w:type="dxa"/>
           </w:tcPr>
           <w:p>
-            <w:pPr>
-              <w:rPr>
-                <w:rFonts w:hint="eastAsia"/>
-              </w:rPr>
-            </w:pPr>
-            <w:r>
+            <w:r>
+              <w:rPr>
+                <w:sz w:val="18"/>
+              </w:rPr>
               <w:t>21</w:t>
             </w:r>
           </w:p>
         </w:tc>
         <w:tc>
           <w:tcPr>
-            <w:tcW w:w="1568" w:type="dxa"/>
+            <w:tcW w:w="1624" w:type="dxa"/>
           </w:tcPr>
           <w:p>
-            <w:pPr>
-              <w:rPr>
-                <w:rFonts w:hint="eastAsia"/>
-              </w:rPr>
-            </w:pPr>
-            <w:r>
+            <w:r>
+              <w:rPr>
+                <w:sz w:val="18"/>
+              </w:rPr>
               <w:t>18</w:t>
             </w:r>
           </w:p>
         </w:tc>
         <w:tc>
           <w:tcPr>
-            <w:tcW w:w="1568" w:type="dxa"/>
+            <w:tcW w:w="1624" w:type="dxa"/>
           </w:tcPr>
           <w:p>
-            <w:pPr>
-              <w:rPr>
-                <w:rFonts w:hint="eastAsia"/>
-              </w:rPr>
-            </w:pPr>
-            <w:r>
+            <w:r>
+              <w:rPr>
+                <w:sz w:val="18"/>
+              </w:rPr>
               <w:t>1</w:t>
             </w:r>
           </w:p>
         </w:tc>
         <w:tc>
           <w:tcPr>
-            <w:tcW w:w="1568" w:type="dxa"/>
+            <w:tcW w:w="1624" w:type="dxa"/>
           </w:tcPr>
           <w:p>
-            <w:pPr>
-              <w:rPr>
-                <w:rFonts w:hint="eastAsia"/>
-              </w:rPr>
-            </w:pPr>
-            <w:r>
+            <w:r>
+              <w:rPr>
+                <w:sz w:val="18"/>
+              </w:rPr>
               <w:t>2</w:t>
             </w:r>
           </w:p>
         </w:tc>
         <w:tc>
           <w:tcPr>
-            <w:tcW w:w="1568" w:type="dxa"/>
+            <w:tcW w:w="1624" w:type="dxa"/>
           </w:tcPr>
           <w:p>
-            <w:pPr>
-              <w:rPr>
-                <w:rFonts w:hint="eastAsia"/>
-              </w:rPr>
-            </w:pPr>
-            <w:r>
+            <w:r>
+              <w:rPr>
+                <w:sz w:val="18"/>
+              </w:rPr>
               <w:t>72</w:t>
             </w:r>
           </w:p>
@@ -1249,90 +3047,78 @@
       <w:tr>
         <w:tc>
           <w:tcPr>
-            <w:tcW w:w="1568" w:type="dxa"/>
+            <w:tcW w:w="1624" w:type="dxa"/>
           </w:tcPr>
           <w:p>
-            <w:pPr>
-              <w:rPr>
-                <w:rFonts w:hint="eastAsia"/>
-              </w:rPr>
-            </w:pPr>
-            <w:r>
+            <w:r>
+              <w:rPr>
+                <w:sz w:val="18"/>
+              </w:rPr>
               <w:t>26.05</w:t>
             </w:r>
           </w:p>
         </w:tc>
         <w:tc>
           <w:tcPr>
-            <w:tcW w:w="1568" w:type="dxa"/>
+            <w:tcW w:w="1624" w:type="dxa"/>
           </w:tcPr>
           <w:p>
-            <w:pPr>
-              <w:rPr>
-                <w:rFonts w:hint="eastAsia"/>
-              </w:rPr>
-            </w:pPr>
-            <w:r>
+            <w:r>
+              <w:rPr>
+                <w:sz w:val="18"/>
+              </w:rPr>
               <w:t>30</w:t>
             </w:r>
           </w:p>
         </w:tc>
         <w:tc>
           <w:tcPr>
-            <w:tcW w:w="1568" w:type="dxa"/>
+            <w:tcW w:w="1624" w:type="dxa"/>
           </w:tcPr>
           <w:p>
-            <w:pPr>
-              <w:rPr>
-                <w:rFonts w:hint="eastAsia"/>
-              </w:rPr>
-            </w:pPr>
-            <w:r>
+            <w:r>
+              <w:rPr>
+                <w:sz w:val="18"/>
+              </w:rPr>
               <w:t>22</w:t>
             </w:r>
           </w:p>
         </w:tc>
         <w:tc>
           <w:tcPr>
-            <w:tcW w:w="1568" w:type="dxa"/>
+            <w:tcW w:w="1624" w:type="dxa"/>
           </w:tcPr>
           <w:p>
-            <w:pPr>
-              <w:rPr>
-                <w:rFonts w:hint="eastAsia"/>
-              </w:rPr>
-            </w:pPr>
-            <w:r>
+            <w:r>
+              <w:rPr>
+                <w:sz w:val="18"/>
+              </w:rPr>
               <w:t>3</w:t>
             </w:r>
           </w:p>
         </w:tc>
         <w:tc>
           <w:tcPr>
-            <w:tcW w:w="1568" w:type="dxa"/>
+            <w:tcW w:w="1624" w:type="dxa"/>
           </w:tcPr>
           <w:p>
-            <w:pPr>
-              <w:rPr>
-                <w:rFonts w:hint="eastAsia"/>
-              </w:rPr>
-            </w:pPr>
-            <w:r>
+            <w:r>
+              <w:rPr>
+                <w:sz w:val="18"/>
+              </w:rPr>
               <w:t>4</w:t>
             </w:r>
           </w:p>
         </w:tc>
         <w:tc>
           <w:tcPr>
-            <w:tcW w:w="1568" w:type="dxa"/>
+            <w:tcW w:w="1624" w:type="dxa"/>
           </w:tcPr>
           <w:p>
-            <w:pPr>
-              <w:rPr>
-                <w:rFonts w:hint="eastAsia"/>
-              </w:rPr>
-            </w:pPr>
-            <w:r>
+            <w:r>
+              <w:rPr>
+                <w:sz w:val="18"/>
+              </w:rPr>
               <w:t>57</w:t>
             </w:r>
           </w:p>
@@ -1341,90 +3127,78 @@
       <w:tr>
         <w:tc>
           <w:tcPr>
-            <w:tcW w:w="1568" w:type="dxa"/>
+            <w:tcW w:w="1624" w:type="dxa"/>
           </w:tcPr>
           <w:p>
-            <w:pPr>
-              <w:rPr>
-                <w:rFonts w:hint="eastAsia"/>
-              </w:rPr>
-            </w:pPr>
-            <w:r>
+            <w:r>
+              <w:rPr>
+                <w:sz w:val="18"/>
+              </w:rPr>
               <w:t>26.06</w:t>
             </w:r>
           </w:p>
         </w:tc>
         <w:tc>
           <w:tcPr>
-            <w:tcW w:w="1568" w:type="dxa"/>
+            <w:tcW w:w="1624" w:type="dxa"/>
           </w:tcPr>
           <w:p>
-            <w:pPr>
-              <w:rPr>
-                <w:rFonts w:hint="eastAsia"/>
-              </w:rPr>
-            </w:pPr>
-            <w:r>
+            <w:r>
+              <w:rPr>
+                <w:sz w:val="18"/>
+              </w:rPr>
               <w:t>29</w:t>
             </w:r>
           </w:p>
         </w:tc>
         <w:tc>
           <w:tcPr>
-            <w:tcW w:w="1568" w:type="dxa"/>
+            <w:tcW w:w="1624" w:type="dxa"/>
           </w:tcPr>
           <w:p>
-            <w:pPr>
-              <w:rPr>
-                <w:rFonts w:hint="eastAsia"/>
-              </w:rPr>
-            </w:pPr>
-            <w:r>
+            <w:r>
+              <w:rPr>
+                <w:sz w:val="18"/>
+              </w:rPr>
               <w:t>26</w:t>
             </w:r>
           </w:p>
         </w:tc>
         <w:tc>
           <w:tcPr>
-            <w:tcW w:w="1568" w:type="dxa"/>
+            <w:tcW w:w="1624" w:type="dxa"/>
           </w:tcPr>
           <w:p>
-            <w:pPr>
-              <w:rPr>
-                <w:rFonts w:hint="eastAsia"/>
-              </w:rPr>
-            </w:pPr>
-            <w:r>
+            <w:r>
+              <w:rPr>
+                <w:sz w:val="18"/>
+              </w:rPr>
               <w:t>1</w:t>
             </w:r>
           </w:p>
         </w:tc>
         <w:tc>
           <w:tcPr>
-            <w:tcW w:w="1568" w:type="dxa"/>
+            <w:tcW w:w="1624" w:type="dxa"/>
           </w:tcPr>
           <w:p>
-            <w:pPr>
-              <w:rPr>
-                <w:rFonts w:hint="eastAsia"/>
-              </w:rPr>
-            </w:pPr>
-            <w:r>
+            <w:r>
+              <w:rPr>
+                <w:sz w:val="18"/>
+              </w:rPr>
               <w:t>1</w:t>
             </w:r>
           </w:p>
         </w:tc>
         <w:tc>
           <w:tcPr>
-            <w:tcW w:w="1568" w:type="dxa"/>
+            <w:tcW w:w="1624" w:type="dxa"/>
           </w:tcPr>
           <w:p>
-            <w:pPr>
-              <w:rPr>
-                <w:rFonts w:hint="eastAsia"/>
-              </w:rPr>
-            </w:pPr>
-            <w:r>
+            <w:r>
+              <w:rPr>
+                <w:sz w:val="18"/>
+              </w:rPr>
               <w:t>64</w:t>
             </w:r>
           </w:p>
@@ -1433,90 +3207,78 @@
       <w:tr>
         <w:tc>
           <w:tcPr>
-            <w:tcW w:w="1568" w:type="dxa"/>
+            <w:tcW w:w="1624" w:type="dxa"/>
           </w:tcPr>
           <w:p>
-            <w:pPr>
-              <w:rPr>
-                <w:rFonts w:hint="eastAsia"/>
-              </w:rPr>
-            </w:pPr>
-            <w:r>
+            <w:r>
+              <w:rPr>
+                <w:sz w:val="18"/>
+              </w:rPr>
               <w:t>26.07</w:t>
             </w:r>
           </w:p>
         </w:tc>
         <w:tc>
           <w:tcPr>
-            <w:tcW w:w="1568" w:type="dxa"/>
+            <w:tcW w:w="1624" w:type="dxa"/>
           </w:tcPr>
           <w:p>
-            <w:pPr>
-              <w:rPr>
-                <w:rFonts w:hint="eastAsia"/>
-              </w:rPr>
-            </w:pPr>
-            <w:r>
+            <w:r>
+              <w:rPr>
+                <w:sz w:val="18"/>
+              </w:rPr>
               <w:t>24</w:t>
             </w:r>
           </w:p>
         </w:tc>
         <w:tc>
           <w:tcPr>
-            <w:tcW w:w="1568" w:type="dxa"/>
+            <w:tcW w:w="1624" w:type="dxa"/>
           </w:tcPr>
           <w:p>
-            <w:pPr>
-              <w:rPr>
-                <w:rFonts w:hint="eastAsia"/>
-              </w:rPr>
-            </w:pPr>
-            <w:r>
+            <w:r>
+              <w:rPr>
+                <w:sz w:val="18"/>
+              </w:rPr>
               <w:t>17</w:t>
             </w:r>
           </w:p>
         </w:tc>
         <w:tc>
           <w:tcPr>
-            <w:tcW w:w="1568" w:type="dxa"/>
+            <w:tcW w:w="1624" w:type="dxa"/>
           </w:tcPr>
           <w:p>
-            <w:pPr>
-              <w:rPr>
-                <w:rFonts w:hint="eastAsia"/>
-              </w:rPr>
-            </w:pPr>
-            <w:r>
+            <w:r>
+              <w:rPr>
+                <w:sz w:val="18"/>
+              </w:rPr>
               <w:t>5</w:t>
             </w:r>
           </w:p>
         </w:tc>
         <w:tc>
           <w:tcPr>
-            <w:tcW w:w="1568" w:type="dxa"/>
+            <w:tcW w:w="1624" w:type="dxa"/>
           </w:tcPr>
           <w:p>
-            <w:pPr>
-              <w:rPr>
-                <w:rFonts w:hint="eastAsia"/>
-              </w:rPr>
-            </w:pPr>
-            <w:r>
+            <w:r>
+              <w:rPr>
+                <w:sz w:val="18"/>
+              </w:rPr>
               <w:t>1</w:t>
             </w:r>
           </w:p>
         </w:tc>
         <w:tc>
           <w:tcPr>
-            <w:tcW w:w="1568" w:type="dxa"/>
+            <w:tcW w:w="1624" w:type="dxa"/>
           </w:tcPr>
           <w:p>
-            <w:pPr>
-              <w:rPr>
-                <w:rFonts w:hint="eastAsia"/>
-              </w:rPr>
-            </w:pPr>
-            <w:r>
+            <w:r>
+              <w:rPr>
+                <w:sz w:val="18"/>
+              </w:rPr>
               <w:t>42</w:t>
             </w:r>
           </w:p>
@@ -1525,90 +3287,78 @@
       <w:tr>
         <w:tc>
           <w:tcPr>
-            <w:tcW w:w="1568" w:type="dxa"/>
+            <w:tcW w:w="1624" w:type="dxa"/>
           </w:tcPr>
           <w:p>
-            <w:pPr>
-              <w:rPr>
-                <w:rFonts w:hint="eastAsia"/>
-              </w:rPr>
-            </w:pPr>
-            <w:r>
+            <w:r>
+              <w:rPr>
+                <w:sz w:val="18"/>
+              </w:rPr>
               <w:t>26.08</w:t>
             </w:r>
           </w:p>
         </w:tc>
         <w:tc>
           <w:tcPr>
-            <w:tcW w:w="1568" w:type="dxa"/>
+            <w:tcW w:w="1624" w:type="dxa"/>
           </w:tcPr>
           <w:p>
-            <w:pPr>
-              <w:rPr>
-                <w:rFonts w:hint="eastAsia"/>
-              </w:rPr>
-            </w:pPr>
-            <w:r>
+            <w:r>
+              <w:rPr>
+                <w:sz w:val="18"/>
+              </w:rPr>
               <w:t>29</w:t>
             </w:r>
           </w:p>
         </w:tc>
         <w:tc>
           <w:tcPr>
-            <w:tcW w:w="1568" w:type="dxa"/>
+            <w:tcW w:w="1624" w:type="dxa"/>
           </w:tcPr>
           <w:p>
-            <w:pPr>
-              <w:rPr>
-                <w:rFonts w:hint="eastAsia"/>
-              </w:rPr>
-            </w:pPr>
-            <w:r>
+            <w:r>
+              <w:rPr>
+                <w:sz w:val="18"/>
+              </w:rPr>
               <w:t>19</w:t>
             </w:r>
           </w:p>
         </w:tc>
         <w:tc>
           <w:tcPr>
-            <w:tcW w:w="1568" w:type="dxa"/>
+            <w:tcW w:w="1624" w:type="dxa"/>
           </w:tcPr>
           <w:p>
-            <w:pPr>
-              <w:rPr>
-                <w:rFonts w:hint="eastAsia"/>
-              </w:rPr>
-            </w:pPr>
-            <w:r>
+            <w:r>
+              <w:rPr>
+                <w:sz w:val="18"/>
+              </w:rPr>
               <w:t>2</w:t>
             </w:r>
           </w:p>
         </w:tc>
         <w:tc>
           <w:tcPr>
-            <w:tcW w:w="1568" w:type="dxa"/>
+            <w:tcW w:w="1624" w:type="dxa"/>
           </w:tcPr>
           <w:p>
-            <w:pPr>
-              <w:rPr>
-                <w:rFonts w:hint="eastAsia"/>
-              </w:rPr>
-            </w:pPr>
-            <w:r>
+            <w:r>
+              <w:rPr>
+                <w:sz w:val="18"/>
+              </w:rPr>
               <w:t>7</w:t>
             </w:r>
           </w:p>
         </w:tc>
         <w:tc>
           <w:tcPr>
-            <w:tcW w:w="1568" w:type="dxa"/>
+            <w:tcW w:w="1624" w:type="dxa"/>
           </w:tcPr>
           <w:p>
-            <w:pPr>
-              <w:rPr>
-                <w:rFonts w:hint="eastAsia"/>
-              </w:rPr>
-            </w:pPr>
-            <w:r>
+            <w:r>
+              <w:rPr>
+                <w:sz w:val="18"/>
+              </w:rPr>
               <w:t>46</w:t>
             </w:r>
           </w:p>
@@ -1617,90 +3367,78 @@
       <w:tr>
         <w:tc>
           <w:tcPr>
-            <w:tcW w:w="1568" w:type="dxa"/>
+            <w:tcW w:w="1624" w:type="dxa"/>
           </w:tcPr>
           <w:p>
-            <w:pPr>
-              <w:rPr>
-                <w:rFonts w:hint="eastAsia"/>
-              </w:rPr>
-            </w:pPr>
-            <w:r>
+            <w:r>
+              <w:rPr>
+                <w:sz w:val="18"/>
+              </w:rPr>
               <w:t>26.09</w:t>
             </w:r>
           </w:p>
         </w:tc>
         <w:tc>
           <w:tcPr>
-            <w:tcW w:w="1568" w:type="dxa"/>
+            <w:tcW w:w="1624" w:type="dxa"/>
           </w:tcPr>
           <w:p>
-            <w:pPr>
-              <w:rPr>
-                <w:rFonts w:hint="eastAsia"/>
-              </w:rPr>
-            </w:pPr>
-            <w:r>
+            <w:r>
+              <w:rPr>
+                <w:sz w:val="18"/>
+              </w:rPr>
               <w:t>28</w:t>
             </w:r>
           </w:p>
         </w:tc>
         <w:tc>
           <w:tcPr>
-            <w:tcW w:w="1568" w:type="dxa"/>
+            <w:tcW w:w="1624" w:type="dxa"/>
           </w:tcPr>
           <w:p>
-            <w:pPr>
-              <w:rPr>
-                <w:rFonts w:hint="eastAsia"/>
-              </w:rPr>
-            </w:pPr>
-            <w:r>
+            <w:r>
+              <w:rPr>
+                <w:sz w:val="18"/>
+              </w:rPr>
               <w:t>26</w:t>
             </w:r>
           </w:p>
         </w:tc>
         <w:tc>
           <w:tcPr>
-            <w:tcW w:w="1568" w:type="dxa"/>
+            <w:tcW w:w="1624" w:type="dxa"/>
           </w:tcPr>
           <w:p>
-            <w:pPr>
-              <w:rPr>
-                <w:rFonts w:hint="eastAsia"/>
-              </w:rPr>
-            </w:pPr>
-            <w:r>
+            <w:r>
+              <w:rPr>
+                <w:sz w:val="18"/>
+              </w:rPr>
               <w:t>1</w:t>
             </w:r>
           </w:p>
         </w:tc>
         <w:tc>
           <w:tcPr>
-            <w:tcW w:w="1568" w:type="dxa"/>
+            <w:tcW w:w="1624" w:type="dxa"/>
           </w:tcPr>
           <w:p>
-            <w:pPr>
-              <w:rPr>
-                <w:rFonts w:hint="eastAsia"/>
-              </w:rPr>
-            </w:pPr>
-            <w:r>
+            <w:r>
+              <w:rPr>
+                <w:sz w:val="18"/>
+              </w:rPr>
               <w:t>0</w:t>
             </w:r>
           </w:p>
         </w:tc>
         <w:tc>
           <w:tcPr>
-            <w:tcW w:w="1568" w:type="dxa"/>
+            <w:tcW w:w="1624" w:type="dxa"/>
           </w:tcPr>
           <w:p>
-            <w:pPr>
-              <w:rPr>
-                <w:rFonts w:hint="eastAsia"/>
-              </w:rPr>
-            </w:pPr>
-            <w:r>
+            <w:r>
+              <w:rPr>
+                <w:sz w:val="18"/>
+              </w:rPr>
               <w:t>74</w:t>
             </w:r>
           </w:p>
@@ -1709,90 +3447,78 @@
       <w:tr>
         <w:tc>
           <w:tcPr>
-            <w:tcW w:w="1568" w:type="dxa"/>
+            <w:tcW w:w="1624" w:type="dxa"/>
           </w:tcPr>
           <w:p>
-            <w:pPr>
-              <w:rPr>
-                <w:rFonts w:hint="eastAsia"/>
-              </w:rPr>
-            </w:pPr>
-            <w:r>
+            <w:r>
+              <w:rPr>
+                <w:sz w:val="18"/>
+              </w:rPr>
               <w:t>26.10</w:t>
             </w:r>
           </w:p>
         </w:tc>
         <w:tc>
           <w:tcPr>
-            <w:tcW w:w="1568" w:type="dxa"/>
+            <w:tcW w:w="1624" w:type="dxa"/>
           </w:tcPr>
           <w:p>
-            <w:pPr>
-              <w:rPr>
-                <w:rFonts w:hint="eastAsia"/>
-              </w:rPr>
-            </w:pPr>
-            <w:r>
+            <w:r>
+              <w:rPr>
+                <w:sz w:val="18"/>
+              </w:rPr>
               <w:t>29</w:t>
             </w:r>
           </w:p>
         </w:tc>
         <w:tc>
           <w:tcPr>
-            <w:tcW w:w="1568" w:type="dxa"/>
+            <w:tcW w:w="1624" w:type="dxa"/>
           </w:tcPr>
           <w:p>
-            <w:pPr>
-              <w:rPr>
-                <w:rFonts w:hint="eastAsia"/>
-              </w:rPr>
-            </w:pPr>
-            <w:r>
+            <w:r>
+              <w:rPr>
+                <w:sz w:val="18"/>
+              </w:rPr>
               <w:t>22</w:t>
             </w:r>
           </w:p>
         </w:tc>
         <w:tc>
           <w:tcPr>
-            <w:tcW w:w="1568" w:type="dxa"/>
+            <w:tcW w:w="1624" w:type="dxa"/>
           </w:tcPr>
           <w:p>
-            <w:pPr>
-              <w:rPr>
-                <w:rFonts w:hint="eastAsia"/>
-              </w:rPr>
-            </w:pPr>
-            <w:r>
+            <w:r>
+              <w:rPr>
+                <w:sz w:val="18"/>
+              </w:rPr>
               <w:t>1</w:t>
             </w:r>
           </w:p>
         </w:tc>
         <w:tc>
           <w:tcPr>
-            <w:tcW w:w="1568" w:type="dxa"/>
+            <w:tcW w:w="1624" w:type="dxa"/>
           </w:tcPr>
           <w:p>
-            <w:pPr>
-              <w:rPr>
-                <w:rFonts w:hint="eastAsia"/>
-              </w:rPr>
-            </w:pPr>
-            <w:r>
+            <w:r>
+              <w:rPr>
+                <w:sz w:val="18"/>
+              </w:rPr>
               <w:t>5</w:t>
             </w:r>
           </w:p>
         </w:tc>
         <w:tc>
           <w:tcPr>
-            <w:tcW w:w="1568" w:type="dxa"/>
+            <w:tcW w:w="1624" w:type="dxa"/>
           </w:tcPr>
           <w:p>
-            <w:pPr>
-              <w:rPr>
-                <w:rFonts w:hint="eastAsia"/>
-              </w:rPr>
-            </w:pPr>
-            <w:r>
+            <w:r>
+              <w:rPr>
+                <w:sz w:val="18"/>
+              </w:rPr>
               <w:t>58</w:t>
             </w:r>
           </w:p>
@@ -1801,90 +3527,78 @@
       <w:tr>
         <w:tc>
           <w:tcPr>
-            <w:tcW w:w="1568" w:type="dxa"/>
+            <w:tcW w:w="1624" w:type="dxa"/>
           </w:tcPr>
           <w:p>
-            <w:pPr>
-              <w:rPr>
-                <w:rFonts w:hint="eastAsia"/>
-              </w:rPr>
-            </w:pPr>
-            <w:r>
+            <w:r>
+              <w:rPr>
+                <w:sz w:val="18"/>
+              </w:rPr>
               <w:t>26.11</w:t>
             </w:r>
           </w:p>
         </w:tc>
         <w:tc>
           <w:tcPr>
-            <w:tcW w:w="1568" w:type="dxa"/>
+            <w:tcW w:w="1624" w:type="dxa"/>
           </w:tcPr>
           <w:p>
-            <w:pPr>
-              <w:rPr>
-                <w:rFonts w:hint="eastAsia"/>
-              </w:rPr>
-            </w:pPr>
-            <w:r>
+            <w:r>
+              <w:rPr>
+                <w:sz w:val="18"/>
+              </w:rPr>
               <w:t>25</w:t>
             </w:r>
           </w:p>
         </w:tc>
         <w:tc>
           <w:tcPr>
-            <w:tcW w:w="1568" w:type="dxa"/>
+            <w:tcW w:w="1624" w:type="dxa"/>
           </w:tcPr>
           <w:p>
-            <w:pPr>
-              <w:rPr>
-                <w:rFonts w:hint="eastAsia"/>
-              </w:rPr>
-            </w:pPr>
-            <w:r>
+            <w:r>
+              <w:rPr>
+                <w:sz w:val="18"/>
+              </w:rPr>
               <w:t>24</w:t>
             </w:r>
           </w:p>
         </w:tc>
         <w:tc>
           <w:tcPr>
-            <w:tcW w:w="1568" w:type="dxa"/>
+            <w:tcW w:w="1624" w:type="dxa"/>
           </w:tcPr>
           <w:p>
-            <w:pPr>
-              <w:rPr>
-                <w:rFonts w:hint="eastAsia"/>
-              </w:rPr>
-            </w:pPr>
-            <w:r>
+            <w:r>
+              <w:rPr>
+                <w:sz w:val="18"/>
+              </w:rPr>
               <w:t>0</w:t>
             </w:r>
           </w:p>
         </w:tc>
         <w:tc>
           <w:tcPr>
-            <w:tcW w:w="1568" w:type="dxa"/>
+            <w:tcW w:w="1624" w:type="dxa"/>
           </w:tcPr>
           <w:p>
-            <w:pPr>
-              <w:rPr>
-                <w:rFonts w:hint="eastAsia"/>
-              </w:rPr>
-            </w:pPr>
-            <w:r>
+            <w:r>
+              <w:rPr>
+                <w:sz w:val="18"/>
+              </w:rPr>
               <w:t>0</w:t>
             </w:r>
           </w:p>
         </w:tc>
         <w:tc>
           <w:tcPr>
-            <w:tcW w:w="1568" w:type="dxa"/>
+            <w:tcW w:w="1624" w:type="dxa"/>
           </w:tcPr>
           <w:p>
-            <w:pPr>
-              <w:rPr>
-                <w:rFonts w:hint="eastAsia"/>
-              </w:rPr>
-            </w:pPr>
-            <w:r>
+            <w:r>
+              <w:rPr>
+                <w:sz w:val="18"/>
+              </w:rPr>
               <w:t>62</w:t>
             </w:r>
           </w:p>
@@ -1893,136 +3607,132 @@
       <w:tr>
         <w:tc>
           <w:tcPr>
-            <w:tcW w:w="1568" w:type="dxa"/>
+            <w:tcW w:w="1624" w:type="dxa"/>
           </w:tcPr>
           <w:p>
-            <w:pPr>
-              <w:rPr>
-                <w:rFonts w:hint="eastAsia"/>
-              </w:rPr>
-            </w:pPr>
-            <w:r>
+            <w:r>
+              <w:rPr>
+                <w:sz w:val="18"/>
+              </w:rPr>
               <w:t>26.12</w:t>
             </w:r>
           </w:p>
         </w:tc>
         <w:tc>
           <w:tcPr>
-            <w:tcW w:w="1568" w:type="dxa"/>
+            <w:tcW w:w="1624" w:type="dxa"/>
           </w:tcPr>
           <w:p>
-            <w:pPr>
-              <w:rPr>
-                <w:rFonts w:hint="eastAsia"/>
-              </w:rPr>
-            </w:pPr>
-            <w:r>
+            <w:r>
+              <w:rPr>
+                <w:sz w:val="18"/>
+              </w:rPr>
               <w:t>30</w:t>
             </w:r>
           </w:p>
         </w:tc>
         <w:tc>
           <w:tcPr>
-            <w:tcW w:w="1568" w:type="dxa"/>
+            <w:tcW w:w="1624" w:type="dxa"/>
           </w:tcPr>
           <w:p>
-            <w:pPr>
-              <w:rPr>
-                <w:rFonts w:hint="eastAsia"/>
-              </w:rPr>
-            </w:pPr>
-            <w:r>
+            <w:r>
+              <w:rPr>
+                <w:sz w:val="18"/>
+              </w:rPr>
               <w:t>27</w:t>
             </w:r>
           </w:p>
         </w:tc>
         <w:tc>
           <w:tcPr>
-            <w:tcW w:w="1568" w:type="dxa"/>
+            <w:tcW w:w="1624" w:type="dxa"/>
           </w:tcPr>
           <w:p>
-            <w:pPr>
-              <w:rPr>
-                <w:rFonts w:hint="eastAsia"/>
-              </w:rPr>
-            </w:pPr>
-            <w:r>
+            <w:r>
+              <w:rPr>
+                <w:sz w:val="18"/>
+              </w:rPr>
               <w:t>1</w:t>
             </w:r>
           </w:p>
         </w:tc>
         <w:tc>
           <w:tcPr>
-            <w:tcW w:w="1568" w:type="dxa"/>
+            <w:tcW w:w="1624" w:type="dxa"/>
           </w:tcPr>
           <w:p>
-            <w:pPr>
-              <w:rPr>
-                <w:rFonts w:hint="eastAsia"/>
-              </w:rPr>
-            </w:pPr>
-            <w:r>
+            <w:r>
+              <w:rPr>
+                <w:sz w:val="18"/>
+              </w:rPr>
               <w:t>0</w:t>
             </w:r>
           </w:p>
         </w:tc>
         <w:tc>
           <w:tcPr>
-            <w:tcW w:w="1568" w:type="dxa"/>
+            <w:tcW w:w="1624" w:type="dxa"/>
           </w:tcPr>
           <w:p>
-            <w:pPr>
-              <w:rPr>
-                <w:rFonts w:hint="eastAsia"/>
-              </w:rPr>
-            </w:pPr>
-            <w:r>
+            <w:r>
+              <w:rPr>
+                <w:sz w:val="18"/>
+              </w:rPr>
               <w:t>70</w:t>
             </w:r>
           </w:p>
         </w:tc>
       </w:tr>
     </w:tbl>
+    <w:p/>
+    <w:p/>
+    <w:p/>
+    <w:p/>
+    <w:p/>
     <w:p>
       <w:pPr>
         <w:pStyle w:val="Heading1"/>
       </w:pPr>
+      <w:bookmarkStart w:id="8" w:name="_Toc237247149"/>
       <w:r>
         <w:lastRenderedPageBreak/>
-        <w:t>4. V2 Legacy UI Automation</w:t>
+        <w:t>3. V2 Legacy UI Automation</w:t>
+      </w:r>
+      <w:bookmarkEnd w:id="8"/>
+    </w:p>
+    <w:p>
+      <w:r>
+        <w:t>V2 Jenkins Stage1 nightly snapshot: 592 test methods across 12 modules (Aug 4, 2026). This count reflects the primary Mon–Fri nightly job only — built since Q2 2025, not delivered in Apr–Aug alone.</w:t>
       </w:r>
     </w:p>
     <w:p>
-      <w:pPr>
-        <w:rPr>
-          <w:rFonts w:hint="eastAsia"/>
-        </w:rPr>
-      </w:pPr>
       <w:r>
-        <w:t>V2 runs on Jenkins Stage1 nightly (Mon–Fri). The Aug 4 snapshot shows 592 test methods across 12 modules. CSR maintenance modules (fee entry, contributions, authorize agent) were added Apr–Jul. CSR Actions suite adds 33 additional scenarios in the next nightly expansion.</w:t>
+        <w:t>Not included in 592: Stage 5 smoke, Stage 2 smoke, on-demand fast smoke, and +33 CSR Actions scenarios (built — pending Jenkins nightly wire). Empower also runs as a separate dedicated nightly job.</w:t>
       </w:r>
     </w:p>
+    <w:p/>
     <w:p>
       <w:pPr>
         <w:pStyle w:val="Heading2"/>
       </w:pPr>
+      <w:bookmarkStart w:id="9" w:name="_Toc237247150"/>
       <w:r>
-        <w:t>V2 module snapshot</w:t>
+        <w:t>V2 Test Methods by Module</w:t>
       </w:r>
+      <w:bookmarkEnd w:id="9"/>
     </w:p>
     <w:p>
       <w:pPr>
-        <w:rPr>
-          <w:rFonts w:hint="eastAsia"/>
-        </w:rPr>
+        <w:jc w:val="center"/>
       </w:pPr>
       <w:r>
         <w:rPr>
           <w:noProof/>
         </w:rPr>
         <w:drawing>
-          <wp:inline distT="0" distB="0" distL="0" distR="0" wp14:anchorId="4A84D4F5" wp14:editId="64EA899A">
-            <wp:extent cx="5669280" cy="2404659"/>
+          <wp:inline distT="0" distB="0" distL="0" distR="0" wp14:anchorId="7BBEFA61" wp14:editId="6898530C">
+            <wp:extent cx="5852160" cy="2978122"/>
             <wp:effectExtent l="0" t="0" r="0" b="0"/>
             <wp:docPr id="5" name="Picture 5"/>
             <wp:cNvGraphicFramePr>
@@ -2044,7 +3754,7 @@
                   <pic:spPr>
                     <a:xfrm>
                       <a:off x="0" y="0"/>
-                      <a:ext cx="5669280" cy="2404659"/>
+                      <a:ext cx="5852160" cy="2978122"/>
                     </a:xfrm>
                     <a:prstGeom prst="rect">
                       <a:avLst/>
@@ -2059,44 +3769,105 @@
     </w:p>
     <w:p>
       <w:pPr>
-        <w:pStyle w:val="Heading1"/>
+        <w:jc w:val="center"/>
       </w:pPr>
       <w:r>
-        <w:t>5. V3 Universal Platform</w:t>
+        <w:rPr>
+          <w:i/>
+          <w:color w:val="64748B"/>
+          <w:sz w:val="18"/>
+        </w:rPr>
+        <w:t>Source: Jenkins STAGE1-Daily-Unite-Prime-Regression · Aug 4, 2026 snapshot</w:t>
+      </w:r>
+    </w:p>
+    <w:p/>
+    <w:p>
+      <w:r>
+        <w:rPr>
+          <w:b/>
+          <w:color w:val="003241"/>
+          <w:sz w:val="20"/>
+        </w:rPr>
+        <w:t>Key takeaways</w:t>
       </w:r>
     </w:p>
     <w:p>
       <w:pPr>
-        <w:rPr>
-          <w:rFonts w:hint="eastAsia"/>
-        </w:rPr>
+        <w:pStyle w:val="ListBullet"/>
       </w:pPr>
       <w:r>
-        <w:t>V3 GitLab nightly regression runs 442 test methods across 6 modules (Aug 4 snapshot). Universal Enrollment (303), IDP Login (56), Contributions (36), Withdrawals (20), and more.</w:t>
+        <w:t>592 total methods — Stage1 primary nightly only</w:t>
       </w:r>
     </w:p>
     <w:p>
       <w:pPr>
-        <w:pStyle w:val="Heading2"/>
+        <w:pStyle w:val="ListBullet"/>
       </w:pPr>
       <w:r>
-        <w:t>V3 module snapshot</w:t>
+        <w:t>Enrollments largest module (scenario × plan matrix)</w:t>
       </w:r>
     </w:p>
     <w:p>
       <w:pPr>
-        <w:rPr>
-          <w:rFonts w:hint="eastAsia"/>
-        </w:rPr>
+        <w:pStyle w:val="ListBullet"/>
+      </w:pPr>
+      <w:r>
+        <w:t>CSR maintenance modules added Apr–Jul on earlier foundation</w:t>
+      </w:r>
+    </w:p>
+    <w:p>
+      <w:pPr>
+        <w:pStyle w:val="ListBullet"/>
+      </w:pPr>
+      <w:r>
+        <w:t>+33 CSR Actions scenarios — next expansion (not yet in nightly job)</w:t>
+      </w:r>
+    </w:p>
+    <w:p/>
+    <w:p/>
+    <w:p>
+      <w:pPr>
+        <w:pStyle w:val="Heading1"/>
+      </w:pPr>
+      <w:bookmarkStart w:id="10" w:name="_Toc237247151"/>
+      <w:r>
+        <w:lastRenderedPageBreak/>
+        <w:t>4. V3 Universal Platform</w:t>
+      </w:r>
+      <w:bookmarkEnd w:id="10"/>
+    </w:p>
+    <w:p>
+      <w:r>
+        <w:t>V3 GitLab Stage1 nightly snapshot: 442 test methods (Aug 4, 2026). Framework, CI/CD pipelines, and suites were built since Q2 2025 — Apr–Aug is acceleration, not greenfield.</w:t>
+      </w:r>
+    </w:p>
+    <w:p>
+      <w:r>
+        <w:t>Not included in 442: Stage 5 smoke suites (UE + IDP), integration XML profiles, and Entity suites still expanding on a separate GitLab track. Universal Enrollment (303) reflects enrollment scenarios multiplied across plan/traunch permutations — not 303 unique manual scripts.</w:t>
+      </w:r>
+    </w:p>
+    <w:p>
+      <w:pPr>
+        <w:pStyle w:val="Heading2"/>
+      </w:pPr>
+      <w:bookmarkStart w:id="11" w:name="_Toc237247152"/>
+      <w:r>
+        <w:t>V3 Test Methods by Module</w:t>
+      </w:r>
+      <w:bookmarkEnd w:id="11"/>
+    </w:p>
+    <w:p>
+      <w:pPr>
+        <w:jc w:val="center"/>
       </w:pPr>
       <w:r>
         <w:rPr>
           <w:noProof/>
         </w:rPr>
         <w:drawing>
-          <wp:inline distT="0" distB="0" distL="0" distR="0" wp14:anchorId="14ADC78B" wp14:editId="69CCD6DE">
-            <wp:extent cx="5669280" cy="2662929"/>
-            <wp:effectExtent l="0" t="0" r="0" b="0"/>
+          <wp:inline distT="0" distB="0" distL="0" distR="0" wp14:anchorId="36B6DE48" wp14:editId="712572D1">
+            <wp:extent cx="5852160" cy="3228430"/>
+            <wp:effectExtent l="0" t="0" r="0" b="6350"/>
             <wp:docPr id="6" name="Picture 6"/>
             <wp:cNvGraphicFramePr>
               <a:graphicFrameLocks xmlns:a="http://schemas.openxmlformats.org/drawingml/2006/main" noChangeAspect="1"/>
@@ -2117,7 +3888,7 @@
                   <pic:spPr>
                     <a:xfrm>
                       <a:off x="0" y="0"/>
-                      <a:ext cx="5669280" cy="2662929"/>
+                      <a:ext cx="5852160" cy="3228430"/>
                     </a:xfrm>
                     <a:prstGeom prst="rect">
                       <a:avLst/>
@@ -2132,44 +3903,445 @@
     </w:p>
     <w:p>
       <w:pPr>
-        <w:pStyle w:val="Heading1"/>
+        <w:jc w:val="center"/>
       </w:pPr>
       <w:r>
-        <w:lastRenderedPageBreak/>
-        <w:t>6. API / Unite MSC</w:t>
+        <w:rPr>
+          <w:i/>
+          <w:color w:val="64748B"/>
+          <w:sz w:val="18"/>
+        </w:rPr>
+        <w:t>Source: GitLab scheduled_regression_job · Aug 4, 2026 snapshot</w:t>
+      </w:r>
+    </w:p>
+    <w:p/>
+    <w:p>
+      <w:r>
+        <w:rPr>
+          <w:b/>
+          <w:color w:val="003241"/>
+          <w:sz w:val="20"/>
+        </w:rPr>
+        <w:t>Key takeaways</w:t>
       </w:r>
     </w:p>
     <w:p>
       <w:pPr>
-        <w:rPr>
-          <w:rFonts w:hint="eastAsia"/>
-        </w:rPr>
+        <w:pStyle w:val="ListBullet"/>
       </w:pPr>
       <w:r>
-        <w:t>Mobile 2 API automation is complete at 25/25 endpoints. Mobile 1 is at ~25/29 core endpoints. The project was rescued using AI-assisted migration delivering ~50% schedule compression versus the original ETA.</w:t>
+        <w:t>442 total methods across UE, IDP Login, Web Registration, CSR, Contributions, Withdrawals</w:t>
       </w:r>
     </w:p>
     <w:p>
       <w:pPr>
-        <w:pStyle w:val="Heading2"/>
+        <w:pStyle w:val="ListBullet"/>
       </w:pPr>
       <w:r>
-        <w:t>MSC endpoint coverage</w:t>
+        <w:t>Entity platform suites expanding on a separate GitLab track</w:t>
       </w:r>
     </w:p>
     <w:p>
       <w:pPr>
-        <w:rPr>
-          <w:rFonts w:hint="eastAsia"/>
-        </w:rPr>
+        <w:pStyle w:val="ListBullet"/>
+      </w:pPr>
+      <w:r>
+        <w:t>GitLab CI scheduled regression operational</w:t>
+      </w:r>
+    </w:p>
+    <w:p/>
+    <w:tbl>
+      <w:tblPr>
+        <w:tblStyle w:val="TableGrid"/>
+        <w:tblW w:w="0" w:type="auto"/>
+        <w:tblLook w:val="04A0" w:firstRow="1" w:lastRow="0" w:firstColumn="1" w:lastColumn="0" w:noHBand="0" w:noVBand="1"/>
+      </w:tblPr>
+      <w:tblGrid>
+        <w:gridCol w:w="3249"/>
+        <w:gridCol w:w="3249"/>
+        <w:gridCol w:w="3249"/>
+      </w:tblGrid>
+      <w:tr>
+        <w:tc>
+          <w:tcPr>
+            <w:tcW w:w="3249" w:type="dxa"/>
+            <w:shd w:val="clear" w:color="auto" w:fill="7C3AED"/>
+          </w:tcPr>
+          <w:p>
+            <w:r>
+              <w:rPr>
+                <w:b/>
+                <w:color w:val="FFFFFF"/>
+                <w:sz w:val="18"/>
+              </w:rPr>
+              <w:t>Module</w:t>
+            </w:r>
+          </w:p>
+        </w:tc>
+        <w:tc>
+          <w:tcPr>
+            <w:tcW w:w="3249" w:type="dxa"/>
+            <w:shd w:val="clear" w:color="auto" w:fill="7C3AED"/>
+          </w:tcPr>
+          <w:p>
+            <w:r>
+              <w:rPr>
+                <w:b/>
+                <w:color w:val="FFFFFF"/>
+                <w:sz w:val="18"/>
+              </w:rPr>
+              <w:t>Test Methods</w:t>
+            </w:r>
+          </w:p>
+        </w:tc>
+        <w:tc>
+          <w:tcPr>
+            <w:tcW w:w="3249" w:type="dxa"/>
+            <w:shd w:val="clear" w:color="auto" w:fill="7C3AED"/>
+          </w:tcPr>
+          <w:p>
+            <w:r>
+              <w:rPr>
+                <w:b/>
+                <w:color w:val="FFFFFF"/>
+                <w:sz w:val="18"/>
+              </w:rPr>
+              <w:t>Notes</w:t>
+            </w:r>
+          </w:p>
+        </w:tc>
+      </w:tr>
+      <w:tr>
+        <w:tc>
+          <w:tcPr>
+            <w:tcW w:w="3249" w:type="dxa"/>
+          </w:tcPr>
+          <w:p>
+            <w:r>
+              <w:rPr>
+                <w:sz w:val="18"/>
+              </w:rPr>
+              <w:t>Universal Enrollment</w:t>
+            </w:r>
+          </w:p>
+        </w:tc>
+        <w:tc>
+          <w:tcPr>
+            <w:tcW w:w="3249" w:type="dxa"/>
+          </w:tcPr>
+          <w:p>
+            <w:r>
+              <w:rPr>
+                <w:sz w:val="18"/>
+              </w:rPr>
+              <w:t>303</w:t>
+            </w:r>
+          </w:p>
+        </w:tc>
+        <w:tc>
+          <w:tcPr>
+            <w:tcW w:w="3249" w:type="dxa"/>
+          </w:tcPr>
+          <w:p>
+            <w:pPr>
+              <w:rPr>
+                <w:lang w:val="fr-FR"/>
+              </w:rPr>
+            </w:pPr>
+            <w:proofErr w:type="spellStart"/>
+            <w:r>
+              <w:rPr>
+                <w:sz w:val="18"/>
+                <w:lang w:val="fr-FR"/>
+              </w:rPr>
+              <w:t>Largest</w:t>
+            </w:r>
+            <w:proofErr w:type="spellEnd"/>
+            <w:r>
+              <w:rPr>
+                <w:sz w:val="18"/>
+                <w:lang w:val="fr-FR"/>
+              </w:rPr>
+              <w:t xml:space="preserve"> module — </w:t>
+            </w:r>
+            <w:proofErr w:type="spellStart"/>
+            <w:r>
+              <w:rPr>
+                <w:sz w:val="18"/>
+                <w:lang w:val="fr-FR"/>
+              </w:rPr>
+              <w:t>multi-plan</w:t>
+            </w:r>
+            <w:proofErr w:type="spellEnd"/>
+            <w:r>
+              <w:rPr>
+                <w:sz w:val="18"/>
+                <w:lang w:val="fr-FR"/>
+              </w:rPr>
+              <w:t xml:space="preserve"> </w:t>
+            </w:r>
+            <w:proofErr w:type="spellStart"/>
+            <w:r>
+              <w:rPr>
+                <w:sz w:val="18"/>
+                <w:lang w:val="fr-FR"/>
+              </w:rPr>
+              <w:t>enrollment</w:t>
+            </w:r>
+            <w:proofErr w:type="spellEnd"/>
+            <w:r>
+              <w:rPr>
+                <w:sz w:val="18"/>
+                <w:lang w:val="fr-FR"/>
+              </w:rPr>
+              <w:t xml:space="preserve"> matrix</w:t>
+            </w:r>
+          </w:p>
+        </w:tc>
+      </w:tr>
+      <w:tr>
+        <w:tc>
+          <w:tcPr>
+            <w:tcW w:w="3249" w:type="dxa"/>
+          </w:tcPr>
+          <w:p>
+            <w:r>
+              <w:rPr>
+                <w:sz w:val="18"/>
+              </w:rPr>
+              <w:t>IDP Login</w:t>
+            </w:r>
+          </w:p>
+        </w:tc>
+        <w:tc>
+          <w:tcPr>
+            <w:tcW w:w="3249" w:type="dxa"/>
+          </w:tcPr>
+          <w:p>
+            <w:r>
+              <w:rPr>
+                <w:sz w:val="18"/>
+              </w:rPr>
+              <w:t>56</w:t>
+            </w:r>
+          </w:p>
+        </w:tc>
+        <w:tc>
+          <w:tcPr>
+            <w:tcW w:w="3249" w:type="dxa"/>
+          </w:tcPr>
+          <w:p>
+            <w:r>
+              <w:rPr>
+                <w:sz w:val="18"/>
+              </w:rPr>
+              <w:t>Functional coverage</w:t>
+            </w:r>
+          </w:p>
+        </w:tc>
+      </w:tr>
+      <w:tr>
+        <w:tc>
+          <w:tcPr>
+            <w:tcW w:w="3249" w:type="dxa"/>
+          </w:tcPr>
+          <w:p>
+            <w:r>
+              <w:rPr>
+                <w:sz w:val="18"/>
+              </w:rPr>
+              <w:t>IDP Web Registration</w:t>
+            </w:r>
+          </w:p>
+        </w:tc>
+        <w:tc>
+          <w:tcPr>
+            <w:tcW w:w="3249" w:type="dxa"/>
+          </w:tcPr>
+          <w:p>
+            <w:r>
+              <w:rPr>
+                <w:sz w:val="18"/>
+              </w:rPr>
+              <w:t>12</w:t>
+            </w:r>
+          </w:p>
+        </w:tc>
+        <w:tc>
+          <w:tcPr>
+            <w:tcW w:w="3249" w:type="dxa"/>
+          </w:tcPr>
+          <w:p>
+            <w:r>
+              <w:rPr>
+                <w:sz w:val="18"/>
+              </w:rPr>
+              <w:t>Functional coverage</w:t>
+            </w:r>
+          </w:p>
+        </w:tc>
+      </w:tr>
+      <w:tr>
+        <w:tc>
+          <w:tcPr>
+            <w:tcW w:w="3249" w:type="dxa"/>
+          </w:tcPr>
+          <w:p>
+            <w:r>
+              <w:rPr>
+                <w:sz w:val="18"/>
+              </w:rPr>
+              <w:t>CSR Account Maintenance</w:t>
+            </w:r>
+          </w:p>
+        </w:tc>
+        <w:tc>
+          <w:tcPr>
+            <w:tcW w:w="3249" w:type="dxa"/>
+          </w:tcPr>
+          <w:p>
+            <w:r>
+              <w:rPr>
+                <w:sz w:val="18"/>
+              </w:rPr>
+              <w:t>15</w:t>
+            </w:r>
+          </w:p>
+        </w:tc>
+        <w:tc>
+          <w:tcPr>
+            <w:tcW w:w="3249" w:type="dxa"/>
+          </w:tcPr>
+          <w:p>
+            <w:r>
+              <w:rPr>
+                <w:sz w:val="18"/>
+              </w:rPr>
+              <w:t>Functional coverage</w:t>
+            </w:r>
+          </w:p>
+        </w:tc>
+      </w:tr>
+      <w:tr>
+        <w:tc>
+          <w:tcPr>
+            <w:tcW w:w="3249" w:type="dxa"/>
+          </w:tcPr>
+          <w:p>
+            <w:r>
+              <w:rPr>
+                <w:sz w:val="18"/>
+              </w:rPr>
+              <w:t>Contributions</w:t>
+            </w:r>
+          </w:p>
+        </w:tc>
+        <w:tc>
+          <w:tcPr>
+            <w:tcW w:w="3249" w:type="dxa"/>
+          </w:tcPr>
+          <w:p>
+            <w:r>
+              <w:rPr>
+                <w:sz w:val="18"/>
+              </w:rPr>
+              <w:t>36</w:t>
+            </w:r>
+          </w:p>
+        </w:tc>
+        <w:tc>
+          <w:tcPr>
+            <w:tcW w:w="3249" w:type="dxa"/>
+          </w:tcPr>
+          <w:p>
+            <w:r>
+              <w:rPr>
+                <w:sz w:val="18"/>
+              </w:rPr>
+              <w:t>Functional coverage</w:t>
+            </w:r>
+          </w:p>
+        </w:tc>
+      </w:tr>
+      <w:tr>
+        <w:tc>
+          <w:tcPr>
+            <w:tcW w:w="3249" w:type="dxa"/>
+          </w:tcPr>
+          <w:p>
+            <w:r>
+              <w:rPr>
+                <w:sz w:val="18"/>
+              </w:rPr>
+              <w:t>Member Withdrawal</w:t>
+            </w:r>
+          </w:p>
+        </w:tc>
+        <w:tc>
+          <w:tcPr>
+            <w:tcW w:w="3249" w:type="dxa"/>
+          </w:tcPr>
+          <w:p>
+            <w:r>
+              <w:rPr>
+                <w:sz w:val="18"/>
+              </w:rPr>
+              <w:t>20</w:t>
+            </w:r>
+          </w:p>
+        </w:tc>
+        <w:tc>
+          <w:tcPr>
+            <w:tcW w:w="3249" w:type="dxa"/>
+          </w:tcPr>
+          <w:p>
+            <w:r>
+              <w:rPr>
+                <w:sz w:val="18"/>
+              </w:rPr>
+              <w:t>Functional coverage</w:t>
+            </w:r>
+          </w:p>
+        </w:tc>
+      </w:tr>
+    </w:tbl>
+    <w:p>
+      <w:pPr>
+        <w:pStyle w:val="Heading1"/>
+      </w:pPr>
+      <w:bookmarkStart w:id="12" w:name="_Toc237247153"/>
+      <w:r>
+        <w:lastRenderedPageBreak/>
+        <w:t>5. API / Unite MSC</w:t>
+      </w:r>
+      <w:bookmarkEnd w:id="12"/>
+    </w:p>
+    <w:p>
+      <w:r>
+        <w:t>Mobile 2 API automation is complete at 25/25 endpoints. Mobile 1 is at ~25/29 core endpoints. Delivered in approximately half the original ETA using AI-assisted migration.</w:t>
+      </w:r>
+    </w:p>
+    <w:p>
+      <w:pPr>
+        <w:pStyle w:val="Heading2"/>
+      </w:pPr>
+      <w:bookmarkStart w:id="13" w:name="_Toc237247154"/>
+      <w:r>
+        <w:t>MSC Endpoint Coverage</w:t>
+      </w:r>
+      <w:bookmarkEnd w:id="13"/>
+    </w:p>
+    <w:p>
+      <w:pPr>
+        <w:jc w:val="center"/>
       </w:pPr>
       <w:r>
         <w:rPr>
           <w:noProof/>
         </w:rPr>
         <w:drawing>
-          <wp:inline distT="0" distB="0" distL="0" distR="0" wp14:anchorId="725BE567" wp14:editId="4A7C89B1">
-            <wp:extent cx="5669280" cy="3806882"/>
+          <wp:inline distT="0" distB="0" distL="0" distR="0" wp14:anchorId="0F9D9FFE" wp14:editId="2D0F83D4">
+            <wp:extent cx="5852160" cy="3929685"/>
             <wp:effectExtent l="0" t="0" r="0" b="0"/>
             <wp:docPr id="7" name="Picture 7"/>
             <wp:cNvGraphicFramePr>
@@ -2191,7 +4363,7 @@
                   <pic:spPr>
                     <a:xfrm>
                       <a:off x="0" y="0"/>
-                      <a:ext cx="5669280" cy="3806882"/>
+                      <a:ext cx="5852160" cy="3929685"/>
                     </a:xfrm>
                     <a:prstGeom prst="rect">
                       <a:avLst/>
@@ -2206,26 +4378,67 @@
     </w:p>
     <w:p>
       <w:pPr>
-        <w:pStyle w:val="Heading2"/>
+        <w:jc w:val="center"/>
       </w:pPr>
       <w:r>
-        <w:lastRenderedPageBreak/>
-        <w:t>API module snapshot</w:t>
+        <w:rPr>
+          <w:i/>
+          <w:color w:val="64748B"/>
+          <w:sz w:val="18"/>
+        </w:rPr>
+        <w:t>Source: api-test-automation repo inventory</w:t>
+      </w:r>
+    </w:p>
+    <w:p/>
+    <w:p>
+      <w:r>
+        <w:rPr>
+          <w:b/>
+          <w:color w:val="003241"/>
+          <w:sz w:val="20"/>
+        </w:rPr>
+        <w:t>Key takeaways</w:t>
       </w:r>
     </w:p>
     <w:p>
       <w:pPr>
-        <w:rPr>
-          <w:rFonts w:hint="eastAsia"/>
-        </w:rPr>
+        <w:pStyle w:val="ListBullet"/>
+      </w:pPr>
+      <w:r>
+        <w:t>M2 25/25 · M1 ~25/29</w:t>
+      </w:r>
+    </w:p>
+    <w:p>
+      <w:pPr>
+        <w:pStyle w:val="ListBullet"/>
+      </w:pPr>
+      <w:r>
+        <w:t>P0: GitLab nightly scheduling (QA-1405)</w:t>
+      </w:r>
+    </w:p>
+    <w:p/>
+    <w:p>
+      <w:pPr>
+        <w:pStyle w:val="Heading2"/>
+      </w:pPr>
+      <w:bookmarkStart w:id="14" w:name="_Toc237247155"/>
+      <w:r>
+        <w:lastRenderedPageBreak/>
+        <w:t>API Module Breakdown</w:t>
+      </w:r>
+      <w:bookmarkEnd w:id="14"/>
+    </w:p>
+    <w:p>
+      <w:pPr>
+        <w:jc w:val="center"/>
       </w:pPr>
       <w:r>
         <w:rPr>
           <w:noProof/>
         </w:rPr>
         <w:drawing>
-          <wp:inline distT="0" distB="0" distL="0" distR="0" wp14:anchorId="26BB2D16" wp14:editId="75BD5A0A">
-            <wp:extent cx="5669280" cy="3143874"/>
+          <wp:inline distT="0" distB="0" distL="0" distR="0" wp14:anchorId="47412A77" wp14:editId="2A06F7E4">
+            <wp:extent cx="5852160" cy="3245289"/>
             <wp:effectExtent l="0" t="0" r="0" b="0"/>
             <wp:docPr id="8" name="Picture 8"/>
             <wp:cNvGraphicFramePr>
@@ -2247,7 +4460,7 @@
                   <pic:spPr>
                     <a:xfrm>
                       <a:off x="0" y="0"/>
-                      <a:ext cx="5669280" cy="3143874"/>
+                      <a:ext cx="5852160" cy="3245289"/>
                     </a:xfrm>
                     <a:prstGeom prst="rect">
                       <a:avLst/>
@@ -2262,43 +4475,91 @@
     </w:p>
     <w:p>
       <w:pPr>
-        <w:pStyle w:val="Heading1"/>
+        <w:jc w:val="center"/>
       </w:pPr>
       <w:r>
-        <w:t>7. Performance Testing</w:t>
+        <w:rPr>
+          <w:i/>
+          <w:color w:val="64748B"/>
+          <w:sz w:val="18"/>
+        </w:rPr>
+        <w:t>Source: api-test-automation repo inventory</w:t>
+      </w:r>
+    </w:p>
+    <w:p/>
+    <w:p>
+      <w:r>
+        <w:rPr>
+          <w:b/>
+          <w:color w:val="003241"/>
+          <w:sz w:val="20"/>
+        </w:rPr>
+        <w:t>Key takeaways</w:t>
       </w:r>
     </w:p>
     <w:p>
       <w:pPr>
-        <w:rPr>
-          <w:rFonts w:hint="eastAsia"/>
-        </w:rPr>
+        <w:pStyle w:val="ListBullet"/>
       </w:pPr>
       <w:r>
-        <w:t>Performance automation inventory: 323 test cases (business transaction labels × plan permutations). Covers IDP login, auth delay, forgot username/password, legacy login, MSC endurance, barcode, and pipeline API profiles.</w:t>
+        <w:t>Auth, profile, biometric, device, bank categories</w:t>
       </w:r>
     </w:p>
     <w:p>
       <w:pPr>
-        <w:pStyle w:val="Heading2"/>
+        <w:pStyle w:val="ListBullet"/>
       </w:pPr>
       <w:r>
-        <w:t>Performance test case inventory</w:t>
+        <w:t>M1 master suite in progress</w:t>
       </w:r>
     </w:p>
+    <w:p/>
+    <w:p/>
+    <w:p/>
+    <w:p/>
+    <w:p/>
+    <w:p/>
+    <w:p/>
+    <w:p/>
+    <w:p/>
     <w:p>
       <w:pPr>
-        <w:rPr>
-          <w:rFonts w:hint="eastAsia"/>
-        </w:rPr>
+        <w:pStyle w:val="Heading1"/>
+      </w:pPr>
+      <w:bookmarkStart w:id="15" w:name="_Toc237247156"/>
+      <w:r>
+        <w:lastRenderedPageBreak/>
+        <w:t>6. Performance Testing</w:t>
+      </w:r>
+      <w:bookmarkEnd w:id="15"/>
+    </w:p>
+    <w:p>
+      <w:r>
+        <w:t>Performance inventory: 72 base transaction flows expand to 323 test cases when multiplied across plan permutations (e.g. IDP × 7 plans). Four Jenkins scenarios schedule these runs.</w:t>
+      </w:r>
+    </w:p>
+    <w:p/>
+    <w:p>
+      <w:pPr>
+        <w:pStyle w:val="Heading2"/>
+      </w:pPr>
+      <w:bookmarkStart w:id="16" w:name="_Toc237247157"/>
+      <w:r>
+        <w:t>Performance Flows vs Expanded Cases</w:t>
+      </w:r>
+      <w:bookmarkEnd w:id="16"/>
+    </w:p>
+    <w:p>
+      <w:pPr>
+        <w:jc w:val="center"/>
       </w:pPr>
       <w:r>
         <w:rPr>
           <w:noProof/>
         </w:rPr>
         <w:drawing>
-          <wp:inline distT="0" distB="0" distL="0" distR="0" wp14:anchorId="7C34228C" wp14:editId="771E4ADE">
-            <wp:extent cx="5669280" cy="2562078"/>
+          <wp:inline distT="0" distB="0" distL="0" distR="0" wp14:anchorId="6860A571" wp14:editId="5EB7C20E">
+            <wp:extent cx="5852160" cy="3257869"/>
             <wp:effectExtent l="0" t="0" r="0" b="0"/>
             <wp:docPr id="9" name="Picture 9"/>
             <wp:cNvGraphicFramePr>
@@ -2320,7 +4581,7 @@
                   <pic:spPr>
                     <a:xfrm>
                       <a:off x="0" y="0"/>
-                      <a:ext cx="5669280" cy="2562078"/>
+                      <a:ext cx="5852160" cy="3257869"/>
                     </a:xfrm>
                     <a:prstGeom prst="rect">
                       <a:avLst/>
@@ -2335,18 +4596,71 @@
     </w:p>
     <w:p>
       <w:pPr>
-        <w:pStyle w:val="Heading1"/>
+        <w:jc w:val="center"/>
       </w:pPr>
       <w:r>
-        <w:t>8. Value Beyond Tracked Metrics</w:t>
+        <w:rPr>
+          <w:i/>
+          <w:color w:val="64748B"/>
+          <w:sz w:val="18"/>
+        </w:rPr>
+        <w:t>Source: Perf inventory model · Jenkins + BlazeMeter</w:t>
+      </w:r>
+    </w:p>
+    <w:p/>
+    <w:p>
+      <w:r>
+        <w:rPr>
+          <w:b/>
+          <w:color w:val="003241"/>
+          <w:sz w:val="20"/>
+        </w:rPr>
+        <w:t>Key takeaways</w:t>
       </w:r>
     </w:p>
     <w:p>
       <w:pPr>
         <w:pStyle w:val="ListBullet"/>
-        <w:rPr>
-          <w:rFonts w:hint="eastAsia"/>
-        </w:rPr>
+      </w:pPr>
+      <w:r>
+        <w:t>72 base flows → 323 plan-expanded test cases</w:t>
+      </w:r>
+    </w:p>
+    <w:p>
+      <w:pPr>
+        <w:pStyle w:val="ListBullet"/>
+      </w:pPr>
+      <w:r>
+        <w:t>IDP login: 15 transaction labels × 7 plans = 105 cases alone</w:t>
+      </w:r>
+    </w:p>
+    <w:p>
+      <w:pPr>
+        <w:pStyle w:val="ListBullet"/>
+      </w:pPr>
+      <w:r>
+        <w:t>Barcode SYN-443 emergency cycle delivered in ~1 week</w:t>
+      </w:r>
+    </w:p>
+    <w:p/>
+    <w:p/>
+    <w:p/>
+    <w:p/>
+    <w:p/>
+    <w:p>
+      <w:pPr>
+        <w:pStyle w:val="Heading1"/>
+      </w:pPr>
+      <w:bookmarkStart w:id="17" w:name="_Toc237247158"/>
+      <w:r>
+        <w:lastRenderedPageBreak/>
+        <w:t>7. Portfolio Value &amp; Investment</w:t>
+      </w:r>
+      <w:bookmarkEnd w:id="17"/>
+    </w:p>
+    <w:p>
+      <w:pPr>
+        <w:pStyle w:val="ListBullet"/>
       </w:pPr>
       <w:r>
         <w:t>Framework architecture and canonical repo structure (API, perf, UI)</w:t>
@@ -2355,9 +4669,6 @@
     <w:p>
       <w:pPr>
         <w:pStyle w:val="ListBullet"/>
-        <w:rPr>
-          <w:rFonts w:hint="eastAsia"/>
-        </w:rPr>
       </w:pPr>
       <w:r>
         <w:t>AI-accelerated documentation, Postman collections, and TestNG boilerplate</w:t>
@@ -2366,91 +4677,40 @@
     <w:p>
       <w:pPr>
         <w:pStyle w:val="ListBullet"/>
-        <w:rPr>
-          <w:rFonts w:hint="eastAsia"/>
-        </w:rPr>
       </w:pPr>
       <w:r>
-        <w:lastRenderedPageBreak/>
-        <w:t>qTest master suite design and department-wide enforcement</w:t>
+        <w:t>qTest master suite design and automation bug lifecycle standard</w:t>
       </w:r>
     </w:p>
     <w:p>
       <w:pPr>
         <w:pStyle w:val="ListBullet"/>
-        <w:rPr>
-          <w:rFonts w:hint="eastAsia"/>
-        </w:rPr>
       </w:pPr>
       <w:r>
-        <w:t>Automation bug lifecycle standard (triage → JIRA → leadership notification)</w:t>
+        <w:t>Pipeline/DevOps co-design and cross-team emergency support</w:t>
       </w:r>
     </w:p>
     <w:p>
       <w:pPr>
-        <w:pStyle w:val="ListBullet"/>
-        <w:rPr>
-          <w:rFonts w:hint="eastAsia"/>
-        </w:rPr>
-      </w:pPr>
+        <w:pStyle w:val="Heading2"/>
+      </w:pPr>
+      <w:bookmarkStart w:id="18" w:name="_Toc237247159"/>
       <w:r>
-        <w:t>Pipeline/DevOps co-design (hub workflow, module switches, GHA/Nexus)</w:t>
+        <w:t>Investment Allocation</w:t>
       </w:r>
+      <w:bookmarkEnd w:id="18"/>
     </w:p>
     <w:p>
       <w:pPr>
-        <w:pStyle w:val="ListBullet"/>
-        <w:rPr>
-          <w:rFonts w:hint="eastAsia"/>
-        </w:rPr>
-      </w:pPr>
-      <w:r>
-        <w:t>Cross-team emergency support (Empower, barcode, JEA proxy validation)</w:t>
-      </w:r>
-    </w:p>
-    <w:p>
-      <w:pPr>
-        <w:pStyle w:val="ListBullet"/>
-        <w:rPr>
-          <w:rFonts w:hint="eastAsia"/>
-        </w:rPr>
-      </w:pPr>
-      <w:r>
-        <w:t>Release support and regression triage (V2 + V3 + perf daily)</w:t>
-      </w:r>
-    </w:p>
-    <w:p>
-      <w:pPr>
-        <w:pStyle w:val="ListBullet"/>
-        <w:rPr>
-          <w:rFonts w:hint="eastAsia"/>
-        </w:rPr>
-      </w:pPr>
-      <w:r>
-        <w:t>Technical debt cleanup and standards documentation</w:t>
-      </w:r>
-    </w:p>
-    <w:p>
-      <w:pPr>
-        <w:pStyle w:val="Heading2"/>
-      </w:pPr>
-      <w:r>
-        <w:t>Investment allocation</w:t>
-      </w:r>
-    </w:p>
-    <w:p>
-      <w:pPr>
-        <w:rPr>
-          <w:rFonts w:hint="eastAsia"/>
-        </w:rPr>
+        <w:jc w:val="center"/>
       </w:pPr>
       <w:r>
         <w:rPr>
           <w:noProof/>
         </w:rPr>
         <w:drawing>
-          <wp:inline distT="0" distB="0" distL="0" distR="0" wp14:anchorId="602B2A25" wp14:editId="72FCC540">
-            <wp:extent cx="5669280" cy="3539639"/>
+          <wp:inline distT="0" distB="0" distL="0" distR="0" wp14:anchorId="4A9C8367" wp14:editId="7169EAF8">
+            <wp:extent cx="5852160" cy="3653821"/>
             <wp:effectExtent l="0" t="0" r="0" b="0"/>
             <wp:docPr id="10" name="Picture 10"/>
             <wp:cNvGraphicFramePr>
@@ -2472,7 +4732,7 @@
                   <pic:spPr>
                     <a:xfrm>
                       <a:off x="0" y="0"/>
-                      <a:ext cx="5669280" cy="3539639"/>
+                      <a:ext cx="5852160" cy="3653821"/>
                     </a:xfrm>
                     <a:prstGeom prst="rect">
                       <a:avLst/>
@@ -2487,26 +4747,83 @@
     </w:p>
     <w:p>
       <w:pPr>
-        <w:pStyle w:val="Heading2"/>
+        <w:jc w:val="center"/>
       </w:pPr>
       <w:r>
-        <w:lastRenderedPageBreak/>
-        <w:t>Release automation impact</w:t>
+        <w:rPr>
+          <w:i/>
+          <w:color w:val="64748B"/>
+          <w:sz w:val="18"/>
+        </w:rPr>
+        <w:t>Squad effort estimate Apr–Jul 2026</w:t>
+      </w:r>
+    </w:p>
+    <w:p/>
+    <w:p>
+      <w:r>
+        <w:rPr>
+          <w:b/>
+          <w:color w:val="003241"/>
+          <w:sz w:val="20"/>
+        </w:rPr>
+        <w:t>Key takeaways</w:t>
       </w:r>
     </w:p>
     <w:p>
       <w:pPr>
-        <w:rPr>
-          <w:rFonts w:hint="eastAsia"/>
-        </w:rPr>
+        <w:pStyle w:val="ListBullet"/>
+      </w:pPr>
+      <w:r>
+        <w:t>MSC API 35%</w:t>
+      </w:r>
+    </w:p>
+    <w:p>
+      <w:pPr>
+        <w:pStyle w:val="ListBullet"/>
+      </w:pPr>
+      <w:r>
+        <w:t>V2 UI 20%</w:t>
+      </w:r>
+    </w:p>
+    <w:p>
+      <w:pPr>
+        <w:pStyle w:val="ListBullet"/>
+      </w:pPr>
+      <w:r>
+        <w:t>V3 UP 15%</w:t>
+      </w:r>
+    </w:p>
+    <w:p>
+      <w:pPr>
+        <w:pStyle w:val="ListBullet"/>
+      </w:pPr>
+      <w:r>
+        <w:t>Perf 12%</w:t>
+      </w:r>
+    </w:p>
+    <w:p/>
+    <w:p>
+      <w:pPr>
+        <w:pStyle w:val="Heading2"/>
+      </w:pPr>
+      <w:bookmarkStart w:id="19" w:name="_Toc237247160"/>
+      <w:r>
+        <w:lastRenderedPageBreak/>
+        <w:t>Release Automation Impact</w:t>
+      </w:r>
+      <w:bookmarkEnd w:id="19"/>
+    </w:p>
+    <w:p>
+      <w:pPr>
+        <w:jc w:val="center"/>
       </w:pPr>
       <w:r>
         <w:rPr>
           <w:noProof/>
         </w:rPr>
         <w:drawing>
-          <wp:inline distT="0" distB="0" distL="0" distR="0" wp14:anchorId="66281319" wp14:editId="2A7180D2">
-            <wp:extent cx="5669280" cy="6275870"/>
+          <wp:inline distT="0" distB="0" distL="0" distR="0" wp14:anchorId="07682329" wp14:editId="41198122">
+            <wp:extent cx="5852160" cy="6478317"/>
             <wp:effectExtent l="0" t="0" r="0" b="0"/>
             <wp:docPr id="11" name="Picture 11"/>
             <wp:cNvGraphicFramePr>
@@ -2528,7 +4845,7 @@
                   <pic:spPr>
                     <a:xfrm>
                       <a:off x="0" y="0"/>
-                      <a:ext cx="5669280" cy="6275870"/>
+                      <a:ext cx="5852160" cy="6478317"/>
                     </a:xfrm>
                     <a:prstGeom prst="rect">
                       <a:avLst/>
@@ -2543,40 +4860,122 @@
     </w:p>
     <w:p>
       <w:pPr>
-        <w:pStyle w:val="Heading1"/>
+        <w:jc w:val="center"/>
       </w:pPr>
       <w:r>
-        <w:t>9. Roadmap &amp; Leadership Asks</w:t>
+        <w:rPr>
+          <w:i/>
+          <w:color w:val="64748B"/>
+          <w:sz w:val="18"/>
+        </w:rPr>
+        <w:t>Release validation model</w:t>
+      </w:r>
+    </w:p>
+    <w:p/>
+    <w:p>
+      <w:r>
+        <w:rPr>
+          <w:b/>
+          <w:color w:val="003241"/>
+          <w:sz w:val="20"/>
+        </w:rPr>
+        <w:t>Key takeaways</w:t>
       </w:r>
     </w:p>
     <w:p>
       <w:pPr>
         <w:pStyle w:val="ListBullet"/>
-        <w:rPr>
-          <w:rFonts w:hint="eastAsia"/>
-        </w:rPr>
       </w:pPr>
       <w:r>
-        <w:t>Q3–Q4 priorities:</w:t>
+        <w:t>~80% automated</w:t>
       </w:r>
     </w:p>
     <w:p>
       <w:pPr>
-        <w:pStyle w:val="ListBullet2"/>
-        <w:rPr>
-          <w:rFonts w:hint="eastAsia"/>
-        </w:rPr>
+        <w:pStyle w:val="ListBullet"/>
       </w:pPr>
       <w:r>
-        <w:t>Mobile 2 GitLab nightly scheduling (QA-1405)</w:t>
+        <w:t>17 FTE → 2 FTE equivalent</w:t>
+      </w:r>
+    </w:p>
+    <w:p/>
+    <w:p>
+      <w:pPr>
+        <w:pStyle w:val="Heading1"/>
+      </w:pPr>
+      <w:bookmarkStart w:id="20" w:name="_Toc237247161"/>
+      <w:r>
+        <w:lastRenderedPageBreak/>
+        <w:t>Appendix A — Data Confidence</w:t>
+      </w:r>
+      <w:bookmarkEnd w:id="20"/>
+    </w:p>
+    <w:p>
+      <w:r>
+        <w:t>Monthly chart = new coverage delivered in each month (period velocity). Scorecard = Stage1 nightly inventory snapshot (~12 mo since Q2 2025; excludes smoke/Stage 2/5/integrations).</w:t>
       </w:r>
     </w:p>
     <w:p>
       <w:pPr>
-        <w:pStyle w:val="ListBullet2"/>
-        <w:rPr>
-          <w:rFonts w:hint="eastAsia"/>
-        </w:rPr>
+        <w:pStyle w:val="ListBullet"/>
+      </w:pPr>
+      <w:r>
+        <w:t>592 V2 + 442 V3 = Stage1 nightly snapshots (Aug 4) — built since Q2 2025, not in Apr–Aug alone.</w:t>
+      </w:r>
+    </w:p>
+    <w:p>
+      <w:pPr>
+        <w:pStyle w:val="ListBullet"/>
+      </w:pPr>
+      <w:r>
+        <w:t>Excludes smoke (Stage 2/5), integration suites, and +33 CSR Actions pending wire — more coverage exists.</w:t>
+      </w:r>
+    </w:p>
+    <w:p>
+      <w:pPr>
+        <w:pStyle w:val="ListBullet"/>
+      </w:pPr>
+      <w:r>
+        <w:t>We are NOT claiming 1,212 + 592 + 442 — period delivery vs inventory are different metrics.</w:t>
+      </w:r>
+    </w:p>
+    <w:p>
+      <w:pPr>
+        <w:pStyle w:val="ListBullet"/>
+      </w:pPr>
+      <w:r>
+        <w:t>~1,212 estimated new coverage in Apr–Aug from 225 Jira stories; nightly totals include pre-April foundation.</w:t>
+      </w:r>
+    </w:p>
+    <w:p>
+      <w:pPr>
+        <w:pStyle w:val="ListBullet"/>
+      </w:pPr>
+      <w:r>
+        <w:t>Apr–Aug shows acceleration (MSC API sprint Jun–Jul), not greenfield from zero.</w:t>
+      </w:r>
+    </w:p>
+    <w:p>
+      <w:pPr>
+        <w:pStyle w:val="Heading1"/>
+      </w:pPr>
+      <w:bookmarkStart w:id="21" w:name="_Toc237247162"/>
+      <w:r>
+        <w:t>Appendix B — Roadmap &amp; Leadership Asks</w:t>
+      </w:r>
+      <w:bookmarkEnd w:id="21"/>
+    </w:p>
+    <w:p>
+      <w:pPr>
+        <w:pStyle w:val="ListBullet"/>
+      </w:pPr>
+      <w:r>
+        <w:t>Mobile 2 GitLab nightly (QA-1405)</w:t>
+      </w:r>
+    </w:p>
+    <w:p>
+      <w:pPr>
+        <w:pStyle w:val="ListBullet"/>
       </w:pPr>
       <w:r>
         <w:t>Mobile 1 master suite completion</w:t>
@@ -2584,10 +4983,7 @@
     </w:p>
     <w:p>
       <w:pPr>
-        <w:pStyle w:val="ListBullet2"/>
-        <w:rPr>
-          <w:rFonts w:hint="eastAsia"/>
-        </w:rPr>
+        <w:pStyle w:val="ListBullet"/>
       </w:pPr>
       <w:r>
         <w:t>MSC enrollment API automation</w:t>
@@ -2595,62 +4991,82 @@
     </w:p>
     <w:p>
       <w:pPr>
-        <w:pStyle w:val="ListBullet2"/>
-        <w:rPr>
-          <w:rFonts w:hint="eastAsia"/>
-        </w:rPr>
+        <w:pStyle w:val="ListBullet"/>
       </w:pPr>
       <w:r>
-        <w:t>CSR Actions Jenkins nightly expansion</w:t>
+        <w:t>CSR Actions nightly expansion</w:t>
       </w:r>
     </w:p>
     <w:p>
       <w:pPr>
-        <w:pStyle w:val="ListBullet2"/>
-        <w:rPr>
-          <w:rFonts w:hint="eastAsia"/>
-        </w:rPr>
+        <w:pStyle w:val="ListBullet"/>
       </w:pPr>
       <w:r>
-        <w:t>Automated monthly leadership dashboard</w:t>
+        <w:t>Automated monthly dashboard</w:t>
       </w:r>
     </w:p>
     <w:p>
-      <w:pPr>
-        <w:rPr>
-          <w:rFonts w:hint="eastAsia"/>
-        </w:rPr>
-      </w:pPr>
       <w:r>
-        <w:lastRenderedPageBreak/>
-        <w:t>Leadership asks: (1) involve AM Squad at SDLC start for roadmap visibility, not end-of-sprint emergency; (2) administrative capacity to free technical lead for architecture and AI tooling.</w:t>
+        <w:t>Leadership asks: (1) engage AM Squad at SDLC start for roadmap visibility; (2) administrative capacity to free technical lead for architecture and AI tooling.</w:t>
       </w:r>
     </w:p>
     <w:p>
       <w:pPr>
         <w:pStyle w:val="Heading1"/>
       </w:pPr>
+      <w:bookmarkStart w:id="22" w:name="_Toc237247163"/>
       <w:r>
-        <w:t>10. References &amp; Evidence Sources</w:t>
+        <w:t>Appendix C — References</w:t>
       </w:r>
+      <w:bookmarkEnd w:id="22"/>
     </w:p>
     <w:p>
       <w:pPr>
         <w:pStyle w:val="ListBullet"/>
         <w:rPr>
-          <w:rFonts w:hint="eastAsia"/>
           <w:lang w:val="fr-FR"/>
         </w:rPr>
       </w:pPr>
       <w:r>
         <w:rPr>
           <w:b/>
+          <w:sz w:val="20"/>
           <w:lang w:val="fr-FR"/>
         </w:rPr>
-        <w:t xml:space="preserve">Jira — QA Automation project: </w:t>
+        <w:t xml:space="preserve">Jira — QA Automation </w:t>
+      </w:r>
+      <w:proofErr w:type="spellStart"/>
+      <w:proofErr w:type="gramStart"/>
+      <w:r>
+        <w:rPr>
+          <w:b/>
+          <w:sz w:val="20"/>
+          <w:lang w:val="fr-FR"/>
+        </w:rPr>
+        <w:t>project</w:t>
+      </w:r>
+      <w:proofErr w:type="spellEnd"/>
+      <w:r>
+        <w:rPr>
+          <w:b/>
+          <w:sz w:val="20"/>
+          <w:lang w:val="fr-FR"/>
+        </w:rPr>
+        <w:t>:</w:t>
+      </w:r>
+      <w:proofErr w:type="gramEnd"/>
+      <w:r>
+        <w:rPr>
+          <w:b/>
+          <w:sz w:val="20"/>
+          <w:lang w:val="fr-FR"/>
+        </w:rPr>
+        <w:t xml:space="preserve"> </w:t>
       </w:r>
       <w:r>
         <w:rPr>
+          <w:color w:val="00B388"/>
+          <w:sz w:val="20"/>
           <w:lang w:val="fr-FR"/>
         </w:rPr>
         <w:t>https://ascensuscollegesavings.atlassian.net/jira/software/projects/QA</w:t>
@@ -2659,51 +5075,73 @@
     <w:p>
       <w:pPr>
         <w:pStyle w:val="ListBullet"/>
-        <w:rPr>
-          <w:rFonts w:hint="eastAsia"/>
-        </w:rPr>
       </w:pPr>
       <w:r>
         <w:rPr>
           <w:b/>
+          <w:sz w:val="20"/>
         </w:rPr>
-        <w:t xml:space="preserve">GitLab — api-test-automation: </w:t>
+        <w:t xml:space="preserve">GitLab — </w:t>
+      </w:r>
+      <w:proofErr w:type="spellStart"/>
+      <w:r>
+        <w:rPr>
+          <w:b/>
+          <w:sz w:val="20"/>
+        </w:rPr>
+        <w:t>api</w:t>
+      </w:r>
+      <w:proofErr w:type="spellEnd"/>
+      <w:r>
+        <w:rPr>
+          <w:b/>
+          <w:sz w:val="20"/>
+        </w:rPr>
+        <w:t xml:space="preserve">-test-automation: </w:t>
       </w:r>
       <w:r>
+        <w:rPr>
+          <w:color w:val="00B388"/>
+          <w:sz w:val="20"/>
+        </w:rPr>
         <w:t>https://gitlab.com/ascensus-gs/products/depot/qa-automation/api-test-automation</w:t>
       </w:r>
     </w:p>
     <w:p>
       <w:pPr>
         <w:pStyle w:val="ListBullet"/>
-        <w:rPr>
-          <w:rFonts w:hint="eastAsia"/>
-        </w:rPr>
       </w:pPr>
       <w:r>
         <w:rPr>
           <w:b/>
+          <w:sz w:val="20"/>
         </w:rPr>
         <w:t xml:space="preserve">GitLab — unite-test-automation (V2): </w:t>
       </w:r>
       <w:r>
+        <w:rPr>
+          <w:color w:val="00B388"/>
+          <w:sz w:val="20"/>
+        </w:rPr>
         <w:t>https://gitlab.com/ascensus-gs/products/depot/qa-automation/automation</w:t>
       </w:r>
     </w:p>
     <w:p>
       <w:pPr>
         <w:pStyle w:val="ListBullet"/>
-        <w:rPr>
-          <w:rFonts w:hint="eastAsia"/>
-        </w:rPr>
       </w:pPr>
       <w:r>
         <w:rPr>
           <w:b/>
+          <w:sz w:val="20"/>
         </w:rPr>
         <w:t xml:space="preserve">GitLab — prime-test-automation (V3): </w:t>
       </w:r>
       <w:r>
+        <w:rPr>
+          <w:color w:val="00B388"/>
+          <w:sz w:val="20"/>
+        </w:rPr>
         <w:t>https://gitlab.com/ascensus-gs/products/depot/qa-automation/prime-test-automation</w:t>
       </w:r>
     </w:p>
@@ -2711,19 +5149,51 @@
       <w:pPr>
         <w:pStyle w:val="ListBullet"/>
         <w:rPr>
-          <w:rFonts w:hint="eastAsia"/>
           <w:lang w:val="fr-FR"/>
         </w:rPr>
       </w:pPr>
+      <w:proofErr w:type="spellStart"/>
+      <w:proofErr w:type="gramStart"/>
       <w:r>
         <w:rPr>
           <w:b/>
+          <w:sz w:val="20"/>
           <w:lang w:val="fr-FR"/>
         </w:rPr>
-        <w:t xml:space="preserve">qTest — Automation Unite: </w:t>
+        <w:t>qTest</w:t>
+      </w:r>
+      <w:proofErr w:type="spellEnd"/>
+      <w:proofErr w:type="gramEnd"/>
+      <w:r>
+        <w:rPr>
+          <w:b/>
+          <w:sz w:val="20"/>
+          <w:lang w:val="fr-FR"/>
+        </w:rPr>
+        <w:t xml:space="preserve"> — Automation </w:t>
+      </w:r>
+      <w:proofErr w:type="gramStart"/>
+      <w:r>
+        <w:rPr>
+          <w:b/>
+          <w:sz w:val="20"/>
+          <w:lang w:val="fr-FR"/>
+        </w:rPr>
+        <w:t>Unite:</w:t>
+      </w:r>
+      <w:proofErr w:type="gramEnd"/>
+      <w:r>
+        <w:rPr>
+          <w:b/>
+          <w:sz w:val="20"/>
+          <w:lang w:val="fr-FR"/>
+        </w:rPr>
+        <w:t xml:space="preserve"> </w:t>
       </w:r>
       <w:r>
         <w:rPr>
+          <w:color w:val="00B388"/>
+          <w:sz w:val="20"/>
           <w:lang w:val="fr-FR"/>
         </w:rPr>
         <w:t>https://ascensus.qtestnet.com</w:t>
@@ -2732,36 +5202,37 @@
     <w:p>
       <w:pPr>
         <w:pStyle w:val="ListBullet"/>
-        <w:rPr>
-          <w:rFonts w:hint="eastAsia"/>
-        </w:rPr>
       </w:pPr>
       <w:r>
         <w:rPr>
           <w:b/>
+          <w:sz w:val="20"/>
         </w:rPr>
         <w:t xml:space="preserve">Jenkins — QA performance &amp; nightly regression: </w:t>
       </w:r>
       <w:r>
+        <w:rPr>
+          <w:color w:val="00B388"/>
+          <w:sz w:val="20"/>
+        </w:rPr>
         <w:t>jenkinsqant1 (internal QA Jenkins)</w:t>
       </w:r>
     </w:p>
     <w:p>
-      <w:pPr>
+      <w:r>
         <w:rPr>
-          <w:rFonts w:hint="eastAsia"/>
+          <w:i/>
+          <w:color w:val="64748B"/>
+          <w:sz w:val="18"/>
         </w:rPr>
-      </w:pPr>
-      <w:r>
-        <w:br/>
-        <w:t>Document generated August 06, 2026. Metrics sourced from GitLab MR export, Jira AMSQUAD sprint export, qTest execution export, and Jenkins nightly regression snapshots.</w:t>
+        <w:t>Generated August 10, 2026.</w:t>
       </w:r>
     </w:p>
     <w:sectPr>
       <w:headerReference w:type="default" r:id="rId19"/>
       <w:footerReference w:type="default" r:id="rId20"/>
       <w:pgSz w:w="12240" w:h="15840"/>
-      <w:pgMar w:top="1134" w:right="1417" w:bottom="1247" w:left="1417" w:header="720" w:footer="720" w:gutter="0"/>
+      <w:pgMar w:top="1260" w:right="1247" w:bottom="1020" w:left="1247" w:header="720" w:footer="720" w:gutter="0"/>
       <w:cols w:space="720"/>
       <w:docGrid w:linePitch="360"/>
     </w:sectPr>
@@ -2775,9 +5246,6 @@
     <w:p>
       <w:pPr>
         <w:spacing w:after="0" w:line="240" w:lineRule="auto"/>
-        <w:rPr>
-          <w:rFonts w:hint="eastAsia"/>
-        </w:rPr>
       </w:pPr>
       <w:r>
         <w:separator/>
@@ -2788,9 +5256,6 @@
     <w:p>
       <w:pPr>
         <w:spacing w:after="0" w:line="240" w:lineRule="auto"/>
-        <w:rPr>
-          <w:rFonts w:hint="eastAsia"/>
-        </w:rPr>
       </w:pPr>
       <w:r>
         <w:continuationSeparator/>
@@ -2806,44 +5271,27 @@
     <w:pPr>
       <w:pStyle w:val="Footer"/>
       <w:jc w:val="center"/>
-      <w:rPr>
-        <w:rFonts w:hint="eastAsia"/>
-      </w:rPr>
     </w:pPr>
     <w:r>
       <w:rPr>
-        <w:color w:val="475569"/>
+        <w:color w:val="64748B"/>
         <w:sz w:val="16"/>
       </w:rPr>
       <w:t xml:space="preserve">QA Automation AM </w:t>
     </w:r>
     <w:r>
       <w:rPr>
-        <w:color w:val="475569"/>
+        <w:color w:val="64748B"/>
         <w:sz w:val="16"/>
       </w:rPr>
-      <w:t>Squad · April</w:t>
+      <w:t>Squad · Confidential</w:t>
     </w:r>
     <w:r>
       <w:rPr>
-        <w:color w:val="475569"/>
+        <w:color w:val="64748B"/>
         <w:sz w:val="16"/>
       </w:rPr>
-      <w:t xml:space="preserve"> – August </w:t>
-    </w:r>
-    <w:r>
-      <w:rPr>
-        <w:color w:val="475569"/>
-        <w:sz w:val="16"/>
-      </w:rPr>
-      <w:t>2026 · Page</w:t>
-    </w:r>
-    <w:r>
-      <w:rPr>
-        <w:color w:val="475569"/>
-        <w:sz w:val="16"/>
-      </w:rPr>
-      <w:t xml:space="preserve"> </w:t>
+      <w:t xml:space="preserve"> · Page </w:t>
     </w:r>
     <w:r>
       <w:fldChar w:fldCharType="begin"/>
@@ -2873,9 +5321,6 @@
     <w:p>
       <w:pPr>
         <w:spacing w:after="0" w:line="240" w:lineRule="auto"/>
-        <w:rPr>
-          <w:rFonts w:hint="eastAsia"/>
-        </w:rPr>
       </w:pPr>
       <w:r>
         <w:separator/>
@@ -2886,9 +5331,6 @@
     <w:p>
       <w:pPr>
         <w:spacing w:after="0" w:line="240" w:lineRule="auto"/>
-        <w:rPr>
-          <w:rFonts w:hint="eastAsia"/>
-        </w:rPr>
       </w:pPr>
       <w:r>
         <w:continuationSeparator/>
@@ -2903,30 +5345,27 @@
   <w:p>
     <w:pPr>
       <w:pStyle w:val="Header"/>
-      <w:rPr>
-        <w:rFonts w:hint="eastAsia"/>
-      </w:rPr>
     </w:pPr>
     <w:r>
       <w:rPr>
-        <w:color w:val="475569"/>
+        <w:color w:val="64748B"/>
         <w:sz w:val="16"/>
       </w:rPr>
       <w:t xml:space="preserve">QA Automation — AM Squad Leadership </w:t>
     </w:r>
     <w:r>
       <w:rPr>
-        <w:color w:val="475569"/>
+        <w:color w:val="64748B"/>
         <w:sz w:val="16"/>
       </w:rPr>
-      <w:t>Update | August</w:t>
+      <w:t>Update |</w:t>
     </w:r>
     <w:r>
       <w:rPr>
-        <w:color w:val="475569"/>
+        <w:color w:val="64748B"/>
         <w:sz w:val="16"/>
       </w:rPr>
-      <w:t xml:space="preserve"> 2026</w:t>
+      <w:t xml:space="preserve"> April – August 2026</w:t>
     </w:r>
   </w:p>
 </w:hdr>
@@ -3105,31 +5544,31 @@
       </w:rPr>
     </w:lvl>
   </w:abstractNum>
-  <w:num w:numId="1" w16cid:durableId="1804350113">
+  <w:num w:numId="1" w16cid:durableId="1910378397">
     <w:abstractNumId w:val="8"/>
   </w:num>
-  <w:num w:numId="2" w16cid:durableId="1105807358">
+  <w:num w:numId="2" w16cid:durableId="1427657632">
     <w:abstractNumId w:val="6"/>
   </w:num>
-  <w:num w:numId="3" w16cid:durableId="7298054">
+  <w:num w:numId="3" w16cid:durableId="595985749">
     <w:abstractNumId w:val="5"/>
   </w:num>
-  <w:num w:numId="4" w16cid:durableId="1540506676">
+  <w:num w:numId="4" w16cid:durableId="1414819060">
     <w:abstractNumId w:val="4"/>
   </w:num>
-  <w:num w:numId="5" w16cid:durableId="1107232152">
+  <w:num w:numId="5" w16cid:durableId="200898828">
     <w:abstractNumId w:val="7"/>
   </w:num>
-  <w:num w:numId="6" w16cid:durableId="1716538570">
+  <w:num w:numId="6" w16cid:durableId="516777915">
     <w:abstractNumId w:val="3"/>
   </w:num>
-  <w:num w:numId="7" w16cid:durableId="551697836">
+  <w:num w:numId="7" w16cid:durableId="1726683374">
     <w:abstractNumId w:val="2"/>
   </w:num>
-  <w:num w:numId="8" w16cid:durableId="2059548571">
+  <w:num w:numId="8" w16cid:durableId="143476531">
     <w:abstractNumId w:val="1"/>
   </w:num>
-  <w:num w:numId="9" w16cid:durableId="2002735982">
+  <w:num w:numId="9" w16cid:durableId="162817373">
     <w:abstractNumId w:val="0"/>
   </w:num>
 </w:numbering>
@@ -4456,7 +6895,6 @@
     <w:basedOn w:val="Heading1"/>
     <w:next w:val="Normal"/>
     <w:uiPriority w:val="39"/>
-    <w:semiHidden/>
     <w:unhideWhenUsed/>
     <w:qFormat/>
     <w:rsid w:val="00FC693F"/>
@@ -14517,6 +16955,42 @@
         <w:shd w:val="clear" w:color="auto" w:fill="FBCAA2" w:themeFill="accent6" w:themeFillTint="7F"/>
       </w:tcPr>
     </w:tblStylePr>
+  </w:style>
+  <w:style w:type="paragraph" w:styleId="TOC1">
+    <w:name w:val="toc 1"/>
+    <w:basedOn w:val="Normal"/>
+    <w:next w:val="Normal"/>
+    <w:autoRedefine/>
+    <w:uiPriority w:val="39"/>
+    <w:unhideWhenUsed/>
+    <w:rsid w:val="00BD0324"/>
+    <w:pPr>
+      <w:spacing w:after="100"/>
+    </w:pPr>
+  </w:style>
+  <w:style w:type="paragraph" w:styleId="TOC2">
+    <w:name w:val="toc 2"/>
+    <w:basedOn w:val="Normal"/>
+    <w:next w:val="Normal"/>
+    <w:autoRedefine/>
+    <w:uiPriority w:val="39"/>
+    <w:unhideWhenUsed/>
+    <w:rsid w:val="00BD0324"/>
+    <w:pPr>
+      <w:spacing w:after="100"/>
+      <w:ind w:left="220"/>
+    </w:pPr>
+  </w:style>
+  <w:style w:type="character" w:styleId="Hyperlink">
+    <w:name w:val="Hyperlink"/>
+    <w:basedOn w:val="DefaultParagraphFont"/>
+    <w:uiPriority w:val="99"/>
+    <w:unhideWhenUsed/>
+    <w:rsid w:val="00BD0324"/>
+    <w:rPr>
+      <w:color w:val="0000FF" w:themeColor="hyperlink"/>
+      <w:u w:val="single"/>
+    </w:rPr>
   </w:style>
 </w:styles>
 </file>
